--- a/Aula 06 - 25-09-2026/Aula 6 - Apostila do Aluno.docx
+++ b/Aula 06 - 25-09-2026/Aula 6 - Apostila do Aluno.docx
@@ -4,21 +4,36 @@
   <w:body>
     <w:p>
       <w:r>
+        <w:rPr>
+          <w:b/>
+          <w:color w:val="1F497D"/>
+          <w:sz w:val="40"/>
+        </w:rPr>
         <w:t>APOSTILA DO ALUNO — AULA 6</w:t>
       </w:r>
     </w:p>
     <w:p>
       <w:r>
+        <w:rPr>
+          <w:b/>
+          <w:sz w:val="28"/>
+        </w:rPr>
         <w:t>UML — Diagrama de Classes II: Multiplicidade/Cardinalidade</w:t>
       </w:r>
     </w:p>
     <w:p>
       <w:r>
+        <w:rPr>
+          <w:sz w:val="21"/>
+        </w:rPr>
         <w:t>Curso: Técnico em Desenvolvimento de Sistemas  |  Turma: 103513  |  Disciplina: Modelagem de Sistemas (82h + 04h planejamento)</w:t>
       </w:r>
     </w:p>
     <w:p>
       <w:r>
+        <w:rPr>
+          <w:sz w:val="21"/>
+        </w:rPr>
         <w:t>Data: 25/09/2026 (sexta-feira)  |  Horário: 07:30 às 11:30 (4h)</w:t>
       </w:r>
     </w:p>
@@ -127,12 +142,23 @@
         <w:tc>
           <w:tcPr>
             <w:tcW w:type="dxa" w:w="3324"/>
+            <w:shd w:val="clear" w:color="auto" w:fill="1F497D"/>
           </w:tcPr>
           <w:p>
-            <w:r/>
+            <w:pPr>
+              <w:spacing w:after="40"/>
+            </w:pPr>
             <w:r>
               <w:rPr>
                 <w:b/>
+                <w:color w:val="FFFFFF"/>
+                <w:sz w:val="20"/>
+              </w:rPr>
+            </w:r>
+            <w:r>
+              <w:rPr>
+                <w:b/>
+                <w:color w:val="FFFFFF"/>
                 <w:sz w:val="20"/>
               </w:rPr>
               <w:t>Relacionamento</w:t>
@@ -142,12 +168,23 @@
         <w:tc>
           <w:tcPr>
             <w:tcW w:type="dxa" w:w="3324"/>
+            <w:shd w:val="clear" w:color="auto" w:fill="1F497D"/>
           </w:tcPr>
           <w:p>
-            <w:r/>
+            <w:pPr>
+              <w:spacing w:after="40"/>
+            </w:pPr>
             <w:r>
               <w:rPr>
                 <w:b/>
+                <w:color w:val="FFFFFF"/>
+                <w:sz w:val="20"/>
+              </w:rPr>
+            </w:r>
+            <w:r>
+              <w:rPr>
+                <w:b/>
+                <w:color w:val="FFFFFF"/>
                 <w:sz w:val="20"/>
               </w:rPr>
               <w:t>Significado</w:t>
@@ -157,12 +194,23 @@
         <w:tc>
           <w:tcPr>
             <w:tcW w:type="dxa" w:w="3324"/>
+            <w:shd w:val="clear" w:color="auto" w:fill="1F497D"/>
           </w:tcPr>
           <w:p>
-            <w:r/>
+            <w:pPr>
+              <w:spacing w:after="40"/>
+            </w:pPr>
             <w:r>
               <w:rPr>
                 <w:b/>
+                <w:color w:val="FFFFFF"/>
+                <w:sz w:val="20"/>
+              </w:rPr>
+            </w:r>
+            <w:r>
+              <w:rPr>
+                <w:b/>
+                <w:color w:val="FFFFFF"/>
                 <w:sz w:val="20"/>
               </w:rPr>
               <w:t>Notação</w:t>
@@ -441,12 +489,23 @@
         <w:tc>
           <w:tcPr>
             <w:tcW w:type="dxa" w:w="2493"/>
+            <w:shd w:val="clear" w:color="auto" w:fill="1F497D"/>
           </w:tcPr>
           <w:p>
-            <w:r/>
+            <w:pPr>
+              <w:spacing w:after="40"/>
+            </w:pPr>
             <w:r>
               <w:rPr>
                 <w:b/>
+                <w:color w:val="FFFFFF"/>
+                <w:sz w:val="20"/>
+              </w:rPr>
+            </w:r>
+            <w:r>
+              <w:rPr>
+                <w:b/>
+                <w:color w:val="FFFFFF"/>
                 <w:sz w:val="20"/>
               </w:rPr>
               <w:t>Notação</w:t>
@@ -456,12 +515,23 @@
         <w:tc>
           <w:tcPr>
             <w:tcW w:type="dxa" w:w="2493"/>
+            <w:shd w:val="clear" w:color="auto" w:fill="1F497D"/>
           </w:tcPr>
           <w:p>
-            <w:r/>
+            <w:pPr>
+              <w:spacing w:after="40"/>
+            </w:pPr>
             <w:r>
               <w:rPr>
                 <w:b/>
+                <w:color w:val="FFFFFF"/>
+                <w:sz w:val="20"/>
+              </w:rPr>
+            </w:r>
+            <w:r>
+              <w:rPr>
+                <w:b/>
+                <w:color w:val="FFFFFF"/>
                 <w:sz w:val="20"/>
               </w:rPr>
               <w:t>Significado</w:t>
@@ -471,12 +541,23 @@
         <w:tc>
           <w:tcPr>
             <w:tcW w:type="dxa" w:w="2493"/>
+            <w:shd w:val="clear" w:color="auto" w:fill="1F497D"/>
           </w:tcPr>
           <w:p>
-            <w:r/>
+            <w:pPr>
+              <w:spacing w:after="40"/>
+            </w:pPr>
             <w:r>
               <w:rPr>
                 <w:b/>
+                <w:color w:val="FFFFFF"/>
+                <w:sz w:val="20"/>
+              </w:rPr>
+            </w:r>
+            <w:r>
+              <w:rPr>
+                <w:b/>
+                <w:color w:val="FFFFFF"/>
                 <w:sz w:val="20"/>
               </w:rPr>
               <w:t>Mínimo</w:t>
@@ -486,12 +567,23 @@
         <w:tc>
           <w:tcPr>
             <w:tcW w:type="dxa" w:w="2493"/>
+            <w:shd w:val="clear" w:color="auto" w:fill="1F497D"/>
           </w:tcPr>
           <w:p>
-            <w:r/>
+            <w:pPr>
+              <w:spacing w:after="40"/>
+            </w:pPr>
             <w:r>
               <w:rPr>
                 <w:b/>
+                <w:color w:val="FFFFFF"/>
+                <w:sz w:val="20"/>
+              </w:rPr>
+            </w:r>
+            <w:r>
+              <w:rPr>
+                <w:b/>
+                <w:color w:val="FFFFFF"/>
                 <w:sz w:val="20"/>
               </w:rPr>
               <w:t>Máximo</w:t>
@@ -812,12 +904,23 @@
         <w:tc>
           <w:tcPr>
             <w:tcW w:type="dxa" w:w="4986"/>
+            <w:shd w:val="clear" w:color="auto" w:fill="1F497D"/>
           </w:tcPr>
           <w:p>
-            <w:r/>
+            <w:pPr>
+              <w:spacing w:after="40"/>
+            </w:pPr>
             <w:r>
               <w:rPr>
                 <w:b/>
+                <w:color w:val="FFFFFF"/>
+                <w:sz w:val="20"/>
+              </w:rPr>
+            </w:r>
+            <w:r>
+              <w:rPr>
+                <w:b/>
+                <w:color w:val="FFFFFF"/>
                 <w:sz w:val="20"/>
               </w:rPr>
               <w:t>Têm cardinalidade</w:t>
@@ -827,12 +930,23 @@
         <w:tc>
           <w:tcPr>
             <w:tcW w:type="dxa" w:w="4986"/>
+            <w:shd w:val="clear" w:color="auto" w:fill="1F497D"/>
           </w:tcPr>
           <w:p>
-            <w:r/>
+            <w:pPr>
+              <w:spacing w:after="40"/>
+            </w:pPr>
             <w:r>
               <w:rPr>
                 <w:b/>
+                <w:color w:val="FFFFFF"/>
+                <w:sz w:val="20"/>
+              </w:rPr>
+            </w:r>
+            <w:r>
+              <w:rPr>
+                <w:b/>
+                <w:color w:val="FFFFFF"/>
                 <w:sz w:val="20"/>
               </w:rPr>
               <w:t>Não tem cardinalidade</w:t>
@@ -1099,12 +1213,23 @@
         <w:tc>
           <w:tcPr>
             <w:tcW w:type="dxa" w:w="1994"/>
+            <w:shd w:val="clear" w:color="auto" w:fill="1F497D"/>
           </w:tcPr>
           <w:p>
-            <w:r/>
+            <w:pPr>
+              <w:spacing w:after="40"/>
+            </w:pPr>
             <w:r>
               <w:rPr>
                 <w:b/>
+                <w:color w:val="FFFFFF"/>
+                <w:sz w:val="20"/>
+              </w:rPr>
+            </w:r>
+            <w:r>
+              <w:rPr>
+                <w:b/>
+                <w:color w:val="FFFFFF"/>
                 <w:sz w:val="20"/>
               </w:rPr>
               <w:t>Classe A</w:t>
@@ -1114,12 +1239,23 @@
         <w:tc>
           <w:tcPr>
             <w:tcW w:type="dxa" w:w="1994"/>
+            <w:shd w:val="clear" w:color="auto" w:fill="1F497D"/>
           </w:tcPr>
           <w:p>
-            <w:r/>
+            <w:pPr>
+              <w:spacing w:after="40"/>
+            </w:pPr>
             <w:r>
               <w:rPr>
                 <w:b/>
+                <w:color w:val="FFFFFF"/>
+                <w:sz w:val="20"/>
+              </w:rPr>
+            </w:r>
+            <w:r>
+              <w:rPr>
+                <w:b/>
+                <w:color w:val="FFFFFF"/>
                 <w:sz w:val="20"/>
               </w:rPr>
               <w:t>Card. A</w:t>
@@ -1129,12 +1265,23 @@
         <w:tc>
           <w:tcPr>
             <w:tcW w:type="dxa" w:w="1994"/>
+            <w:shd w:val="clear" w:color="auto" w:fill="1F497D"/>
           </w:tcPr>
           <w:p>
-            <w:r/>
+            <w:pPr>
+              <w:spacing w:after="40"/>
+            </w:pPr>
             <w:r>
               <w:rPr>
                 <w:b/>
+                <w:color w:val="FFFFFF"/>
+                <w:sz w:val="20"/>
+              </w:rPr>
+            </w:r>
+            <w:r>
+              <w:rPr>
+                <w:b/>
+                <w:color w:val="FFFFFF"/>
                 <w:sz w:val="20"/>
               </w:rPr>
               <w:t>Relacionamento</w:t>
@@ -1144,12 +1291,23 @@
         <w:tc>
           <w:tcPr>
             <w:tcW w:type="dxa" w:w="1994"/>
+            <w:shd w:val="clear" w:color="auto" w:fill="1F497D"/>
           </w:tcPr>
           <w:p>
-            <w:r/>
+            <w:pPr>
+              <w:spacing w:after="40"/>
+            </w:pPr>
             <w:r>
               <w:rPr>
                 <w:b/>
+                <w:color w:val="FFFFFF"/>
+                <w:sz w:val="20"/>
+              </w:rPr>
+            </w:r>
+            <w:r>
+              <w:rPr>
+                <w:b/>
+                <w:color w:val="FFFFFF"/>
                 <w:sz w:val="20"/>
               </w:rPr>
               <w:t>Card. B</w:t>
@@ -1159,12 +1317,23 @@
         <w:tc>
           <w:tcPr>
             <w:tcW w:type="dxa" w:w="1994"/>
+            <w:shd w:val="clear" w:color="auto" w:fill="1F497D"/>
           </w:tcPr>
           <w:p>
-            <w:r/>
+            <w:pPr>
+              <w:spacing w:after="40"/>
+            </w:pPr>
             <w:r>
               <w:rPr>
                 <w:b/>
+                <w:color w:val="FFFFFF"/>
+                <w:sz w:val="20"/>
+              </w:rPr>
+            </w:r>
+            <w:r>
+              <w:rPr>
+                <w:b/>
+                <w:color w:val="FFFFFF"/>
                 <w:sz w:val="20"/>
               </w:rPr>
               <w:t>Classe B</w:t>
@@ -1735,12 +1904,23 @@
         <w:tc>
           <w:tcPr>
             <w:tcW w:type="dxa" w:w="1994"/>
+            <w:shd w:val="clear" w:color="auto" w:fill="1F497D"/>
           </w:tcPr>
           <w:p>
-            <w:r/>
+            <w:pPr>
+              <w:spacing w:after="40"/>
+            </w:pPr>
             <w:r>
               <w:rPr>
                 <w:b/>
+                <w:color w:val="FFFFFF"/>
+                <w:sz w:val="20"/>
+              </w:rPr>
+            </w:r>
+            <w:r>
+              <w:rPr>
+                <w:b/>
+                <w:color w:val="FFFFFF"/>
                 <w:sz w:val="20"/>
               </w:rPr>
               <w:t>Classe A</w:t>
@@ -1750,12 +1930,23 @@
         <w:tc>
           <w:tcPr>
             <w:tcW w:type="dxa" w:w="1994"/>
+            <w:shd w:val="clear" w:color="auto" w:fill="1F497D"/>
           </w:tcPr>
           <w:p>
-            <w:r/>
+            <w:pPr>
+              <w:spacing w:after="40"/>
+            </w:pPr>
             <w:r>
               <w:rPr>
                 <w:b/>
+                <w:color w:val="FFFFFF"/>
+                <w:sz w:val="20"/>
+              </w:rPr>
+            </w:r>
+            <w:r>
+              <w:rPr>
+                <w:b/>
+                <w:color w:val="FFFFFF"/>
                 <w:sz w:val="20"/>
               </w:rPr>
               <w:t>Card. A</w:t>
@@ -1765,12 +1956,23 @@
         <w:tc>
           <w:tcPr>
             <w:tcW w:type="dxa" w:w="1994"/>
+            <w:shd w:val="clear" w:color="auto" w:fill="1F497D"/>
           </w:tcPr>
           <w:p>
-            <w:r/>
+            <w:pPr>
+              <w:spacing w:after="40"/>
+            </w:pPr>
             <w:r>
               <w:rPr>
                 <w:b/>
+                <w:color w:val="FFFFFF"/>
+                <w:sz w:val="20"/>
+              </w:rPr>
+            </w:r>
+            <w:r>
+              <w:rPr>
+                <w:b/>
+                <w:color w:val="FFFFFF"/>
                 <w:sz w:val="20"/>
               </w:rPr>
               <w:t>Relacionamento</w:t>
@@ -1780,12 +1982,23 @@
         <w:tc>
           <w:tcPr>
             <w:tcW w:type="dxa" w:w="1994"/>
+            <w:shd w:val="clear" w:color="auto" w:fill="1F497D"/>
           </w:tcPr>
           <w:p>
-            <w:r/>
+            <w:pPr>
+              <w:spacing w:after="40"/>
+            </w:pPr>
             <w:r>
               <w:rPr>
                 <w:b/>
+                <w:color w:val="FFFFFF"/>
+                <w:sz w:val="20"/>
+              </w:rPr>
+            </w:r>
+            <w:r>
+              <w:rPr>
+                <w:b/>
+                <w:color w:val="FFFFFF"/>
                 <w:sz w:val="20"/>
               </w:rPr>
               <w:t>Card. B</w:t>
@@ -1795,12 +2008,23 @@
         <w:tc>
           <w:tcPr>
             <w:tcW w:type="dxa" w:w="1994"/>
+            <w:shd w:val="clear" w:color="auto" w:fill="1F497D"/>
           </w:tcPr>
           <w:p>
-            <w:r/>
+            <w:pPr>
+              <w:spacing w:after="40"/>
+            </w:pPr>
             <w:r>
               <w:rPr>
                 <w:b/>
+                <w:color w:val="FFFFFF"/>
+                <w:sz w:val="20"/>
+              </w:rPr>
+            </w:r>
+            <w:r>
+              <w:rPr>
+                <w:b/>
+                <w:color w:val="FFFFFF"/>
                 <w:sz w:val="20"/>
               </w:rPr>
               <w:t>Classe B</w:t>
@@ -2420,12 +2644,23 @@
         <w:tc>
           <w:tcPr>
             <w:tcW w:type="dxa" w:w="1994"/>
+            <w:shd w:val="clear" w:color="auto" w:fill="1F497D"/>
           </w:tcPr>
           <w:p>
-            <w:r/>
+            <w:pPr>
+              <w:spacing w:after="40"/>
+            </w:pPr>
             <w:r>
               <w:rPr>
                 <w:b/>
+                <w:color w:val="FFFFFF"/>
+                <w:sz w:val="20"/>
+              </w:rPr>
+            </w:r>
+            <w:r>
+              <w:rPr>
+                <w:b/>
+                <w:color w:val="FFFFFF"/>
                 <w:sz w:val="20"/>
               </w:rPr>
               <w:t>Classe A</w:t>
@@ -2435,12 +2670,23 @@
         <w:tc>
           <w:tcPr>
             <w:tcW w:type="dxa" w:w="1994"/>
+            <w:shd w:val="clear" w:color="auto" w:fill="1F497D"/>
           </w:tcPr>
           <w:p>
-            <w:r/>
+            <w:pPr>
+              <w:spacing w:after="40"/>
+            </w:pPr>
             <w:r>
               <w:rPr>
                 <w:b/>
+                <w:color w:val="FFFFFF"/>
+                <w:sz w:val="20"/>
+              </w:rPr>
+            </w:r>
+            <w:r>
+              <w:rPr>
+                <w:b/>
+                <w:color w:val="FFFFFF"/>
                 <w:sz w:val="20"/>
               </w:rPr>
               <w:t>Card. A</w:t>
@@ -2450,12 +2696,23 @@
         <w:tc>
           <w:tcPr>
             <w:tcW w:type="dxa" w:w="1994"/>
+            <w:shd w:val="clear" w:color="auto" w:fill="1F497D"/>
           </w:tcPr>
           <w:p>
-            <w:r/>
+            <w:pPr>
+              <w:spacing w:after="40"/>
+            </w:pPr>
             <w:r>
               <w:rPr>
                 <w:b/>
+                <w:color w:val="FFFFFF"/>
+                <w:sz w:val="20"/>
+              </w:rPr>
+            </w:r>
+            <w:r>
+              <w:rPr>
+                <w:b/>
+                <w:color w:val="FFFFFF"/>
                 <w:sz w:val="20"/>
               </w:rPr>
               <w:t>Relacionamento</w:t>
@@ -2465,12 +2722,23 @@
         <w:tc>
           <w:tcPr>
             <w:tcW w:type="dxa" w:w="1994"/>
+            <w:shd w:val="clear" w:color="auto" w:fill="1F497D"/>
           </w:tcPr>
           <w:p>
-            <w:r/>
+            <w:pPr>
+              <w:spacing w:after="40"/>
+            </w:pPr>
             <w:r>
               <w:rPr>
                 <w:b/>
+                <w:color w:val="FFFFFF"/>
+                <w:sz w:val="20"/>
+              </w:rPr>
+            </w:r>
+            <w:r>
+              <w:rPr>
+                <w:b/>
+                <w:color w:val="FFFFFF"/>
                 <w:sz w:val="20"/>
               </w:rPr>
               <w:t>Card. B</w:t>
@@ -2480,12 +2748,23 @@
         <w:tc>
           <w:tcPr>
             <w:tcW w:type="dxa" w:w="1994"/>
+            <w:shd w:val="clear" w:color="auto" w:fill="1F497D"/>
           </w:tcPr>
           <w:p>
-            <w:r/>
+            <w:pPr>
+              <w:spacing w:after="40"/>
+            </w:pPr>
             <w:r>
               <w:rPr>
                 <w:b/>
+                <w:color w:val="FFFFFF"/>
+                <w:sz w:val="20"/>
+              </w:rPr>
+            </w:r>
+            <w:r>
+              <w:rPr>
+                <w:b/>
+                <w:color w:val="FFFFFF"/>
                 <w:sz w:val="20"/>
               </w:rPr>
               <w:t>Classe B</w:t>
@@ -3035,12 +3314,23 @@
         <w:tc>
           <w:tcPr>
             <w:tcW w:type="dxa" w:w="1994"/>
+            <w:shd w:val="clear" w:color="auto" w:fill="1F497D"/>
           </w:tcPr>
           <w:p>
-            <w:r/>
+            <w:pPr>
+              <w:spacing w:after="40"/>
+            </w:pPr>
             <w:r>
               <w:rPr>
                 <w:b/>
+                <w:color w:val="FFFFFF"/>
+                <w:sz w:val="20"/>
+              </w:rPr>
+            </w:r>
+            <w:r>
+              <w:rPr>
+                <w:b/>
+                <w:color w:val="FFFFFF"/>
                 <w:sz w:val="20"/>
               </w:rPr>
               <w:t>Classe A</w:t>
@@ -3050,12 +3340,23 @@
         <w:tc>
           <w:tcPr>
             <w:tcW w:type="dxa" w:w="1994"/>
+            <w:shd w:val="clear" w:color="auto" w:fill="1F497D"/>
           </w:tcPr>
           <w:p>
-            <w:r/>
+            <w:pPr>
+              <w:spacing w:after="40"/>
+            </w:pPr>
             <w:r>
               <w:rPr>
                 <w:b/>
+                <w:color w:val="FFFFFF"/>
+                <w:sz w:val="20"/>
+              </w:rPr>
+            </w:r>
+            <w:r>
+              <w:rPr>
+                <w:b/>
+                <w:color w:val="FFFFFF"/>
                 <w:sz w:val="20"/>
               </w:rPr>
               <w:t>Card. A</w:t>
@@ -3065,12 +3366,23 @@
         <w:tc>
           <w:tcPr>
             <w:tcW w:type="dxa" w:w="1994"/>
+            <w:shd w:val="clear" w:color="auto" w:fill="1F497D"/>
           </w:tcPr>
           <w:p>
-            <w:r/>
+            <w:pPr>
+              <w:spacing w:after="40"/>
+            </w:pPr>
             <w:r>
               <w:rPr>
                 <w:b/>
+                <w:color w:val="FFFFFF"/>
+                <w:sz w:val="20"/>
+              </w:rPr>
+            </w:r>
+            <w:r>
+              <w:rPr>
+                <w:b/>
+                <w:color w:val="FFFFFF"/>
                 <w:sz w:val="20"/>
               </w:rPr>
               <w:t>Relacionamento</w:t>
@@ -3080,12 +3392,23 @@
         <w:tc>
           <w:tcPr>
             <w:tcW w:type="dxa" w:w="1994"/>
+            <w:shd w:val="clear" w:color="auto" w:fill="1F497D"/>
           </w:tcPr>
           <w:p>
-            <w:r/>
+            <w:pPr>
+              <w:spacing w:after="40"/>
+            </w:pPr>
             <w:r>
               <w:rPr>
                 <w:b/>
+                <w:color w:val="FFFFFF"/>
+                <w:sz w:val="20"/>
+              </w:rPr>
+            </w:r>
+            <w:r>
+              <w:rPr>
+                <w:b/>
+                <w:color w:val="FFFFFF"/>
                 <w:sz w:val="20"/>
               </w:rPr>
               <w:t>Card. B</w:t>
@@ -3095,12 +3418,23 @@
         <w:tc>
           <w:tcPr>
             <w:tcW w:type="dxa" w:w="1994"/>
+            <w:shd w:val="clear" w:color="auto" w:fill="1F497D"/>
           </w:tcPr>
           <w:p>
-            <w:r/>
+            <w:pPr>
+              <w:spacing w:after="40"/>
+            </w:pPr>
             <w:r>
               <w:rPr>
                 <w:b/>
+                <w:color w:val="FFFFFF"/>
+                <w:sz w:val="20"/>
+              </w:rPr>
+            </w:r>
+            <w:r>
+              <w:rPr>
+                <w:b/>
+                <w:color w:val="FFFFFF"/>
                 <w:sz w:val="20"/>
               </w:rPr>
               <w:t>Classe B</w:t>
@@ -3632,12 +3966,23 @@
         <w:tc>
           <w:tcPr>
             <w:tcW w:type="dxa" w:w="4986"/>
+            <w:shd w:val="clear" w:color="auto" w:fill="1F497D"/>
           </w:tcPr>
           <w:p>
-            <w:r/>
+            <w:pPr>
+              <w:spacing w:after="40"/>
+            </w:pPr>
             <w:r>
               <w:rPr>
                 <w:b/>
+                <w:color w:val="FFFFFF"/>
+                <w:sz w:val="20"/>
+              </w:rPr>
+            </w:r>
+            <w:r>
+              <w:rPr>
+                <w:b/>
+                <w:color w:val="FFFFFF"/>
                 <w:sz w:val="20"/>
               </w:rPr>
               <w:t>Termo</w:t>
@@ -3647,12 +3992,23 @@
         <w:tc>
           <w:tcPr>
             <w:tcW w:type="dxa" w:w="4986"/>
+            <w:shd w:val="clear" w:color="auto" w:fill="1F497D"/>
           </w:tcPr>
           <w:p>
-            <w:r/>
+            <w:pPr>
+              <w:spacing w:after="40"/>
+            </w:pPr>
             <w:r>
               <w:rPr>
                 <w:b/>
+                <w:color w:val="FFFFFF"/>
+                <w:sz w:val="20"/>
+              </w:rPr>
+            </w:r>
+            <w:r>
+              <w:rPr>
+                <w:b/>
+                <w:color w:val="FFFFFF"/>
                 <w:sz w:val="20"/>
               </w:rPr>
               <w:t>Significado</w:t>

--- a/Aula 06 - 25-09-2026/Aula 6 - Apostila do Aluno.docx
+++ b/Aula 06 - 25-09-2026/Aula 6 - Apostila do Aluno.docx
@@ -884,6 +884,360 @@
     </w:p>
     <w:p>
       <w:pPr>
+        <w:pStyle w:val="Heading2"/>
+      </w:pPr>
+      <w:r>
+        <w:t xml:space="preserve">1.7 Das palavras do texto à cardinalidade</w:t>
+      </w:r>
+    </w:p>
+    <w:p>
+      <w:r>
+        <w:t xml:space="preserve">Na prática, a cardinalidade quase nunca aparece pronta no enunciado: ela está escondida nas palavras que o cliente usa para descrever o negócio. Aprender a “traduzir” essas palavras é o que permite resolver as atividades de hoje sem chutar. A tabela abaixo reúne as expressões mais comuns e o que cada uma costuma significar no diagrama.</w:t>
+      </w:r>
+    </w:p>
+    <w:tbl>
+      <w:tblPr>
+        <w:tblStyle w:val="TableGrid"/>
+        <w:tblW w:type="auto" w:w="0"/>
+        <w:tblLook w:firstColumn="1" w:firstRow="1" w:lastColumn="0" w:lastRow="0" w:noHBand="0" w:noVBand="1" w:val="04A0"/>
+      </w:tblPr>
+      <w:tblGrid>
+        <w:gridCol w:w="3324"/>
+        <w:gridCol w:w="3324"/>
+        <w:gridCol w:w="3324"/>
+      </w:tblGrid>
+      <w:tr>
+        <w:tc>
+          <w:tcPr>
+            <w:tcW w:type="dxa" w:w="3324"/>
+            <w:shd w:val="clear" w:color="auto" w:fill="1F497D"/>
+          </w:tcPr>
+          <w:p>
+            <w:pPr>
+              <w:spacing w:after="40"/>
+            </w:pPr>
+            <w:r>
+              <w:rPr>
+                <w:b/>
+                <w:color w:val="FFFFFF"/>
+                <w:sz w:val="20"/>
+              </w:rPr>
+              <w:t>Expressão no texto</w:t>
+            </w:r>
+          </w:p>
+        </w:tc>
+        <w:tc>
+          <w:tcPr>
+            <w:tcW w:type="dxa" w:w="3324"/>
+            <w:shd w:val="clear" w:color="auto" w:fill="1F497D"/>
+          </w:tcPr>
+          <w:p>
+            <w:pPr>
+              <w:spacing w:after="40"/>
+            </w:pPr>
+            <w:r>
+              <w:rPr>
+                <w:b/>
+                <w:color w:val="FFFFFF"/>
+                <w:sz w:val="20"/>
+              </w:rPr>
+              <w:t>Cardinalidade</w:t>
+            </w:r>
+          </w:p>
+        </w:tc>
+        <w:tc>
+          <w:tcPr>
+            <w:tcW w:type="dxa" w:w="3324"/>
+            <w:shd w:val="clear" w:color="auto" w:fill="1F497D"/>
+          </w:tcPr>
+          <w:p>
+            <w:pPr>
+              <w:spacing w:after="40"/>
+            </w:pPr>
+            <w:r>
+              <w:rPr>
+                <w:b/>
+                <w:color w:val="FFFFFF"/>
+                <w:sz w:val="20"/>
+              </w:rPr>
+              <w:t>Exemplo</w:t>
+            </w:r>
+          </w:p>
+        </w:tc>
+      </w:tr>
+      <w:tr>
+        <w:tc>
+          <w:tcPr>
+            <w:tcW w:type="dxa" w:w="3324"/>
+          </w:tcPr>
+          <w:p>
+            <w:r>
+              <w:rPr>
+                <w:sz w:val="20"/>
+              </w:rPr>
+              <w:t>“cada ... pertence a um”, “é de um único”</w:t>
+            </w:r>
+          </w:p>
+        </w:tc>
+        <w:tc>
+          <w:tcPr>
+            <w:tcW w:type="dxa" w:w="3324"/>
+          </w:tcPr>
+          <w:p>
+            <w:r>
+              <w:rPr>
+                <w:sz w:val="20"/>
+              </w:rPr>
+              <w:t>1</w:t>
+            </w:r>
+          </w:p>
+        </w:tc>
+        <w:tc>
+          <w:tcPr>
+            <w:tcW w:type="dxa" w:w="3324"/>
+          </w:tcPr>
+          <w:p>
+            <w:r>
+              <w:rPr>
+                <w:sz w:val="20"/>
+              </w:rPr>
+              <w:t>Cada Pedido pertence a um Cliente → 1 do lado do Cliente</w:t>
+            </w:r>
+          </w:p>
+        </w:tc>
+      </w:tr>
+      <w:tr>
+        <w:tc>
+          <w:tcPr>
+            <w:tcW w:type="dxa" w:w="3324"/>
+          </w:tcPr>
+          <w:p>
+            <w:r>
+              <w:rPr>
+                <w:sz w:val="20"/>
+              </w:rPr>
+              <w:t>“pode ter um”, “às vezes tem”, “opcional”</w:t>
+            </w:r>
+          </w:p>
+        </w:tc>
+        <w:tc>
+          <w:tcPr>
+            <w:tcW w:type="dxa" w:w="3324"/>
+          </w:tcPr>
+          <w:p>
+            <w:r>
+              <w:rPr>
+                <w:sz w:val="20"/>
+              </w:rPr>
+              <w:t>0..1</w:t>
+            </w:r>
+          </w:p>
+        </w:tc>
+        <w:tc>
+          <w:tcPr>
+            <w:tcW w:type="dxa" w:w="3324"/>
+          </w:tcPr>
+          <w:p>
+            <w:r>
+              <w:rPr>
+                <w:sz w:val="20"/>
+              </w:rPr>
+              <w:t>O pedido pode ter uma entrega → 0..1 do lado da Entrega</w:t>
+            </w:r>
+          </w:p>
+        </w:tc>
+      </w:tr>
+      <w:tr>
+        <w:tc>
+          <w:tcPr>
+            <w:tcW w:type="dxa" w:w="3324"/>
+          </w:tcPr>
+          <w:p>
+            <w:r>
+              <w:rPr>
+                <w:sz w:val="20"/>
+              </w:rPr>
+              <w:t>“pode ter vários”, “nenhum ou muitos”</w:t>
+            </w:r>
+          </w:p>
+        </w:tc>
+        <w:tc>
+          <w:tcPr>
+            <w:tcW w:type="dxa" w:w="3324"/>
+          </w:tcPr>
+          <w:p>
+            <w:r>
+              <w:rPr>
+                <w:sz w:val="20"/>
+              </w:rPr>
+              <w:t>0..* (ou *)</w:t>
+            </w:r>
+          </w:p>
+        </w:tc>
+        <w:tc>
+          <w:tcPr>
+            <w:tcW w:type="dxa" w:w="3324"/>
+          </w:tcPr>
+          <w:p>
+            <w:r>
+              <w:rPr>
+                <w:sz w:val="20"/>
+              </w:rPr>
+              <w:t>Um cliente pode fazer vários pedidos → * do lado do Pedido</w:t>
+            </w:r>
+          </w:p>
+        </w:tc>
+      </w:tr>
+      <w:tr>
+        <w:tc>
+          <w:tcPr>
+            <w:tcW w:type="dxa" w:w="3324"/>
+          </w:tcPr>
+          <w:p>
+            <w:r>
+              <w:rPr>
+                <w:sz w:val="20"/>
+              </w:rPr>
+              <w:t>“pelo menos um”, “um ou mais”, “obrigatório ter”</w:t>
+            </w:r>
+          </w:p>
+        </w:tc>
+        <w:tc>
+          <w:tcPr>
+            <w:tcW w:type="dxa" w:w="3324"/>
+          </w:tcPr>
+          <w:p>
+            <w:r>
+              <w:rPr>
+                <w:sz w:val="20"/>
+              </w:rPr>
+              <w:t>1..*</w:t>
+            </w:r>
+          </w:p>
+        </w:tc>
+        <w:tc>
+          <w:tcPr>
+            <w:tcW w:type="dxa" w:w="3324"/>
+          </w:tcPr>
+          <w:p>
+            <w:r>
+              <w:rPr>
+                <w:sz w:val="20"/>
+              </w:rPr>
+              <w:t>Toda turma tem pelo menos um aluno → 1..* do lado do Aluno</w:t>
+            </w:r>
+          </w:p>
+        </w:tc>
+      </w:tr>
+      <w:tr>
+        <w:tc>
+          <w:tcPr>
+            <w:tcW w:type="dxa" w:w="3324"/>
+          </w:tcPr>
+          <w:p>
+            <w:r>
+              <w:rPr>
+                <w:sz w:val="20"/>
+              </w:rPr>
+              <w:t>“no máximo N”, “até N”</w:t>
+            </w:r>
+          </w:p>
+        </w:tc>
+        <w:tc>
+          <w:tcPr>
+            <w:tcW w:type="dxa" w:w="3324"/>
+          </w:tcPr>
+          <w:p>
+            <w:r>
+              <w:rPr>
+                <w:sz w:val="20"/>
+              </w:rPr>
+              <w:t>0..N</w:t>
+            </w:r>
+          </w:p>
+        </w:tc>
+        <w:tc>
+          <w:tcPr>
+            <w:tcW w:type="dxa" w:w="3324"/>
+          </w:tcPr>
+          <w:p>
+            <w:r>
+              <w:rPr>
+                <w:sz w:val="20"/>
+              </w:rPr>
+              <w:t>Até 3 livros emprestados → 0..3 do lado do Emprestimo</w:t>
+            </w:r>
+          </w:p>
+        </w:tc>
+      </w:tr>
+    </w:tbl>
+    <w:p/>
+    <w:p>
+      <w:r>
+        <w:t xml:space="preserve">Cuidado com a palavra “vários”: ela quase sempre indica o máximo (muitos), mas não diz nada sobre o mínimo. Antes de escrever “1..*”, procurem no texto se a relação é realmente obrigatória; se não houver nenhuma regra dizendo isso, o mais seguro é “0..*”.</w:t>
+      </w:r>
+    </w:p>
+    <w:p>
+      <w:pPr>
+        <w:pStyle w:val="Heading2"/>
+      </w:pPr>
+      <w:r>
+        <w:t xml:space="preserve">1.8 Passo a passo para descobrir a cardinalidade</w:t>
+      </w:r>
+    </w:p>
+    <w:p>
+      <w:r>
+        <w:t xml:space="preserve">Para cada relacionamento do diagrama, façam sempre as mesmas quatro perguntas, uma ponta de cada vez:</w:t>
+      </w:r>
+    </w:p>
+    <w:p>
+      <w:r>
+        <w:t xml:space="preserve">1.  Escolham uma ponta e leiam a frase-modelo: “um objeto da classe A se relaciona com quantos objetos da classe B?” A resposta é escrita perto de B.</w:t>
+      </w:r>
+    </w:p>
+    <w:p>
+      <w:r>
+        <w:t xml:space="preserve">2.  Qual o MÍNIMO? Pode ser zero (a relação é opcional ou pode ainda não existir) ou precisa ser pelo menos um (a relação é obrigatória desde a criação do objeto)?</w:t>
+      </w:r>
+    </w:p>
+    <w:p>
+      <w:r>
+        <w:t xml:space="preserve">3.  Qual o MÁXIMO? Só um, um número concreto vindo de uma regra de negócio, ou sem limite (*)?</w:t>
+      </w:r>
+    </w:p>
+    <w:p>
+      <w:r>
+        <w:t xml:space="preserve">4.  Repitam as perguntas 1 a 3 no sentido contrário (de B para A) e escrevam a resposta perto de A. Por fim, confiram se alguma regra de negócio do cenário justifica cada número.</w:t>
+      </w:r>
+    </w:p>
+    <w:p>
+      <w:r>
+        <w:t xml:space="preserve">Exemplo resolvido (cinema “Tela Azul”): “Cada sessão acontece em uma sala. Uma sala recebe várias sessões por dia, mas pode ficar fechada para manutenção. Cada ingresso é de uma única sessão, e uma sessão pode vender até 120 ingressos, que é a capacidade da sala.”</w:t>
+      </w:r>
+    </w:p>
+    <w:p>
+      <w:pPr>
+        <w:pStyle w:val="ListBullet"/>
+      </w:pPr>
+      <w:r>
+        <w:t xml:space="preserve">Sala —— Sessao: uma Sessao acontece em quantas Salas? Exatamente 1 (“cada sessão acontece em uma sala”). Uma Sala recebe quantas Sessoes? De zero (fechada para manutenção) a muitas (“várias”). Resultado: Sala 1 —— 0..* Sessao.</w:t>
+      </w:r>
+    </w:p>
+    <w:p>
+      <w:pPr>
+        <w:pStyle w:val="ListBullet"/>
+      </w:pPr>
+      <w:r>
+        <w:t xml:space="preserve">Sessao —— Ingresso: um Ingresso é de quantas Sessoes? Exatamente 1 (“de uma única sessão”). Uma Sessao vende quantos Ingressos? De zero (ninguém comprou ainda) até 120 (regra da capacidade). Resultado: Sessao 1 —— 0..120 Ingresso.</w:t>
+      </w:r>
+    </w:p>
+    <w:p>
+      <w:r>
+        <w:t xml:space="preserve">Reparem que o número 120 não foi inventado: ele saiu de uma regra do texto, exatamente como o “0..3” da Biblioteca. E reparem também que nenhum mínimo foi “1..*” — nada no texto obriga uma sala a ter sessão ou uma sessão a ter ingresso vendido.</w:t>
+      </w:r>
+    </w:p>
+    <w:p>
+      <w:pPr>
         <w:pStyle w:val="Heading1"/>
       </w:pPr>
       <w:r>
@@ -1012,7 +1366,7 @@
         <w:pStyle w:val="ListBullet"/>
       </w:pPr>
       <w:r>
-        <w:t>Agregação: todo-parte fraca; a parte pode existir sem o todo, então o lado do todo costuma aceitar 0. Ex.: Estante 1 —— 0..* Livro.</w:t>
+        <w:t>Agregação: todo-parte fraca; a parte pode existir sem o todo, então o lado do todo costuma aceitar 0. Ex.: Estante 0..1 —— 0..* Livro.</w:t>
       </w:r>
     </w:p>
     <w:p>
@@ -1137,7 +1491,7 @@
         <w:pStyle w:val="ListBullet"/>
       </w:pPr>
       <w:r>
-        <w:t>Estante 1 —— 0..* Livro (agregação)</w:t>
+        <w:t>Estante 0..1 —— 0..* Livro (agregação)</w:t>
       </w:r>
     </w:p>
     <w:p>
@@ -2196,12 +2550,11 @@
             <w:tcW w:type="dxa" w:w="1994"/>
           </w:tcPr>
           <w:p>
-            <w:r/>
             <w:r>
               <w:rPr>
                 <w:sz w:val="20"/>
               </w:rPr>
-              <w:t>1</w:t>
+              <w:t>0..1</w:t>
             </w:r>
           </w:p>
         </w:tc>
@@ -2358,7 +2711,7 @@
     </w:p>
     <w:p>
       <w:r>
-        <w:t>Estante 1 —— 0..* Livro. Do lado da Estante, “1”: cada Livro (quando está guardado) pertence a exatamente uma Estante. Do lado do Livro, “0..*”: uma Estante pode reunir zero ou muitos Livros (pode até estar vazia). É agregação (losango vazado): mesmo sem estante nenhuma, o Livro continua existindo, e a cardinalidade “0..*” do lado do Livro é compatível com essa independência. Compare com a composição Pedido-ItemPedido, onde o lado do todo é sempre “1”, nunca “0..1”.</w:t>
+        <w:t>Estante 0..1 —— 0..* Livro. Do lado da Estante, “0..1”: cada Livro está em no máximo uma Estante — e pode não estar em nenhuma (emprestado, em restauração ou recém-chegado à biblioteca). Do lado do Livro, “0..*”: uma Estante pode reunir zero ou muitos Livros (pode até estar vazia). É agregação (losango vazado): mesmo sem estante nenhuma, o Livro continua existindo — e é justamente o “0” do lado da Estante que registra essa independência no diagrama. Compare com a composição Pedido-ItemPedido, onde o lado do todo é sempre “1”, nunca “0..1”: um ItemPedido não existe fora de um Pedido.</w:t>
       </w:r>
     </w:p>
     <w:p>
@@ -2440,7 +2793,7 @@
     </w:p>
     <w:p>
       <w:r>
-        <w:t>3.  Estante 1 —— ___ Livro</w:t>
+        <w:t>3.  Estante 0..1 —— ___ Livro</w:t>
       </w:r>
     </w:p>
     <w:p>
@@ -3920,7 +4273,7 @@
     </w:p>
     <w:p>
       <w:r>
-        <w:t>3.  Estante 1 —— 1 Livro</w:t>
+        <w:t>3.  Estante 0..1 —— 1 Livro</w:t>
       </w:r>
     </w:p>
     <w:p>
@@ -4273,7 +4626,7 @@
     </w:p>
     <w:p>
       <w:r>
-        <w:t>8.  Na Biblioteca, por que “Estante 1 —— 0..* Livro” é agregação, e o que a cardinalidade tem a ver com isso?</w:t>
+        <w:t>8.  Na Biblioteca, por que “Estante 0..1 —— 0..* Livro” é agregação, e o que a cardinalidade tem a ver com isso?</w:t>
       </w:r>
     </w:p>
     <w:p>

--- a/Aula 06 - 25-09-2026/Aula 6 - Apostila do Aluno.docx
+++ b/Aula 06 - 25-09-2026/Aula 6 - Apostila do Aluno.docx
@@ -58,15 +58,7 @@
         <w:pStyle w:val="ListBullet"/>
       </w:pPr>
       <w:r>
-        <w:t>Definir multiplicidade (cardinalidade) e reconhecer as 4 notações principais: 1, 0..1, 0..* (ou *) e 1..*.</w:t>
-      </w:r>
-    </w:p>
-    <w:p>
-      <w:pPr>
-        <w:pStyle w:val="ListBullet"/>
-      </w:pPr>
-      <w:r>
-        <w:t>Reconhecer que faixas numéricas concretas (ex.: 0..3) também são cardinalidade, e vêm de regras de negócio.</w:t>
+        <w:t>Definir multiplicidade (cardinalidade) e usar as 4 notações principais — 1, 0..1, 0..* (ou *) e 1..* — além de faixas concretas vindas de regras de negócio (ex.: 0..3).</w:t>
       </w:r>
     </w:p>
     <w:p>
@@ -82,7 +74,7 @@
         <w:pStyle w:val="ListBullet"/>
       </w:pPr>
       <w:r>
-        <w:t>Aplicar cardinalidade aos relacionamentos já identificados do TechBurger e da Biblioteca “Ler Mais”.</w:t>
+        <w:t>Classificar relacionamentos em 1:1, 1:N e N:N e entender como cada tipo vira tabela no banco de dados.</w:t>
       </w:r>
     </w:p>
     <w:p>
@@ -90,7 +82,7 @@
         <w:pStyle w:val="ListBullet"/>
       </w:pPr>
       <w:r>
-        <w:t>Completar, em grupo, o Diagrama de Classes do TechBurger com todos os relacionamentos e cardinalidades.</w:t>
+        <w:t>Ir além dos números: papéis, navegabilidade, associação reflexiva, classe associativa, restrições e notas.</w:t>
       </w:r>
     </w:p>
     <w:p>
@@ -98,7 +90,7 @@
         <w:pStyle w:val="ListBullet"/>
       </w:pPr>
       <w:r>
-        <w:t>Aplicar, individualmente, cardinalidade ao diagrama da Academia FitLife (Aula 5).</w:t>
+        <w:t>Aplicar tudo isso ao TechBurger e à Biblioteca “Ler Mais”, justificando cada escolha com uma regra de negócio.</w:t>
       </w:r>
     </w:p>
     <w:p>
@@ -106,7 +98,23 @@
         <w:pStyle w:val="ListBullet"/>
       </w:pPr>
       <w:r>
-        <w:t>Analisar criticamente uma lista de relacionamentos com cardinalidade errada: encontrar, justificar e corrigir.</w:t>
+        <w:t>Completar, em grupo, o Diagrama de Classes do TechBurger (Atividade 1) e, individualmente, o da Academia FitLife (Atividade 2).</w:t>
+      </w:r>
+    </w:p>
+    <w:p>
+      <w:pPr>
+        <w:pStyle w:val="ListBullet"/>
+      </w:pPr>
+      <w:r>
+        <w:t>Encontrar e corrigir erros de cardinalidade.</w:t>
+      </w:r>
+    </w:p>
+    <w:p>
+      <w:pPr>
+        <w:pStyle w:val="ListBullet"/>
+      </w:pPr>
+      <w:r>
+        <w:t>Revisar, em duplas, tudo o que foi visto nas Aulas 1 a 6 aplicando ao cenário da oficina AutoCerto (Atividade 3).</w:t>
       </w:r>
     </w:p>
     <w:p>
@@ -119,7 +127,7 @@
     </w:p>
     <w:p>
       <w:r>
-        <w:t>Na Aula 5 identificamos as classes candidatas do TechBurger (Cliente, Pedido, ItemPedido, Produto, Pagamento, Entrega e Funcionario, com as subclasses Atendente e Gerente) e da Biblioteca “Ler Mais” (Associado, Livro, Emprestimo e Professor, subclasse de Associado). Cada classe tem 3 partes (nome, atributos e métodos), atributos seguem o formato visibilidade nome: tipo (com a barra / para os derivados), e métodos seguem visibilidade nome(parâmetros): retorno. A visibilidade usa os símbolos + (público), - (privado) e # (protegido, visível às subclasses).</w:t>
+        <w:t>Na Aula 5 identificamos as classes candidatas do TechBurger (Cliente, Pedido, ItemPedido, Produto, Pagamento, Entrega e Funcionario, com as subclasses Atendente e Gerente) e da Biblioteca “Ler Mais” (Associado, Livro, Emprestimo, Estante e Professor, subclasse de Associado). Cada classe tem 3 partes (nome, atributos e métodos), atributos seguem o formato visibilidade nome: tipo (com a barra / para os derivados), e métodos seguem visibilidade nome(parâmetros): retorno. A visibilidade usa os símbolos + (público), - (privado) e # (protegido, visível às subclasses).</w:t>
       </w:r>
     </w:p>
     <w:p>
@@ -141,7 +149,7 @@
       <w:tr>
         <w:tc>
           <w:tcPr>
-            <w:tcW w:type="dxa" w:w="3324"/>
+            <w:tcW w:type="dxa" w:w="1994"/>
             <w:shd w:val="clear" w:color="auto" w:fill="1F497D"/>
           </w:tcPr>
           <w:p>
@@ -154,20 +162,13 @@
                 <w:color w:val="FFFFFF"/>
                 <w:sz w:val="20"/>
               </w:rPr>
-            </w:r>
-            <w:r>
-              <w:rPr>
-                <w:b/>
-                <w:color w:val="FFFFFF"/>
-                <w:sz w:val="20"/>
-              </w:rPr>
               <w:t>Relacionamento</w:t>
             </w:r>
           </w:p>
         </w:tc>
         <w:tc>
           <w:tcPr>
-            <w:tcW w:type="dxa" w:w="3324"/>
+            <w:tcW w:type="dxa" w:w="3989"/>
             <w:shd w:val="clear" w:color="auto" w:fill="1F497D"/>
           </w:tcPr>
           <w:p>
@@ -180,20 +181,13 @@
                 <w:color w:val="FFFFFF"/>
                 <w:sz w:val="20"/>
               </w:rPr>
-            </w:r>
-            <w:r>
-              <w:rPr>
-                <w:b/>
-                <w:color w:val="FFFFFF"/>
-                <w:sz w:val="20"/>
-              </w:rPr>
               <w:t>Significado</w:t>
             </w:r>
           </w:p>
         </w:tc>
         <w:tc>
           <w:tcPr>
-            <w:tcW w:type="dxa" w:w="3324"/>
+            <w:tcW w:type="dxa" w:w="3989"/>
             <w:shd w:val="clear" w:color="auto" w:fill="1F497D"/>
           </w:tcPr>
           <w:p>
@@ -206,13 +200,6 @@
                 <w:color w:val="FFFFFF"/>
                 <w:sz w:val="20"/>
               </w:rPr>
-            </w:r>
-            <w:r>
-              <w:rPr>
-                <w:b/>
-                <w:color w:val="FFFFFF"/>
-                <w:sz w:val="20"/>
-              </w:rPr>
               <w:t>Notação</w:t>
             </w:r>
           </w:p>
@@ -221,10 +208,9 @@
       <w:tr>
         <w:tc>
           <w:tcPr>
-            <w:tcW w:type="dxa" w:w="3324"/>
-          </w:tcPr>
-          <w:p>
-            <w:r/>
+            <w:tcW w:type="dxa" w:w="1994"/>
+          </w:tcPr>
+          <w:p>
             <w:r>
               <w:rPr>
                 <w:sz w:val="20"/>
@@ -235,10 +221,9 @@
         </w:tc>
         <w:tc>
           <w:tcPr>
-            <w:tcW w:type="dxa" w:w="3324"/>
-          </w:tcPr>
-          <w:p>
-            <w:r/>
+            <w:tcW w:type="dxa" w:w="3989"/>
+          </w:tcPr>
+          <w:p>
             <w:r>
               <w:rPr>
                 <w:sz w:val="20"/>
@@ -249,10 +234,9 @@
         </w:tc>
         <w:tc>
           <w:tcPr>
-            <w:tcW w:type="dxa" w:w="3324"/>
-          </w:tcPr>
-          <w:p>
-            <w:r/>
+            <w:tcW w:type="dxa" w:w="3989"/>
+          </w:tcPr>
+          <w:p>
             <w:r>
               <w:rPr>
                 <w:sz w:val="20"/>
@@ -265,10 +249,9 @@
       <w:tr>
         <w:tc>
           <w:tcPr>
-            <w:tcW w:type="dxa" w:w="3324"/>
-          </w:tcPr>
-          <w:p>
-            <w:r/>
+            <w:tcW w:type="dxa" w:w="1994"/>
+          </w:tcPr>
+          <w:p>
             <w:r>
               <w:rPr>
                 <w:sz w:val="20"/>
@@ -279,10 +262,9 @@
         </w:tc>
         <w:tc>
           <w:tcPr>
-            <w:tcW w:type="dxa" w:w="3324"/>
-          </w:tcPr>
-          <w:p>
-            <w:r/>
+            <w:tcW w:type="dxa" w:w="3989"/>
+          </w:tcPr>
+          <w:p>
             <w:r>
               <w:rPr>
                 <w:sz w:val="20"/>
@@ -293,10 +275,9 @@
         </w:tc>
         <w:tc>
           <w:tcPr>
-            <w:tcW w:type="dxa" w:w="3324"/>
-          </w:tcPr>
-          <w:p>
-            <w:r/>
+            <w:tcW w:type="dxa" w:w="3989"/>
+          </w:tcPr>
+          <w:p>
             <w:r>
               <w:rPr>
                 <w:sz w:val="20"/>
@@ -309,10 +290,9 @@
       <w:tr>
         <w:tc>
           <w:tcPr>
-            <w:tcW w:type="dxa" w:w="3324"/>
-          </w:tcPr>
-          <w:p>
-            <w:r/>
+            <w:tcW w:type="dxa" w:w="1994"/>
+          </w:tcPr>
+          <w:p>
             <w:r>
               <w:rPr>
                 <w:sz w:val="20"/>
@@ -323,10 +303,9 @@
         </w:tc>
         <w:tc>
           <w:tcPr>
-            <w:tcW w:type="dxa" w:w="3324"/>
-          </w:tcPr>
-          <w:p>
-            <w:r/>
+            <w:tcW w:type="dxa" w:w="3989"/>
+          </w:tcPr>
+          <w:p>
             <w:r>
               <w:rPr>
                 <w:sz w:val="20"/>
@@ -337,10 +316,9 @@
         </w:tc>
         <w:tc>
           <w:tcPr>
-            <w:tcW w:type="dxa" w:w="3324"/>
-          </w:tcPr>
-          <w:p>
-            <w:r/>
+            <w:tcW w:type="dxa" w:w="3989"/>
+          </w:tcPr>
+          <w:p>
             <w:r>
               <w:rPr>
                 <w:sz w:val="20"/>
@@ -353,10 +331,9 @@
       <w:tr>
         <w:tc>
           <w:tcPr>
-            <w:tcW w:type="dxa" w:w="3324"/>
-          </w:tcPr>
-          <w:p>
-            <w:r/>
+            <w:tcW w:type="dxa" w:w="1994"/>
+          </w:tcPr>
+          <w:p>
             <w:r>
               <w:rPr>
                 <w:sz w:val="20"/>
@@ -367,10 +344,9 @@
         </w:tc>
         <w:tc>
           <w:tcPr>
-            <w:tcW w:type="dxa" w:w="3324"/>
-          </w:tcPr>
-          <w:p>
-            <w:r/>
+            <w:tcW w:type="dxa" w:w="3989"/>
+          </w:tcPr>
+          <w:p>
             <w:r>
               <w:rPr>
                 <w:sz w:val="20"/>
@@ -381,10 +357,9 @@
         </w:tc>
         <w:tc>
           <w:tcPr>
-            <w:tcW w:type="dxa" w:w="3324"/>
-          </w:tcPr>
-          <w:p>
-            <w:r/>
+            <w:tcW w:type="dxa" w:w="3989"/>
+          </w:tcPr>
+          <w:p>
             <w:r>
               <w:rPr>
                 <w:sz w:val="20"/>
@@ -398,7 +373,7 @@
     <w:p/>
     <w:p>
       <w:r>
-        <w:t>Hoje completamos o diagrama: cada relacionamento (menos a herança) ganha um número, ou uma faixa de números, em cada ponta — a multiplicidade, também chamada de cardinalidade.</w:t>
+        <w:t>Hoje completamos o diagrama: cada relacionamento (menos a herança) ganha um número, ou uma faixa de números, em cada ponta — a multiplicidade, também chamada de cardinalidade. E vamos além: veremos outras informações que uma linha do diagrama pode carregar (papéis, navegabilidade, restrições) e dois casos especiais muito comuns (a associação reflexiva e a classe associativa).</w:t>
       </w:r>
     </w:p>
     <w:p>
@@ -462,7 +437,7 @@
     </w:p>
     <w:p>
       <w:r>
-        <w:t>Multiplicidade (ou cardinalidade) indica QUANTAS instâncias de uma classe podem se relacionar com QUANTAS instâncias de outra, em um relacionamento. Ela é escrita como um número (ou uma faixa de números) em cada ponta da linha de relacionamento. Sem cardinalidade, o diagrama diz QUE existe uma relação, mas não diz QUANTO — e essa é exatamente a lacuna que fechamos hoje.</w:t>
+        <w:t>Multiplicidade (ou cardinalidade) indica QUANTAS instâncias de uma classe podem se relacionar com QUANTAS instâncias de outra, em um relacionamento. Ela é escrita como um número (ou uma faixa de números) em cada ponta da linha de relacionamento. Sem cardinalidade, o diagrama diz QUE existe uma relação, mas não diz QUANTO — e essa é exatamente a lacuna que fechamos hoje. Na especificação da UML o nome oficial é multiplicidade; no dia a dia, e principalmente em banco de dados, fala-se cardinalidade. Nesta apostila usamos os dois termos como sinônimos.</w:t>
       </w:r>
     </w:p>
     <w:p>
@@ -488,7 +463,7 @@
       <w:tr>
         <w:tc>
           <w:tcPr>
-            <w:tcW w:type="dxa" w:w="2493"/>
+            <w:tcW w:type="dxa" w:w="1994"/>
             <w:shd w:val="clear" w:color="auto" w:fill="1F497D"/>
           </w:tcPr>
           <w:p>
@@ -501,20 +476,13 @@
                 <w:color w:val="FFFFFF"/>
                 <w:sz w:val="20"/>
               </w:rPr>
-            </w:r>
-            <w:r>
-              <w:rPr>
-                <w:b/>
-                <w:color w:val="FFFFFF"/>
-                <w:sz w:val="20"/>
-              </w:rPr>
               <w:t>Notação</w:t>
             </w:r>
           </w:p>
         </w:tc>
         <w:tc>
           <w:tcPr>
-            <w:tcW w:type="dxa" w:w="2493"/>
+            <w:tcW w:type="dxa" w:w="3989"/>
             <w:shd w:val="clear" w:color="auto" w:fill="1F497D"/>
           </w:tcPr>
           <w:p>
@@ -527,20 +495,13 @@
                 <w:color w:val="FFFFFF"/>
                 <w:sz w:val="20"/>
               </w:rPr>
-            </w:r>
-            <w:r>
-              <w:rPr>
-                <w:b/>
-                <w:color w:val="FFFFFF"/>
-                <w:sz w:val="20"/>
-              </w:rPr>
               <w:t>Significado</w:t>
             </w:r>
           </w:p>
         </w:tc>
         <w:tc>
           <w:tcPr>
-            <w:tcW w:type="dxa" w:w="2493"/>
+            <w:tcW w:type="dxa" w:w="1994"/>
             <w:shd w:val="clear" w:color="auto" w:fill="1F497D"/>
           </w:tcPr>
           <w:p>
@@ -553,20 +514,13 @@
                 <w:color w:val="FFFFFF"/>
                 <w:sz w:val="20"/>
               </w:rPr>
-            </w:r>
-            <w:r>
-              <w:rPr>
-                <w:b/>
-                <w:color w:val="FFFFFF"/>
-                <w:sz w:val="20"/>
-              </w:rPr>
               <w:t>Mínimo</w:t>
             </w:r>
           </w:p>
         </w:tc>
         <w:tc>
           <w:tcPr>
-            <w:tcW w:type="dxa" w:w="2493"/>
+            <w:tcW w:type="dxa" w:w="1994"/>
             <w:shd w:val="clear" w:color="auto" w:fill="1F497D"/>
           </w:tcPr>
           <w:p>
@@ -579,13 +533,6 @@
                 <w:color w:val="FFFFFF"/>
                 <w:sz w:val="20"/>
               </w:rPr>
-            </w:r>
-            <w:r>
-              <w:rPr>
-                <w:b/>
-                <w:color w:val="FFFFFF"/>
-                <w:sz w:val="20"/>
-              </w:rPr>
               <w:t>Máximo</w:t>
             </w:r>
           </w:p>
@@ -594,10 +541,9 @@
       <w:tr>
         <w:tc>
           <w:tcPr>
-            <w:tcW w:type="dxa" w:w="2493"/>
-          </w:tcPr>
-          <w:p>
-            <w:r/>
+            <w:tcW w:type="dxa" w:w="1994"/>
+          </w:tcPr>
+          <w:p>
             <w:r>
               <w:rPr>
                 <w:sz w:val="20"/>
@@ -608,10 +554,9 @@
         </w:tc>
         <w:tc>
           <w:tcPr>
-            <w:tcW w:type="dxa" w:w="2493"/>
-          </w:tcPr>
-          <w:p>
-            <w:r/>
+            <w:tcW w:type="dxa" w:w="3989"/>
+          </w:tcPr>
+          <w:p>
             <w:r>
               <w:rPr>
                 <w:sz w:val="20"/>
@@ -622,10 +567,9 @@
         </w:tc>
         <w:tc>
           <w:tcPr>
-            <w:tcW w:type="dxa" w:w="2493"/>
-          </w:tcPr>
-          <w:p>
-            <w:r/>
+            <w:tcW w:type="dxa" w:w="1994"/>
+          </w:tcPr>
+          <w:p>
             <w:r>
               <w:rPr>
                 <w:sz w:val="20"/>
@@ -636,10 +580,9 @@
         </w:tc>
         <w:tc>
           <w:tcPr>
-            <w:tcW w:type="dxa" w:w="2493"/>
-          </w:tcPr>
-          <w:p>
-            <w:r/>
+            <w:tcW w:type="dxa" w:w="1994"/>
+          </w:tcPr>
+          <w:p>
             <w:r>
               <w:rPr>
                 <w:sz w:val="20"/>
@@ -652,10 +595,9 @@
       <w:tr>
         <w:tc>
           <w:tcPr>
-            <w:tcW w:type="dxa" w:w="2493"/>
-          </w:tcPr>
-          <w:p>
-            <w:r/>
+            <w:tcW w:type="dxa" w:w="1994"/>
+          </w:tcPr>
+          <w:p>
             <w:r>
               <w:rPr>
                 <w:sz w:val="20"/>
@@ -666,10 +608,9 @@
         </w:tc>
         <w:tc>
           <w:tcPr>
-            <w:tcW w:type="dxa" w:w="2493"/>
-          </w:tcPr>
-          <w:p>
-            <w:r/>
+            <w:tcW w:type="dxa" w:w="3989"/>
+          </w:tcPr>
+          <w:p>
             <w:r>
               <w:rPr>
                 <w:sz w:val="20"/>
@@ -680,10 +621,9 @@
         </w:tc>
         <w:tc>
           <w:tcPr>
-            <w:tcW w:type="dxa" w:w="2493"/>
-          </w:tcPr>
-          <w:p>
-            <w:r/>
+            <w:tcW w:type="dxa" w:w="1994"/>
+          </w:tcPr>
+          <w:p>
             <w:r>
               <w:rPr>
                 <w:sz w:val="20"/>
@@ -694,10 +634,9 @@
         </w:tc>
         <w:tc>
           <w:tcPr>
-            <w:tcW w:type="dxa" w:w="2493"/>
-          </w:tcPr>
-          <w:p>
-            <w:r/>
+            <w:tcW w:type="dxa" w:w="1994"/>
+          </w:tcPr>
+          <w:p>
             <w:r>
               <w:rPr>
                 <w:sz w:val="20"/>
@@ -710,10 +649,9 @@
       <w:tr>
         <w:tc>
           <w:tcPr>
-            <w:tcW w:type="dxa" w:w="2493"/>
-          </w:tcPr>
-          <w:p>
-            <w:r/>
+            <w:tcW w:type="dxa" w:w="1994"/>
+          </w:tcPr>
+          <w:p>
             <w:r>
               <w:rPr>
                 <w:sz w:val="20"/>
@@ -724,10 +662,9 @@
         </w:tc>
         <w:tc>
           <w:tcPr>
-            <w:tcW w:type="dxa" w:w="2493"/>
-          </w:tcPr>
-          <w:p>
-            <w:r/>
+            <w:tcW w:type="dxa" w:w="3989"/>
+          </w:tcPr>
+          <w:p>
             <w:r>
               <w:rPr>
                 <w:sz w:val="20"/>
@@ -738,10 +675,9 @@
         </w:tc>
         <w:tc>
           <w:tcPr>
-            <w:tcW w:type="dxa" w:w="2493"/>
-          </w:tcPr>
-          <w:p>
-            <w:r/>
+            <w:tcW w:type="dxa" w:w="1994"/>
+          </w:tcPr>
+          <w:p>
             <w:r>
               <w:rPr>
                 <w:sz w:val="20"/>
@@ -752,10 +688,9 @@
         </w:tc>
         <w:tc>
           <w:tcPr>
-            <w:tcW w:type="dxa" w:w="2493"/>
-          </w:tcPr>
-          <w:p>
-            <w:r/>
+            <w:tcW w:type="dxa" w:w="1994"/>
+          </w:tcPr>
+          <w:p>
             <w:r>
               <w:rPr>
                 <w:sz w:val="20"/>
@@ -768,10 +703,9 @@
       <w:tr>
         <w:tc>
           <w:tcPr>
-            <w:tcW w:type="dxa" w:w="2493"/>
-          </w:tcPr>
-          <w:p>
-            <w:r/>
+            <w:tcW w:type="dxa" w:w="1994"/>
+          </w:tcPr>
+          <w:p>
             <w:r>
               <w:rPr>
                 <w:sz w:val="20"/>
@@ -782,10 +716,9 @@
         </w:tc>
         <w:tc>
           <w:tcPr>
-            <w:tcW w:type="dxa" w:w="2493"/>
-          </w:tcPr>
-          <w:p>
-            <w:r/>
+            <w:tcW w:type="dxa" w:w="3989"/>
+          </w:tcPr>
+          <w:p>
             <w:r>
               <w:rPr>
                 <w:sz w:val="20"/>
@@ -796,10 +729,9 @@
         </w:tc>
         <w:tc>
           <w:tcPr>
-            <w:tcW w:type="dxa" w:w="2493"/>
-          </w:tcPr>
-          <w:p>
-            <w:r/>
+            <w:tcW w:type="dxa" w:w="1994"/>
+          </w:tcPr>
+          <w:p>
             <w:r>
               <w:rPr>
                 <w:sz w:val="20"/>
@@ -810,10 +742,9 @@
         </w:tc>
         <w:tc>
           <w:tcPr>
-            <w:tcW w:type="dxa" w:w="2493"/>
-          </w:tcPr>
-          <w:p>
-            <w:r/>
+            <w:tcW w:type="dxa" w:w="1994"/>
+          </w:tcPr>
+          <w:p>
             <w:r>
               <w:rPr>
                 <w:sz w:val="20"/>
@@ -832,15 +763,49 @@
     </w:p>
     <w:p>
       <w:pPr>
-        <w:pStyle w:val="Heading2"/>
+        <w:jc w:val="center"/>
       </w:pPr>
       <w:r>
-        <w:t>1.3 Onde se escreve</w:t>
+        <w:drawing>
+          <wp:inline xmlns:a="http://schemas.openxmlformats.org/drawingml/2006/main" xmlns:pic="http://schemas.openxmlformats.org/drawingml/2006/picture">
+            <wp:extent cx="6332220" cy="2062329"/>
+            <wp:docPr id="1" name="Picture 1"/>
+            <wp:cNvGraphicFramePr>
+              <a:graphicFrameLocks noChangeAspect="1"/>
+            </wp:cNvGraphicFramePr>
+            <a:graphic>
+              <a:graphicData uri="http://schemas.openxmlformats.org/drawingml/2006/picture">
+                <pic:pic>
+                  <pic:nvPicPr>
+                    <pic:cNvPr id="0" name="card_notacoes.png"/>
+                    <pic:cNvPicPr/>
+                  </pic:nvPicPr>
+                  <pic:blipFill>
+                    <a:blip r:embed="rId9"/>
+                    <a:stretch>
+                      <a:fillRect/>
+                    </a:stretch>
+                  </pic:blipFill>
+                  <pic:spPr>
+                    <a:xfrm>
+                      <a:off x="0" y="0"/>
+                      <a:ext cx="6332220" cy="2062329"/>
+                    </a:xfrm>
+                    <a:prstGeom prst="rect"/>
+                  </pic:spPr>
+                </pic:pic>
+              </a:graphicData>
+            </a:graphic>
+          </wp:inline>
+        </w:drawing>
       </w:r>
     </w:p>
     <w:p>
+      <w:pPr>
+        <w:pStyle w:val="Caption"/>
+      </w:pPr>
       <w:r>
-        <w:t>A cardinalidade é escrita nas DUAS pontas da linha de relacionamento, perto de cada classe. Exemplo: “Cliente 1 —— * Pedido” — perto de Cliente fica o 1, perto de Pedido fica o *. Lê-se dos dois lados: um Cliente pode ter vários Pedidos; e cada Pedido pertence a exatamente um Cliente. As duas pontas quase sempre têm significados diferentes: leiam com calma cada lado, separadamente.</w:t>
+        <w:t>Figura 1 — As 4 notações, cada uma em um exemplo do curso.</w:t>
       </w:r>
     </w:p>
     <w:p>
@@ -848,51 +813,17 @@
         <w:pStyle w:val="Heading2"/>
       </w:pPr>
       <w:r>
-        <w:t>1.4 Faixas além do básico: limites concretos</w:t>
+        <w:t>1.3 Mínimo e máximo: duas perguntas diferentes</w:t>
       </w:r>
     </w:p>
     <w:p>
       <w:r>
-        <w:t>A cardinalidade também pode ser uma faixa numérica exata, e não apenas 0, 1 ou muitos. Exemplo: “0..3” significa de zero até exatamente três, nunca mais. Na Biblioteca “Ler Mais”, a regra da Aula 1 (cada associado pode ter no máximo 3 livros emprestados ao mesmo tempo) vira exatamente essa faixa: Associado 1 —— 0..3 Emprestimo (em aberto). Sempre que houver um número concreto no texto do cenário, ele deve virar uma faixa de cardinalidade — nunca copiem uma cardinalidade de outro relacionamento parecido sem checar a regra correspondente.</w:t>
-      </w:r>
-    </w:p>
-    <w:p>
-      <w:pPr>
-        <w:pStyle w:val="Heading2"/>
-      </w:pPr>
-      <w:r>
-        <w:t>1.5 Da cardinalidade ao banco de dados</w:t>
+        <w:t>Toda cardinalidade responde a duas perguntas independentes. O MÍNIMO responde se a relação é obrigatória (1) ou opcional (0). Uma boa pergunta-teste é: “no momento em que o objeto é criado, essa relação já existe?”. Um Pedido acabou de ser criado — ele já tem Pagamento? Não, o pagamento vem depois; então, do lado do Pagamento, o mínimo é 0. Um ItemPedido acabou de ser criado — ele já tem Produto? Sim, não existe item sem produto; então, do lado do Produto, o mínimo é 1.</w:t>
       </w:r>
     </w:p>
     <w:p>
       <w:r>
-        <w:t>Quase todo sistema guarda seus dados em um banco de dados relacional, e a cardinalidade do diagrama de classes vira, quase diretamente, a estrutura das tabelas. “Cliente 1 —— * Pedido” faz a tabela Pedido ganhar uma coluna clienteId (chave estrangeira); “Pedido 1 —— 0..1 Pagamento” faz a chave estrangeira em Pagamento poder ficar nula, porque a relação é opcional; e um relacionamento muitos-para-muitos, como “Aluno * —— * Disciplina”, precisa de uma TERCEIRA tabela associativa (ex.: Matricula). O lado “muitos” de um 1—* sempre recebe a chave estrangeira que aponta para o lado “1”. Entender cardinalidade agora facilita bastante o desenho do banco de dados mais adiante no curso.</w:t>
-      </w:r>
-    </w:p>
-    <w:p>
-      <w:pPr>
-        <w:pStyle w:val="Heading2"/>
-      </w:pPr>
-      <w:r>
-        <w:t>1.6 Cardinalidade no dia a dia</w:t>
-      </w:r>
-    </w:p>
-    <w:p>
-      <w:r>
-        <w:t>O mesmo raciocínio aparece em qualquer sistema real, não só no TechBurger ou na Biblioteca. Em um sistema bancário, Conta 1 —— 0..* Transacao (uma conta pode ainda não ter nenhuma transação). Em um e-commerce, Carrinho 1 —— 0..* ItemCarrinho (um carrinho pode estar vazio). Em uma rede social, Usuario 0..* —— 0..* Usuario descreve uma amizade, em que os dois lados podem ser “muitos” ao mesmo tempo. Em todos os casos, a pergunta é sempre a mesma: qual o mínimo? qual o máximo? e qual regra de negócio justifica essa resposta?</w:t>
-      </w:r>
-    </w:p>
-    <w:p>
-      <w:pPr>
-        <w:pStyle w:val="Heading2"/>
-      </w:pPr>
-      <w:r>
-        <w:t xml:space="preserve">1.7 Das palavras do texto à cardinalidade</w:t>
-      </w:r>
-    </w:p>
-    <w:p>
-      <w:r>
-        <w:t xml:space="preserve">Na prática, a cardinalidade quase nunca aparece pronta no enunciado: ela está escondida nas palavras que o cliente usa para descrever o negócio. Aprender a “traduzir” essas palavras é o que permite resolver as atividades de hoje sem chutar. A tabela abaixo reúne as expressões mais comuns e o que cada uma costuma significar no diagrama.</w:t>
+        <w:t>O MÁXIMO responde quantos, no máximo, podem existir ao mesmo tempo: só um (1), um número concreto vindo de uma regra (3, 20...) ou sem limite (*). A pergunta-teste é: “existe alguma regra que limite a quantidade?”. Resolvidas as duas perguntas, a notação sai sozinha: mínimo 0 e máximo 1 é “0..1”; mínimo 1 e sem limite é “1..*”, e assim por diante.</w:t>
       </w:r>
     </w:p>
     <w:tbl>
@@ -909,7 +840,7 @@
       <w:tr>
         <w:tc>
           <w:tcPr>
-            <w:tcW w:type="dxa" w:w="3324"/>
+            <w:tcW w:type="dxa" w:w="1596"/>
             <w:shd w:val="clear" w:color="auto" w:fill="1F497D"/>
           </w:tcPr>
           <w:p>
@@ -922,13 +853,13 @@
                 <w:color w:val="FFFFFF"/>
                 <w:sz w:val="20"/>
               </w:rPr>
-              <w:t>Expressão no texto</w:t>
-            </w:r>
-          </w:p>
-        </w:tc>
-        <w:tc>
-          <w:tcPr>
-            <w:tcW w:type="dxa" w:w="3324"/>
+              <w:t>Comparação</w:t>
+            </w:r>
+          </w:p>
+        </w:tc>
+        <w:tc>
+          <w:tcPr>
+            <w:tcW w:type="dxa" w:w="4388"/>
             <w:shd w:val="clear" w:color="auto" w:fill="1F497D"/>
           </w:tcPr>
           <w:p>
@@ -941,13 +872,13 @@
                 <w:color w:val="FFFFFF"/>
                 <w:sz w:val="20"/>
               </w:rPr>
-              <w:t>Cardinalidade</w:t>
-            </w:r>
-          </w:p>
-        </w:tc>
-        <w:tc>
-          <w:tcPr>
-            <w:tcW w:type="dxa" w:w="3324"/>
+              <w:t>Quando usar</w:t>
+            </w:r>
+          </w:p>
+        </w:tc>
+        <w:tc>
+          <w:tcPr>
+            <w:tcW w:type="dxa" w:w="3989"/>
             <w:shd w:val="clear" w:color="auto" w:fill="1F497D"/>
           </w:tcPr>
           <w:p>
@@ -960,7 +891,7 @@
                 <w:color w:val="FFFFFF"/>
                 <w:sz w:val="20"/>
               </w:rPr>
-              <w:t>Exemplo</w:t>
+              <w:t>Exemplo do curso</w:t>
             </w:r>
           </w:p>
         </w:tc>
@@ -968,40 +899,40 @@
       <w:tr>
         <w:tc>
           <w:tcPr>
-            <w:tcW w:type="dxa" w:w="3324"/>
-          </w:tcPr>
-          <w:p>
-            <w:r>
-              <w:rPr>
-                <w:sz w:val="20"/>
-              </w:rPr>
-              <w:t>“cada ... pertence a um”, “é de um único”</w:t>
-            </w:r>
-          </w:p>
-        </w:tc>
-        <w:tc>
-          <w:tcPr>
-            <w:tcW w:type="dxa" w:w="3324"/>
-          </w:tcPr>
-          <w:p>
-            <w:r>
-              <w:rPr>
-                <w:sz w:val="20"/>
-              </w:rPr>
-              <w:t>1</w:t>
-            </w:r>
-          </w:p>
-        </w:tc>
-        <w:tc>
-          <w:tcPr>
-            <w:tcW w:type="dxa" w:w="3324"/>
-          </w:tcPr>
-          <w:p>
-            <w:r>
-              <w:rPr>
-                <w:sz w:val="20"/>
-              </w:rPr>
-              <w:t>Cada Pedido pertence a um Cliente → 1 do lado do Cliente</w:t>
+            <w:tcW w:type="dxa" w:w="1596"/>
+          </w:tcPr>
+          <w:p>
+            <w:r>
+              <w:rPr>
+                <w:sz w:val="20"/>
+              </w:rPr>
+              <w:t>0..1 x 1</w:t>
+            </w:r>
+          </w:p>
+        </w:tc>
+        <w:tc>
+          <w:tcPr>
+            <w:tcW w:type="dxa" w:w="4388"/>
+          </w:tcPr>
+          <w:p>
+            <w:r>
+              <w:rPr>
+                <w:sz w:val="20"/>
+              </w:rPr>
+              <w:t>0..1 quando a relação pode ainda não existir; 1 quando ela nasce junto com o objeto</w:t>
+            </w:r>
+          </w:p>
+        </w:tc>
+        <w:tc>
+          <w:tcPr>
+            <w:tcW w:type="dxa" w:w="3989"/>
+          </w:tcPr>
+          <w:p>
+            <w:r>
+              <w:rPr>
+                <w:sz w:val="20"/>
+              </w:rPr>
+              <w:t>Pedido 1 —— 0..1 Pagamento  x  ItemPedido * —— 1 Produto</w:t>
             </w:r>
           </w:p>
         </w:tc>
@@ -1009,163 +940,40 @@
       <w:tr>
         <w:tc>
           <w:tcPr>
-            <w:tcW w:type="dxa" w:w="3324"/>
-          </w:tcPr>
-          <w:p>
-            <w:r>
-              <w:rPr>
-                <w:sz w:val="20"/>
-              </w:rPr>
-              <w:t>“pode ter um”, “às vezes tem”, “opcional”</w:t>
-            </w:r>
-          </w:p>
-        </w:tc>
-        <w:tc>
-          <w:tcPr>
-            <w:tcW w:type="dxa" w:w="3324"/>
-          </w:tcPr>
-          <w:p>
-            <w:r>
-              <w:rPr>
-                <w:sz w:val="20"/>
-              </w:rPr>
-              <w:t>0..1</w:t>
-            </w:r>
-          </w:p>
-        </w:tc>
-        <w:tc>
-          <w:tcPr>
-            <w:tcW w:type="dxa" w:w="3324"/>
-          </w:tcPr>
-          <w:p>
-            <w:r>
-              <w:rPr>
-                <w:sz w:val="20"/>
-              </w:rPr>
-              <w:t>O pedido pode ter uma entrega → 0..1 do lado da Entrega</w:t>
-            </w:r>
-          </w:p>
-        </w:tc>
-      </w:tr>
-      <w:tr>
-        <w:tc>
-          <w:tcPr>
-            <w:tcW w:type="dxa" w:w="3324"/>
-          </w:tcPr>
-          <w:p>
-            <w:r>
-              <w:rPr>
-                <w:sz w:val="20"/>
-              </w:rPr>
-              <w:t>“pode ter vários”, “nenhum ou muitos”</w:t>
-            </w:r>
-          </w:p>
-        </w:tc>
-        <w:tc>
-          <w:tcPr>
-            <w:tcW w:type="dxa" w:w="3324"/>
-          </w:tcPr>
-          <w:p>
-            <w:r>
-              <w:rPr>
-                <w:sz w:val="20"/>
-              </w:rPr>
-              <w:t>0..* (ou *)</w:t>
-            </w:r>
-          </w:p>
-        </w:tc>
-        <w:tc>
-          <w:tcPr>
-            <w:tcW w:type="dxa" w:w="3324"/>
-          </w:tcPr>
-          <w:p>
-            <w:r>
-              <w:rPr>
-                <w:sz w:val="20"/>
-              </w:rPr>
-              <w:t>Um cliente pode fazer vários pedidos → * do lado do Pedido</w:t>
-            </w:r>
-          </w:p>
-        </w:tc>
-      </w:tr>
-      <w:tr>
-        <w:tc>
-          <w:tcPr>
-            <w:tcW w:type="dxa" w:w="3324"/>
-          </w:tcPr>
-          <w:p>
-            <w:r>
-              <w:rPr>
-                <w:sz w:val="20"/>
-              </w:rPr>
-              <w:t>“pelo menos um”, “um ou mais”, “obrigatório ter”</w:t>
-            </w:r>
-          </w:p>
-        </w:tc>
-        <w:tc>
-          <w:tcPr>
-            <w:tcW w:type="dxa" w:w="3324"/>
-          </w:tcPr>
-          <w:p>
-            <w:r>
-              <w:rPr>
-                <w:sz w:val="20"/>
-              </w:rPr>
-              <w:t>1..*</w:t>
-            </w:r>
-          </w:p>
-        </w:tc>
-        <w:tc>
-          <w:tcPr>
-            <w:tcW w:type="dxa" w:w="3324"/>
-          </w:tcPr>
-          <w:p>
-            <w:r>
-              <w:rPr>
-                <w:sz w:val="20"/>
-              </w:rPr>
-              <w:t>Toda turma tem pelo menos um aluno → 1..* do lado do Aluno</w:t>
-            </w:r>
-          </w:p>
-        </w:tc>
-      </w:tr>
-      <w:tr>
-        <w:tc>
-          <w:tcPr>
-            <w:tcW w:type="dxa" w:w="3324"/>
-          </w:tcPr>
-          <w:p>
-            <w:r>
-              <w:rPr>
-                <w:sz w:val="20"/>
-              </w:rPr>
-              <w:t>“no máximo N”, “até N”</w:t>
-            </w:r>
-          </w:p>
-        </w:tc>
-        <w:tc>
-          <w:tcPr>
-            <w:tcW w:type="dxa" w:w="3324"/>
-          </w:tcPr>
-          <w:p>
-            <w:r>
-              <w:rPr>
-                <w:sz w:val="20"/>
-              </w:rPr>
-              <w:t>0..N</w:t>
-            </w:r>
-          </w:p>
-        </w:tc>
-        <w:tc>
-          <w:tcPr>
-            <w:tcW w:type="dxa" w:w="3324"/>
-          </w:tcPr>
-          <w:p>
-            <w:r>
-              <w:rPr>
-                <w:sz w:val="20"/>
-              </w:rPr>
-              <w:t>Até 3 livros emprestados → 0..3 do lado do Emprestimo</w:t>
+            <w:tcW w:type="dxa" w:w="1596"/>
+          </w:tcPr>
+          <w:p>
+            <w:r>
+              <w:rPr>
+                <w:sz w:val="20"/>
+              </w:rPr>
+              <w:t>0..* x 1..*</w:t>
+            </w:r>
+          </w:p>
+        </w:tc>
+        <w:tc>
+          <w:tcPr>
+            <w:tcW w:type="dxa" w:w="4388"/>
+          </w:tcPr>
+          <w:p>
+            <w:r>
+              <w:rPr>
+                <w:sz w:val="20"/>
+              </w:rPr>
+              <w:t>0..* quando zero é aceitável; 1..* quando pelo menos um é exigido</w:t>
+            </w:r>
+          </w:p>
+        </w:tc>
+        <w:tc>
+          <w:tcPr>
+            <w:tcW w:type="dxa" w:w="3989"/>
+          </w:tcPr>
+          <w:p>
+            <w:r>
+              <w:rPr>
+                <w:sz w:val="20"/>
+              </w:rPr>
+              <w:t>Cliente 1 —— 0..* Pedido  x  Turma 1 —— 1..* Aluno</w:t>
             </w:r>
           </w:p>
         </w:tc>
@@ -1173,8 +981,63 @@
     </w:tbl>
     <w:p/>
     <w:p>
+      <w:pPr>
+        <w:pStyle w:val="Heading2"/>
+      </w:pPr>
       <w:r>
-        <w:t xml:space="preserve">Cuidado com a palavra “vários”: ela quase sempre indica o máximo (muitos), mas não diz nada sobre o mínimo. Antes de escrever “1..*”, procurem no texto se a relação é realmente obrigatória; se não houver nenhuma regra dizendo isso, o mais seguro é “0..*”.</w:t>
+        <w:t>1.4 Onde se escreve</w:t>
+      </w:r>
+    </w:p>
+    <w:p>
+      <w:r>
+        <w:t>A cardinalidade é escrita nas DUAS pontas da linha de relacionamento, perto de cada classe. Exemplo: “Cliente 1 —— * Pedido” — perto de Cliente fica o 1, perto de Pedido fica o *. Lê-se dos dois lados: um Cliente pode ter vários Pedidos; e cada Pedido pertence a exatamente um Cliente. A regra de ouro para não inverter os lados é: o número fica perto da classe que está sendo CONTADA. Na pergunta “cada Pedido pertence a quantos Clientes?”, quem está sendo contado é o Cliente — então a resposta (1) fica perto de Cliente.</w:t>
+      </w:r>
+    </w:p>
+    <w:p>
+      <w:pPr>
+        <w:jc w:val="center"/>
+      </w:pPr>
+      <w:r>
+        <w:drawing>
+          <wp:inline xmlns:a="http://schemas.openxmlformats.org/drawingml/2006/main" xmlns:pic="http://schemas.openxmlformats.org/drawingml/2006/picture">
+            <wp:extent cx="5065776" cy="1510190"/>
+            <wp:docPr id="2" name="Picture 2"/>
+            <wp:cNvGraphicFramePr>
+              <a:graphicFrameLocks noChangeAspect="1"/>
+            </wp:cNvGraphicFramePr>
+            <a:graphic>
+              <a:graphicData uri="http://schemas.openxmlformats.org/drawingml/2006/picture">
+                <pic:pic>
+                  <pic:nvPicPr>
+                    <pic:cNvPr id="0" name="card_dois_sentidos.png"/>
+                    <pic:cNvPicPr/>
+                  </pic:nvPicPr>
+                  <pic:blipFill>
+                    <a:blip r:embed="rId10"/>
+                    <a:stretch>
+                      <a:fillRect/>
+                    </a:stretch>
+                  </pic:blipFill>
+                  <pic:spPr>
+                    <a:xfrm>
+                      <a:off x="0" y="0"/>
+                      <a:ext cx="5065776" cy="1510190"/>
+                    </a:xfrm>
+                    <a:prstGeom prst="rect"/>
+                  </pic:spPr>
+                </pic:pic>
+              </a:graphicData>
+            </a:graphic>
+          </wp:inline>
+        </w:drawing>
+      </w:r>
+    </w:p>
+    <w:p>
+      <w:pPr>
+        <w:pStyle w:val="Caption"/>
+      </w:pPr>
+      <w:r>
+        <w:t>Figura 2 — A mesma linha lida nos dois sentidos.</w:t>
       </w:r>
     </w:p>
     <w:p>
@@ -1182,37 +1045,345 @@
         <w:pStyle w:val="Heading2"/>
       </w:pPr>
       <w:r>
-        <w:t xml:space="preserve">1.8 Passo a passo para descobrir a cardinalidade</w:t>
+        <w:t>1.5 Faixas além do básico: limites concretos</w:t>
       </w:r>
     </w:p>
     <w:p>
       <w:r>
-        <w:t xml:space="preserve">Para cada relacionamento do diagrama, façam sempre as mesmas quatro perguntas, uma ponta de cada vez:</w:t>
+        <w:t>A cardinalidade também pode ser uma faixa numérica exata, e não apenas 0, 1 ou muitos. Exemplo: “0..3” significa de zero até exatamente três, nunca mais. Na Biblioteca “Ler Mais”, a regra da Aula 1 (cada associado pode ter no máximo 3 livros emprestados ao mesmo tempo) vira exatamente essa faixa: Associado 1 —— 0..3 Emprestimo (em aberto). Outras formas válidas são “2” (exatamente dois), “2..4” ou “1..5” — o que nunca pode acontecer é o mínimo ser maior que o máximo (como “5..2”). Sempre que houver um número concreto no texto do cenário, verifiquem se ele deve virar uma faixa de cardinalidade — e nunca copiem uma cardinalidade de outro relacionamento parecido sem checar a regra correspondente.</w:t>
+      </w:r>
+    </w:p>
+    <w:p>
+      <w:pPr>
+        <w:pStyle w:val="Heading2"/>
+      </w:pPr>
+      <w:r>
+        <w:t>1.6 Das palavras do texto à cardinalidade</w:t>
       </w:r>
     </w:p>
     <w:p>
       <w:r>
-        <w:t xml:space="preserve">1.  Escolham uma ponta e leiam a frase-modelo: “um objeto da classe A se relaciona com quantos objetos da classe B?” A resposta é escrita perto de B.</w:t>
+        <w:t>Na prática, a cardinalidade quase nunca aparece pronta no enunciado: ela está escondida nas palavras que o cliente usa para descrever o negócio. Aprender a “traduzir” essas palavras é o que permite resolver as atividades de hoje sem chutar.</w:t>
+      </w:r>
+    </w:p>
+    <w:tbl>
+      <w:tblPr>
+        <w:tblStyle w:val="TableGrid"/>
+        <w:tblW w:type="auto" w:w="0"/>
+        <w:tblLook w:firstColumn="1" w:firstRow="1" w:lastColumn="0" w:lastRow="0" w:noHBand="0" w:noVBand="1" w:val="04A0"/>
+      </w:tblPr>
+      <w:tblGrid>
+        <w:gridCol w:w="3324"/>
+        <w:gridCol w:w="3324"/>
+        <w:gridCol w:w="3324"/>
+      </w:tblGrid>
+      <w:tr>
+        <w:tc>
+          <w:tcPr>
+            <w:tcW w:type="dxa" w:w="3490"/>
+            <w:shd w:val="clear" w:color="auto" w:fill="1F497D"/>
+          </w:tcPr>
+          <w:p>
+            <w:pPr>
+              <w:spacing w:after="40"/>
+            </w:pPr>
+            <w:r>
+              <w:rPr>
+                <w:b/>
+                <w:color w:val="FFFFFF"/>
+                <w:sz w:val="20"/>
+              </w:rPr>
+              <w:t>Expressão no texto</w:t>
+            </w:r>
+          </w:p>
+        </w:tc>
+        <w:tc>
+          <w:tcPr>
+            <w:tcW w:type="dxa" w:w="1695"/>
+            <w:shd w:val="clear" w:color="auto" w:fill="1F497D"/>
+          </w:tcPr>
+          <w:p>
+            <w:pPr>
+              <w:spacing w:after="40"/>
+            </w:pPr>
+            <w:r>
+              <w:rPr>
+                <w:b/>
+                <w:color w:val="FFFFFF"/>
+                <w:sz w:val="20"/>
+              </w:rPr>
+              <w:t>Cardinalidade</w:t>
+            </w:r>
+          </w:p>
+        </w:tc>
+        <w:tc>
+          <w:tcPr>
+            <w:tcW w:type="dxa" w:w="4787"/>
+            <w:shd w:val="clear" w:color="auto" w:fill="1F497D"/>
+          </w:tcPr>
+          <w:p>
+            <w:pPr>
+              <w:spacing w:after="40"/>
+            </w:pPr>
+            <w:r>
+              <w:rPr>
+                <w:b/>
+                <w:color w:val="FFFFFF"/>
+                <w:sz w:val="20"/>
+              </w:rPr>
+              <w:t>Exemplo</w:t>
+            </w:r>
+          </w:p>
+        </w:tc>
+      </w:tr>
+      <w:tr>
+        <w:tc>
+          <w:tcPr>
+            <w:tcW w:type="dxa" w:w="3490"/>
+          </w:tcPr>
+          <w:p>
+            <w:r>
+              <w:rPr>
+                <w:sz w:val="20"/>
+              </w:rPr>
+              <w:t>“cada ... pertence a um”, “é de um único”</w:t>
+            </w:r>
+          </w:p>
+        </w:tc>
+        <w:tc>
+          <w:tcPr>
+            <w:tcW w:type="dxa" w:w="1695"/>
+          </w:tcPr>
+          <w:p>
+            <w:r>
+              <w:rPr>
+                <w:sz w:val="20"/>
+              </w:rPr>
+              <w:t>1</w:t>
+            </w:r>
+          </w:p>
+        </w:tc>
+        <w:tc>
+          <w:tcPr>
+            <w:tcW w:type="dxa" w:w="4787"/>
+          </w:tcPr>
+          <w:p>
+            <w:r>
+              <w:rPr>
+                <w:sz w:val="20"/>
+              </w:rPr>
+              <w:t>Cada Pedido pertence a um Cliente → 1 do lado do Cliente</w:t>
+            </w:r>
+          </w:p>
+        </w:tc>
+      </w:tr>
+      <w:tr>
+        <w:tc>
+          <w:tcPr>
+            <w:tcW w:type="dxa" w:w="3490"/>
+          </w:tcPr>
+          <w:p>
+            <w:r>
+              <w:rPr>
+                <w:sz w:val="20"/>
+              </w:rPr>
+              <w:t>“pode ter um”, “às vezes tem”, “opcional”</w:t>
+            </w:r>
+          </w:p>
+        </w:tc>
+        <w:tc>
+          <w:tcPr>
+            <w:tcW w:type="dxa" w:w="1695"/>
+          </w:tcPr>
+          <w:p>
+            <w:r>
+              <w:rPr>
+                <w:sz w:val="20"/>
+              </w:rPr>
+              <w:t>0..1</w:t>
+            </w:r>
+          </w:p>
+        </w:tc>
+        <w:tc>
+          <w:tcPr>
+            <w:tcW w:type="dxa" w:w="4787"/>
+          </w:tcPr>
+          <w:p>
+            <w:r>
+              <w:rPr>
+                <w:sz w:val="20"/>
+              </w:rPr>
+              <w:t>O pedido pode ter uma entrega → 0..1 do lado da Entrega</w:t>
+            </w:r>
+          </w:p>
+        </w:tc>
+      </w:tr>
+      <w:tr>
+        <w:tc>
+          <w:tcPr>
+            <w:tcW w:type="dxa" w:w="3490"/>
+          </w:tcPr>
+          <w:p>
+            <w:r>
+              <w:rPr>
+                <w:sz w:val="20"/>
+              </w:rPr>
+              <w:t>“pode ter vários”, “nenhum ou muitos”</w:t>
+            </w:r>
+          </w:p>
+        </w:tc>
+        <w:tc>
+          <w:tcPr>
+            <w:tcW w:type="dxa" w:w="1695"/>
+          </w:tcPr>
+          <w:p>
+            <w:r>
+              <w:rPr>
+                <w:sz w:val="20"/>
+              </w:rPr>
+              <w:t>0..* (ou *)</w:t>
+            </w:r>
+          </w:p>
+        </w:tc>
+        <w:tc>
+          <w:tcPr>
+            <w:tcW w:type="dxa" w:w="4787"/>
+          </w:tcPr>
+          <w:p>
+            <w:r>
+              <w:rPr>
+                <w:sz w:val="20"/>
+              </w:rPr>
+              <w:t>Um cliente pode fazer vários pedidos → * do lado do Pedido</w:t>
+            </w:r>
+          </w:p>
+        </w:tc>
+      </w:tr>
+      <w:tr>
+        <w:tc>
+          <w:tcPr>
+            <w:tcW w:type="dxa" w:w="3490"/>
+          </w:tcPr>
+          <w:p>
+            <w:r>
+              <w:rPr>
+                <w:sz w:val="20"/>
+              </w:rPr>
+              <w:t>“pelo menos um”, “um ou mais”, “obrigatório ter”</w:t>
+            </w:r>
+          </w:p>
+        </w:tc>
+        <w:tc>
+          <w:tcPr>
+            <w:tcW w:type="dxa" w:w="1695"/>
+          </w:tcPr>
+          <w:p>
+            <w:r>
+              <w:rPr>
+                <w:sz w:val="20"/>
+              </w:rPr>
+              <w:t>1..*</w:t>
+            </w:r>
+          </w:p>
+        </w:tc>
+        <w:tc>
+          <w:tcPr>
+            <w:tcW w:type="dxa" w:w="4787"/>
+          </w:tcPr>
+          <w:p>
+            <w:r>
+              <w:rPr>
+                <w:sz w:val="20"/>
+              </w:rPr>
+              <w:t>Toda turma tem pelo menos um aluno → 1..* do lado do Aluno</w:t>
+            </w:r>
+          </w:p>
+        </w:tc>
+      </w:tr>
+      <w:tr>
+        <w:tc>
+          <w:tcPr>
+            <w:tcW w:type="dxa" w:w="3490"/>
+          </w:tcPr>
+          <w:p>
+            <w:r>
+              <w:rPr>
+                <w:sz w:val="20"/>
+              </w:rPr>
+              <w:t>“no máximo N”, “até N”</w:t>
+            </w:r>
+          </w:p>
+        </w:tc>
+        <w:tc>
+          <w:tcPr>
+            <w:tcW w:type="dxa" w:w="1695"/>
+          </w:tcPr>
+          <w:p>
+            <w:r>
+              <w:rPr>
+                <w:sz w:val="20"/>
+              </w:rPr>
+              <w:t>0..N</w:t>
+            </w:r>
+          </w:p>
+        </w:tc>
+        <w:tc>
+          <w:tcPr>
+            <w:tcW w:type="dxa" w:w="4787"/>
+          </w:tcPr>
+          <w:p>
+            <w:r>
+              <w:rPr>
+                <w:sz w:val="20"/>
+              </w:rPr>
+              <w:t>Até 3 livros emprestados → 0..3 do lado do Emprestimo</w:t>
+            </w:r>
+          </w:p>
+        </w:tc>
+      </w:tr>
+    </w:tbl>
+    <w:p/>
+    <w:p>
+      <w:r>
+        <w:t>Cuidado com a palavra “vários”: ela quase sempre indica o máximo (muitos), mas não diz nada sobre o mínimo. Antes de escrever “1..*”, procurem no texto se a relação é realmente obrigatória; se não houver nenhuma regra dizendo isso, o mais seguro é “0..*”.</w:t>
+      </w:r>
+    </w:p>
+    <w:p>
+      <w:pPr>
+        <w:pStyle w:val="Heading2"/>
+      </w:pPr>
+      <w:r>
+        <w:t>1.7 Passo a passo para descobrir a cardinalidade</w:t>
       </w:r>
     </w:p>
     <w:p>
       <w:r>
-        <w:t xml:space="preserve">2.  Qual o MÍNIMO? Pode ser zero (a relação é opcional ou pode ainda não existir) ou precisa ser pelo menos um (a relação é obrigatória desde a criação do objeto)?</w:t>
+        <w:t>Para cada relacionamento do diagrama, façam sempre as mesmas quatro perguntas, uma ponta de cada vez:</w:t>
       </w:r>
     </w:p>
     <w:p>
       <w:r>
-        <w:t xml:space="preserve">3.  Qual o MÁXIMO? Só um, um número concreto vindo de uma regra de negócio, ou sem limite (*)?</w:t>
+        <w:t>1.  Escolham uma ponta e leiam a frase-modelo: “um objeto da classe A se relaciona com quantos objetos da classe B?” A resposta é escrita perto de B.</w:t>
       </w:r>
     </w:p>
     <w:p>
       <w:r>
-        <w:t xml:space="preserve">4.  Repitam as perguntas 1 a 3 no sentido contrário (de B para A) e escrevam a resposta perto de A. Por fim, confiram se alguma regra de negócio do cenário justifica cada número.</w:t>
+        <w:t>2.  Qual o MÍNIMO? Pode ser zero (a relação é opcional ou pode ainda não existir) ou precisa ser pelo menos um (a relação é obrigatória desde a criação do objeto)?</w:t>
       </w:r>
     </w:p>
     <w:p>
       <w:r>
-        <w:t xml:space="preserve">Exemplo resolvido (cinema “Tela Azul”): “Cada sessão acontece em uma sala. Uma sala recebe várias sessões por dia, mas pode ficar fechada para manutenção. Cada ingresso é de uma única sessão, e uma sessão pode vender até 120 ingressos, que é a capacidade da sala.”</w:t>
+        <w:t>3.  Qual o MÁXIMO? Só um, um número concreto vindo de uma regra de negócio, ou sem limite (*)?</w:t>
+      </w:r>
+    </w:p>
+    <w:p>
+      <w:r>
+        <w:t>4.  Repitam as perguntas 1 a 3 no sentido contrário (de B para A) e escrevam a resposta perto de A. Por fim, confiram se alguma regra de negócio do cenário justifica cada número.</w:t>
+      </w:r>
+    </w:p>
+    <w:p>
+      <w:r>
+        <w:t>Exemplo resolvido (cinema “Tela Azul”): “Cada sessão acontece em uma sala. Uma sala recebe várias sessões por dia, mas pode ficar fechada para manutenção. Cada ingresso é de uma única sessão, e uma sessão pode vender até 120 ingressos, que é a capacidade da sala.”</w:t>
       </w:r>
     </w:p>
     <w:p>
@@ -1220,7 +1391,7 @@
         <w:pStyle w:val="ListBullet"/>
       </w:pPr>
       <w:r>
-        <w:t xml:space="preserve">Sala —— Sessao: uma Sessao acontece em quantas Salas? Exatamente 1 (“cada sessão acontece em uma sala”). Uma Sala recebe quantas Sessoes? De zero (fechada para manutenção) a muitas (“várias”). Resultado: Sala 1 —— 0..* Sessao.</w:t>
+        <w:t>Sala —— Sessao: uma Sessao acontece em quantas Salas? Exatamente 1 (“cada sessão acontece em uma sala”). Uma Sala recebe quantas Sessoes? De zero (fechada para manutenção) a muitas (“várias”). Resultado: Sala 1 —— 0..* Sessao.</w:t>
       </w:r>
     </w:p>
     <w:p>
@@ -1228,12 +1399,12 @@
         <w:pStyle w:val="ListBullet"/>
       </w:pPr>
       <w:r>
-        <w:t xml:space="preserve">Sessao —— Ingresso: um Ingresso é de quantas Sessoes? Exatamente 1 (“de uma única sessão”). Uma Sessao vende quantos Ingressos? De zero (ninguém comprou ainda) até 120 (regra da capacidade). Resultado: Sessao 1 —— 0..120 Ingresso.</w:t>
+        <w:t>Sessao —— Ingresso: um Ingresso é de quantas Sessoes? Exatamente 1 (“de uma única sessão”). Uma Sessao vende quantos Ingressos? De zero (ninguém comprou ainda) até 120 (regra da capacidade). Resultado: Sessao 1 —— 0..120 Ingresso.</w:t>
       </w:r>
     </w:p>
     <w:p>
       <w:r>
-        <w:t xml:space="preserve">Reparem que o número 120 não foi inventado: ele saiu de uma regra do texto, exatamente como o “0..3” da Biblioteca. E reparem também que nenhum mínimo foi “1..*” — nada no texto obriga uma sala a ter sessão ou uma sessão a ter ingresso vendido.</w:t>
+        <w:t>Reparem que o número 120 não foi inventado: ele saiu de uma regra do texto, exatamente como o “0..3” da Biblioteca. E reparem também que nenhum mínimo foi “1..*” — nada no texto obriga uma sala a ter sessão ou uma sessão a ter ingresso vendido.</w:t>
       </w:r>
     </w:p>
     <w:p>
@@ -1270,13 +1441,6 @@
                 <w:color w:val="FFFFFF"/>
                 <w:sz w:val="20"/>
               </w:rPr>
-            </w:r>
-            <w:r>
-              <w:rPr>
-                <w:b/>
-                <w:color w:val="FFFFFF"/>
-                <w:sz w:val="20"/>
-              </w:rPr>
               <w:t>Têm cardinalidade</w:t>
             </w:r>
           </w:p>
@@ -1296,13 +1460,6 @@
                 <w:color w:val="FFFFFF"/>
                 <w:sz w:val="20"/>
               </w:rPr>
-            </w:r>
-            <w:r>
-              <w:rPr>
-                <w:b/>
-                <w:color w:val="FFFFFF"/>
-                <w:sz w:val="20"/>
-              </w:rPr>
               <w:t>Não tem cardinalidade</w:t>
             </w:r>
           </w:p>
@@ -1314,7 +1471,6 @@
             <w:tcW w:type="dxa" w:w="4986"/>
           </w:tcPr>
           <w:p>
-            <w:r/>
             <w:r>
               <w:rPr>
                 <w:sz w:val="20"/>
@@ -1328,7 +1484,6 @@
             <w:tcW w:type="dxa" w:w="4986"/>
           </w:tcPr>
           <w:p>
-            <w:r/>
             <w:r>
               <w:rPr>
                 <w:sz w:val="20"/>
@@ -1343,6 +1498,53 @@
     <w:p>
       <w:r>
         <w:t>A herança responde “é um tipo de”, não “quantos”. Atendente É UM Funcionario — não faz sentido perguntar “quantos Funcionario um Atendente tem?”. Escrever números na seta de herança é um erro comum, que vamos praticar a identificar no exercício “Encontre o erro” desta aula.</w:t>
+      </w:r>
+    </w:p>
+    <w:p>
+      <w:pPr>
+        <w:jc w:val="center"/>
+      </w:pPr>
+      <w:r>
+        <w:drawing>
+          <wp:inline xmlns:a="http://schemas.openxmlformats.org/drawingml/2006/main" xmlns:pic="http://schemas.openxmlformats.org/drawingml/2006/picture">
+            <wp:extent cx="6332220" cy="2659444"/>
+            <wp:docPr id="3" name="Picture 3"/>
+            <wp:cNvGraphicFramePr>
+              <a:graphicFrameLocks noChangeAspect="1"/>
+            </wp:cNvGraphicFramePr>
+            <a:graphic>
+              <a:graphicData uri="http://schemas.openxmlformats.org/drawingml/2006/picture">
+                <pic:pic>
+                  <pic:nvPicPr>
+                    <pic:cNvPr id="0" name="card_relacionamentos.png"/>
+                    <pic:cNvPicPr/>
+                  </pic:nvPicPr>
+                  <pic:blipFill>
+                    <a:blip r:embed="rId11"/>
+                    <a:stretch>
+                      <a:fillRect/>
+                    </a:stretch>
+                  </pic:blipFill>
+                  <pic:spPr>
+                    <a:xfrm>
+                      <a:off x="0" y="0"/>
+                      <a:ext cx="6332220" cy="2659444"/>
+                    </a:xfrm>
+                    <a:prstGeom prst="rect"/>
+                  </pic:spPr>
+                </pic:pic>
+              </a:graphicData>
+            </a:graphic>
+          </wp:inline>
+        </w:drawing>
+      </w:r>
+    </w:p>
+    <w:p>
+      <w:pPr>
+        <w:pStyle w:val="Caption"/>
+      </w:pPr>
+      <w:r>
+        <w:t>Figura 3 — Cardinalidade em cada tipo de relacionamento — e a herança sem números.</w:t>
       </w:r>
     </w:p>
     <w:p>
@@ -1374,12 +1576,12 @@
         <w:pStyle w:val="ListBullet"/>
       </w:pPr>
       <w:r>
-        <w:t>Composição: todo-parte forte; a parte não existe sem o todo, então o lado do todo costuma ser exatamente 1 (nunca “0..1”). Ex.: Pedido 1 —— * ItemPedido.</w:t>
+        <w:t>Composição: todo-parte forte; a parte não existe sem o todo, então o lado do todo é exatamente 1 (nunca “0..1”). Ex.: Pedido 1 —— * ItemPedido.</w:t>
       </w:r>
     </w:p>
     <w:p>
       <w:r>
-        <w:t>A cardinalidade sozinha NÃO decide entre agregação e composição — quem decide é a semântica (a parte existe sem o todo?). Mas ela costuma CONFIRMAR a escolha: se vocês hesitarem entre os dois, verificar a cardinalidade mínima do lado do todo é uma boa pista extra.</w:t>
+        <w:t>A cardinalidade sozinha NÃO decide entre agregação e composição — quem decide é a semântica (a parte existe sem o todo?). Mas ela costuma CONFIRMAR a escolha: se vocês desenharam uma composição e o lado do todo ficou “0..1”, algo está errado, porque isso diria que a parte pode existir sem o todo. Se vocês hesitarem entre os dois, verificar a cardinalidade mínima do lado do todo é uma boa pista extra.</w:t>
       </w:r>
     </w:p>
     <w:p>
@@ -1387,7 +1589,264 @@
         <w:pStyle w:val="Heading1"/>
       </w:pPr>
       <w:r>
-        <w:t>3. Exercício objetivo — leitura de cardinalidade</w:t>
+        <w:t>3. Tipos de relacionamento: 1:1, 1:N e N:N</w:t>
+      </w:r>
+    </w:p>
+    <w:p>
+      <w:r>
+        <w:t>Além da notação completa (mínimo..máximo em cada ponta), é muito comum classificar um relacionamento só pelos MÁXIMOS das duas pontas. Essa é a linguagem que vocês vão ouvir o tempo todo em Banco de Dados (também no Módulo II):</w:t>
+      </w:r>
+    </w:p>
+    <w:tbl>
+      <w:tblPr>
+        <w:tblStyle w:val="TableGrid"/>
+        <w:tblW w:type="auto" w:w="0"/>
+        <w:tblLook w:firstColumn="1" w:firstRow="1" w:lastColumn="0" w:lastRow="0" w:noHBand="0" w:noVBand="1" w:val="04A0"/>
+      </w:tblPr>
+      <w:tblGrid>
+        <w:gridCol w:w="3324"/>
+        <w:gridCol w:w="3324"/>
+        <w:gridCol w:w="3324"/>
+      </w:tblGrid>
+      <w:tr>
+        <w:tc>
+          <w:tcPr>
+            <w:tcW w:type="dxa" w:w="2393"/>
+            <w:shd w:val="clear" w:color="auto" w:fill="1F497D"/>
+          </w:tcPr>
+          <w:p>
+            <w:pPr>
+              <w:spacing w:after="40"/>
+            </w:pPr>
+            <w:r>
+              <w:rPr>
+                <w:b/>
+                <w:color w:val="FFFFFF"/>
+                <w:sz w:val="20"/>
+              </w:rPr>
+              <w:t>Tipo</w:t>
+            </w:r>
+          </w:p>
+        </w:tc>
+        <w:tc>
+          <w:tcPr>
+            <w:tcW w:type="dxa" w:w="3590"/>
+            <w:shd w:val="clear" w:color="auto" w:fill="1F497D"/>
+          </w:tcPr>
+          <w:p>
+            <w:pPr>
+              <w:spacing w:after="40"/>
+            </w:pPr>
+            <w:r>
+              <w:rPr>
+                <w:b/>
+                <w:color w:val="FFFFFF"/>
+                <w:sz w:val="20"/>
+              </w:rPr>
+              <w:t>Máximos das pontas</w:t>
+            </w:r>
+          </w:p>
+        </w:tc>
+        <w:tc>
+          <w:tcPr>
+            <w:tcW w:type="dxa" w:w="3989"/>
+            <w:shd w:val="clear" w:color="auto" w:fill="1F497D"/>
+          </w:tcPr>
+          <w:p>
+            <w:pPr>
+              <w:spacing w:after="40"/>
+            </w:pPr>
+            <w:r>
+              <w:rPr>
+                <w:b/>
+                <w:color w:val="FFFFFF"/>
+                <w:sz w:val="20"/>
+              </w:rPr>
+              <w:t>Exemplo</w:t>
+            </w:r>
+          </w:p>
+        </w:tc>
+      </w:tr>
+      <w:tr>
+        <w:tc>
+          <w:tcPr>
+            <w:tcW w:type="dxa" w:w="2393"/>
+          </w:tcPr>
+          <w:p>
+            <w:r>
+              <w:rPr>
+                <w:sz w:val="20"/>
+              </w:rPr>
+              <w:t>1:1 (um para um)</w:t>
+            </w:r>
+          </w:p>
+        </w:tc>
+        <w:tc>
+          <w:tcPr>
+            <w:tcW w:type="dxa" w:w="3590"/>
+          </w:tcPr>
+          <w:p>
+            <w:r>
+              <w:rPr>
+                <w:sz w:val="20"/>
+              </w:rPr>
+              <w:t>1 dos dois lados</w:t>
+            </w:r>
+          </w:p>
+        </w:tc>
+        <w:tc>
+          <w:tcPr>
+            <w:tcW w:type="dxa" w:w="3989"/>
+          </w:tcPr>
+          <w:p>
+            <w:r>
+              <w:rPr>
+                <w:sz w:val="20"/>
+              </w:rPr>
+              <w:t>Pedido 1 —— 0..1 Entrega; Pessoa 1 —— 0..1 CNH</w:t>
+            </w:r>
+          </w:p>
+        </w:tc>
+      </w:tr>
+      <w:tr>
+        <w:tc>
+          <w:tcPr>
+            <w:tcW w:type="dxa" w:w="2393"/>
+          </w:tcPr>
+          <w:p>
+            <w:r>
+              <w:rPr>
+                <w:sz w:val="20"/>
+              </w:rPr>
+              <w:t>1:N (um para muitos)</w:t>
+            </w:r>
+          </w:p>
+        </w:tc>
+        <w:tc>
+          <w:tcPr>
+            <w:tcW w:type="dxa" w:w="3590"/>
+          </w:tcPr>
+          <w:p>
+            <w:r>
+              <w:rPr>
+                <w:sz w:val="20"/>
+              </w:rPr>
+              <w:t>1 de um lado, * (ou um número maior que 1) do outro</w:t>
+            </w:r>
+          </w:p>
+        </w:tc>
+        <w:tc>
+          <w:tcPr>
+            <w:tcW w:type="dxa" w:w="3989"/>
+          </w:tcPr>
+          <w:p>
+            <w:r>
+              <w:rPr>
+                <w:sz w:val="20"/>
+              </w:rPr>
+              <w:t>Cliente 1 —— * Pedido; Associado 1 —— 0..3 Emprestimo</w:t>
+            </w:r>
+          </w:p>
+        </w:tc>
+      </w:tr>
+      <w:tr>
+        <w:tc>
+          <w:tcPr>
+            <w:tcW w:type="dxa" w:w="2393"/>
+          </w:tcPr>
+          <w:p>
+            <w:r>
+              <w:rPr>
+                <w:sz w:val="20"/>
+              </w:rPr>
+              <w:t>N:N (muitos para muitos)</w:t>
+            </w:r>
+          </w:p>
+        </w:tc>
+        <w:tc>
+          <w:tcPr>
+            <w:tcW w:type="dxa" w:w="3590"/>
+          </w:tcPr>
+          <w:p>
+            <w:r>
+              <w:rPr>
+                <w:sz w:val="20"/>
+              </w:rPr>
+              <w:t>* dos dois lados</w:t>
+            </w:r>
+          </w:p>
+        </w:tc>
+        <w:tc>
+          <w:tcPr>
+            <w:tcW w:type="dxa" w:w="3989"/>
+          </w:tcPr>
+          <w:p>
+            <w:r>
+              <w:rPr>
+                <w:sz w:val="20"/>
+              </w:rPr>
+              <w:t>Aluno * —— * Disciplina; Pedido * —— * Produto</w:t>
+            </w:r>
+          </w:p>
+        </w:tc>
+      </w:tr>
+    </w:tbl>
+    <w:p/>
+    <w:p>
+      <w:r>
+        <w:t>Os MÍNIMOS não mudam o tipo: “0..1” e “1” contam como “um”; “0..*”, “1..*” e “0..3” contam como “muitos”. Assim, Pessoa 1 —— 0..1 CNH é 1:1, mesmo que a pessoa possa não ter CNH.</w:t>
+      </w:r>
+    </w:p>
+    <w:p>
+      <w:pPr>
+        <w:jc w:val="center"/>
+      </w:pPr>
+      <w:r>
+        <w:drawing>
+          <wp:inline xmlns:a="http://schemas.openxmlformats.org/drawingml/2006/main" xmlns:pic="http://schemas.openxmlformats.org/drawingml/2006/picture">
+            <wp:extent cx="6332220" cy="2203295"/>
+            <wp:docPr id="4" name="Picture 4"/>
+            <wp:cNvGraphicFramePr>
+              <a:graphicFrameLocks noChangeAspect="1"/>
+            </wp:cNvGraphicFramePr>
+            <a:graphic>
+              <a:graphicData uri="http://schemas.openxmlformats.org/drawingml/2006/picture">
+                <pic:pic>
+                  <pic:nvPicPr>
+                    <pic:cNvPr id="0" name="card_tipos.png"/>
+                    <pic:cNvPicPr/>
+                  </pic:nvPicPr>
+                  <pic:blipFill>
+                    <a:blip r:embed="rId12"/>
+                    <a:stretch>
+                      <a:fillRect/>
+                    </a:stretch>
+                  </pic:blipFill>
+                  <pic:spPr>
+                    <a:xfrm>
+                      <a:off x="0" y="0"/>
+                      <a:ext cx="6332220" cy="2203295"/>
+                    </a:xfrm>
+                    <a:prstGeom prst="rect"/>
+                  </pic:spPr>
+                </pic:pic>
+              </a:graphicData>
+            </a:graphic>
+          </wp:inline>
+        </w:drawing>
+      </w:r>
+    </w:p>
+    <w:p>
+      <w:pPr>
+        <w:pStyle w:val="Caption"/>
+      </w:pPr>
+      <w:r>
+        <w:t>Figura 4 — Os três tipos, classificados pelos máximos.</w:t>
+      </w:r>
+    </w:p>
+    <w:p>
+      <w:r>
+        <w:t>Na prática, a maioria das linhas de um diagrama real é 1:N. Relacionamentos 1:1 são mais raros e merecem uma pergunta: por que essas duas classes não são uma só? No TechBurger, Pagamento e Entrega são 1:1 com Pedido porque têm dados e regras próprios (o desconto do PIX, o raio de 5 km) e porque podem nem existir. Já os N:N quase sempre escondem uma informação que pertence à própria relação — quando aconteceu, quanto custou, que nota tirou. Esse é o gancho para a classe associativa, que veremos na seção 5.4.</w:t>
       </w:r>
     </w:p>
     <w:p>
@@ -1395,7 +1854,58 @@
         <w:pStyle w:val="Heading2"/>
       </w:pPr>
       <w:r>
-        <w:t>3.1 Exercício 1 — cenário da escola</w:t>
+        <w:t>3.1 Quiz — 1:1, 1:N ou N:N?</w:t>
+      </w:r>
+    </w:p>
+    <w:p>
+      <w:r>
+        <w:t>Classifiquem cada relacionamento (respostas no Gabarito):</w:t>
+      </w:r>
+    </w:p>
+    <w:p>
+      <w:r>
+        <w:t>1.  Cliente 1 —— * Pedido</w:t>
+      </w:r>
+    </w:p>
+    <w:p>
+      <w:r>
+        <w:t>2.  Aluno * —— * Disciplina</w:t>
+      </w:r>
+    </w:p>
+    <w:p>
+      <w:r>
+        <w:t>3.  Pessoa 1 —— 0..1 CNH</w:t>
+      </w:r>
+    </w:p>
+    <w:p>
+      <w:r>
+        <w:t>4.  Pedido * —— * Produto (sem passar por ItemPedido)</w:t>
+      </w:r>
+    </w:p>
+    <w:p>
+      <w:r>
+        <w:t>5.  Estante 0..1 —— 0..* Livro</w:t>
+      </w:r>
+    </w:p>
+    <w:p>
+      <w:r>
+        <w:t>6.  Associado 1 —— 0..3 Emprestimo</w:t>
+      </w:r>
+    </w:p>
+    <w:p>
+      <w:pPr>
+        <w:pStyle w:val="Heading1"/>
+      </w:pPr>
+      <w:r>
+        <w:t>4. Exercício objetivo — leitura de cardinalidade</w:t>
+      </w:r>
+    </w:p>
+    <w:p>
+      <w:pPr>
+        <w:pStyle w:val="Heading2"/>
+      </w:pPr>
+      <w:r>
+        <w:t>4.1 Exercício 1 — cenário da escola</w:t>
       </w:r>
     </w:p>
     <w:p>
@@ -1416,7 +1926,7 @@
         <w:pStyle w:val="ListBullet"/>
       </w:pPr>
       <w:r>
-        <w:t>Aluno * —— * Disciplina</w:t>
+        <w:t>Aluno * —— * Disciplina (com a classe associativa Matricula, que guarda nota e frequência)</w:t>
       </w:r>
     </w:p>
     <w:p>
@@ -1444,17 +1954,22 @@
     </w:p>
     <w:p>
       <w:r>
-        <w:t>3.  Um aluno pode cursar quantas disciplinas?</w:t>
+        <w:t>3.  Um aluno pode cursar quantas disciplinas? E uma disciplina pode ter quantos alunos matriculados?</w:t>
       </w:r>
     </w:p>
     <w:p>
       <w:r>
-        <w:t>4.  Uma disciplina pode ter quantos alunos matriculados?</w:t>
+        <w:t>4.  Quantos professores estão associados a uma turma?</w:t>
       </w:r>
     </w:p>
     <w:p>
       <w:r>
-        <w:t>5.  Quantos professores estão associados a uma turma?</w:t>
+        <w:t>5.  Classifiquem cada relacionamento em 1:1, 1:N ou N:N.</w:t>
+      </w:r>
+    </w:p>
+    <w:p>
+      <w:r>
+        <w:t>6.  Onde fica a nota do aluno em uma disciplina? Por quê?</w:t>
       </w:r>
     </w:p>
     <w:p>
@@ -1462,7 +1977,7 @@
         <w:pStyle w:val="Heading2"/>
       </w:pPr>
       <w:r>
-        <w:t>3.2 Exercício 2 — cenário da Biblioteca “Ler Mais”</w:t>
+        <w:t>4.2 Exercício 2 — cenário da Biblioteca “Ler Mais”</w:t>
       </w:r>
     </w:p>
     <w:p>
@@ -1504,12 +2019,7 @@
     </w:p>
     <w:p>
       <w:r>
-        <w:t>Dica: antes de responder, leiam cada relacionamento nos dois sentidos, como fizemos na seção 1.3 — o que a cardinalidade diz “olhando” de um lado é diferente do que ela diz “olhando” do outro.</w:t>
-      </w:r>
-    </w:p>
-    <w:p>
-      <w:r>
-        <w:t>Respondam individualmente (respostas no Gabarito):</w:t>
+        <w:t>Dica: antes de responder, leiam cada relacionamento nos dois sentidos, como fizemos na seção 1.4 — o que a cardinalidade diz “olhando” de um lado é diferente do que ela diz “olhando” do outro. Respondam individualmente (respostas no Gabarito):</w:t>
       </w:r>
     </w:p>
     <w:p>
@@ -1542,7 +2052,676 @@
         <w:pStyle w:val="Heading1"/>
       </w:pPr>
       <w:r>
-        <w:t>4. Cardinalidade no TechBurger</w:t>
+        <w:t>5. Além dos números: o que mais uma linha pode dizer</w:t>
+      </w:r>
+    </w:p>
+    <w:p>
+      <w:r>
+        <w:t>A cardinalidade é a informação mais importante de uma linha, mas não é a única. A UML permite anotar outras coisas que ajudam muito a entender o sistema — e que o time de programação vai usar diretamente no código.</w:t>
+      </w:r>
+    </w:p>
+    <w:p>
+      <w:pPr>
+        <w:pStyle w:val="Heading2"/>
+      </w:pPr>
+      <w:r>
+        <w:t>5.1 Papéis (roles)</w:t>
+      </w:r>
+    </w:p>
+    <w:p>
+      <w:r>
+        <w:t>Além do verbo escrito no meio da linha (“possui”, “ministra”), cada PONTA pode ter um papel: o nome que a classe “recebe” naquele relacionamento. O papel é escrito perto da classe, junto da cardinalidade. Exemplo: Instrutor 1 “instrutor” —— 0..* “aulasMinistradas” Aula. Lê-se: cada aula tem 1 instrutor; um instrutor tem de zero a muitas aulas ministradas. No código, o papel costuma virar o nome do atributo que guarda a ligação (aula.instrutor, instrutor.aulasMinistradas).</w:t>
+      </w:r>
+    </w:p>
+    <w:p>
+      <w:r>
+        <w:t>Na maioria das linhas o papel é opcional, porque o nome da própria classe já basta. Mas ele se torna OBRIGATÓRIO quando a mesma classe aparece nas duas pontas (a associação reflexiva, seção 5.3) ou quando duas classes têm mais de um relacionamento entre si (por exemplo, um Funcionario que “abre” e outro que “fecha” o mesmo Pedido).</w:t>
+      </w:r>
+    </w:p>
+    <w:p>
+      <w:pPr>
+        <w:jc w:val="center"/>
+      </w:pPr>
+      <w:r>
+        <w:drawing>
+          <wp:inline xmlns:a="http://schemas.openxmlformats.org/drawingml/2006/main" xmlns:pic="http://schemas.openxmlformats.org/drawingml/2006/picture">
+            <wp:extent cx="6332220" cy="2232454"/>
+            <wp:docPr id="5" name="Picture 5"/>
+            <wp:cNvGraphicFramePr>
+              <a:graphicFrameLocks noChangeAspect="1"/>
+            </wp:cNvGraphicFramePr>
+            <a:graphic>
+              <a:graphicData uri="http://schemas.openxmlformats.org/drawingml/2006/picture">
+                <pic:pic>
+                  <pic:nvPicPr>
+                    <pic:cNvPr id="0" name="card_papeis.png"/>
+                    <pic:cNvPicPr/>
+                  </pic:nvPicPr>
+                  <pic:blipFill>
+                    <a:blip r:embed="rId13"/>
+                    <a:stretch>
+                      <a:fillRect/>
+                    </a:stretch>
+                  </pic:blipFill>
+                  <pic:spPr>
+                    <a:xfrm>
+                      <a:off x="0" y="0"/>
+                      <a:ext cx="6332220" cy="2232454"/>
+                    </a:xfrm>
+                    <a:prstGeom prst="rect"/>
+                  </pic:spPr>
+                </pic:pic>
+              </a:graphicData>
+            </a:graphic>
+          </wp:inline>
+        </w:drawing>
+      </w:r>
+    </w:p>
+    <w:p>
+      <w:pPr>
+        <w:pStyle w:val="Caption"/>
+      </w:pPr>
+      <w:r>
+        <w:t>Figura 5 — Papéis escritos nas pontas das linhas.</w:t>
+      </w:r>
+    </w:p>
+    <w:p>
+      <w:pPr>
+        <w:pStyle w:val="Heading2"/>
+      </w:pPr>
+      <w:r>
+        <w:t>5.2 Navegabilidade</w:t>
+      </w:r>
+    </w:p>
+    <w:p>
+      <w:r>
+        <w:t>Uma seta ABERTA na ponta da linha indica a navegabilidade: em que sentido dá para “navegar” de um objeto ao outro. ItemPedido ——&gt; Produto quer dizer que cada item sabe qual é o seu produto, mas o produto não guarda a lista de todos os itens em que já apareceu (não precisa: o cardápio não depende dos pedidos). Uma linha sem setas é navegável nos dois sentidos — ou, em diagramas de análise como os nossos, simplesmente ainda não decidida.</w:t>
+      </w:r>
+    </w:p>
+    <w:p>
+      <w:r>
+        <w:t>Navegabilidade é uma decisão de projeto: quanto menos uma classe “conhece” das outras, menos dependências o código tem e mais fácil ele é de manter. Cuidado para não confundir: seta ABERTA (duas linhas formando um “&gt;”) é navegabilidade; triângulo VAZADO fechado é herança.</w:t>
+      </w:r>
+    </w:p>
+    <w:p>
+      <w:pPr>
+        <w:jc w:val="center"/>
+      </w:pPr>
+      <w:r>
+        <w:drawing>
+          <wp:inline xmlns:a="http://schemas.openxmlformats.org/drawingml/2006/main" xmlns:pic="http://schemas.openxmlformats.org/drawingml/2006/picture">
+            <wp:extent cx="6332220" cy="1365495"/>
+            <wp:docPr id="6" name="Picture 6"/>
+            <wp:cNvGraphicFramePr>
+              <a:graphicFrameLocks noChangeAspect="1"/>
+            </wp:cNvGraphicFramePr>
+            <a:graphic>
+              <a:graphicData uri="http://schemas.openxmlformats.org/drawingml/2006/picture">
+                <pic:pic>
+                  <pic:nvPicPr>
+                    <pic:cNvPr id="0" name="card_navegabilidade.png"/>
+                    <pic:cNvPicPr/>
+                  </pic:nvPicPr>
+                  <pic:blipFill>
+                    <a:blip r:embed="rId14"/>
+                    <a:stretch>
+                      <a:fillRect/>
+                    </a:stretch>
+                  </pic:blipFill>
+                  <pic:spPr>
+                    <a:xfrm>
+                      <a:off x="0" y="0"/>
+                      <a:ext cx="6332220" cy="1365495"/>
+                    </a:xfrm>
+                    <a:prstGeom prst="rect"/>
+                  </pic:spPr>
+                </pic:pic>
+              </a:graphicData>
+            </a:graphic>
+          </wp:inline>
+        </w:drawing>
+      </w:r>
+    </w:p>
+    <w:p>
+      <w:pPr>
+        <w:pStyle w:val="Caption"/>
+      </w:pPr>
+      <w:r>
+        <w:t>Figura 6 — Com e sem navegabilidade no TechBurger.</w:t>
+      </w:r>
+    </w:p>
+    <w:p>
+      <w:pPr>
+        <w:pStyle w:val="Heading2"/>
+      </w:pPr>
+      <w:r>
+        <w:t>5.3 Associação reflexiva</w:t>
+      </w:r>
+    </w:p>
+    <w:p>
+      <w:r>
+        <w:t>Às vezes os dois lados da relação são objetos da MESMA classe. No desenho, a linha sai da classe e volta para ela mesma, formando uma “alça”. Exemplos:</w:t>
+      </w:r>
+    </w:p>
+    <w:p>
+      <w:pPr>
+        <w:pStyle w:val="ListBullet"/>
+      </w:pPr>
+      <w:r>
+        <w:rPr>
+          <w:b/>
+        </w:rPr>
+        <w:t xml:space="preserve">Funcionario supervisiona Funcionario: </w:t>
+      </w:r>
+      <w:r>
+        <w:t>um supervisor tem de zero a muitos subordinados (0..*); cada funcionário tem no máximo um supervisor (0..1) — o gerente geral não tem nenhum.</w:t>
+      </w:r>
+    </w:p>
+    <w:p>
+      <w:pPr>
+        <w:pStyle w:val="ListBullet"/>
+      </w:pPr>
+      <w:r>
+        <w:rPr>
+          <w:b/>
+        </w:rPr>
+        <w:t xml:space="preserve">Regra 6 do TechBurger: </w:t>
+      </w:r>
+      <w:r>
+        <w:t>quando um Produto está em falta, o sistema sugere um Produto substituto. Cada produto indica no máximo um substituto (0..1, ponta “substituto”) e um mesmo produto pode ser o substituto de vários outros (0..*, ponta “original”). Ex.: Coca-Cola em falta sugere Guaraná; Fanta em falta também sugere Guaraná.</w:t>
+      </w:r>
+    </w:p>
+    <w:p>
+      <w:r>
+        <w:t>Aqui os papéis são essenciais: sem “supervisor” e “subordinado” escritos nas pontas, não há como saber qual número vale para quem. Fora isso, é uma associação normal, com cardinalidade normal.</w:t>
+      </w:r>
+    </w:p>
+    <w:p>
+      <w:pPr>
+        <w:jc w:val="center"/>
+      </w:pPr>
+      <w:r>
+        <w:drawing>
+          <wp:inline xmlns:a="http://schemas.openxmlformats.org/drawingml/2006/main" xmlns:pic="http://schemas.openxmlformats.org/drawingml/2006/picture">
+            <wp:extent cx="6332220" cy="2916631"/>
+            <wp:docPr id="7" name="Picture 7"/>
+            <wp:cNvGraphicFramePr>
+              <a:graphicFrameLocks noChangeAspect="1"/>
+            </wp:cNvGraphicFramePr>
+            <a:graphic>
+              <a:graphicData uri="http://schemas.openxmlformats.org/drawingml/2006/picture">
+                <pic:pic>
+                  <pic:nvPicPr>
+                    <pic:cNvPr id="0" name="card_reflexiva.png"/>
+                    <pic:cNvPicPr/>
+                  </pic:nvPicPr>
+                  <pic:blipFill>
+                    <a:blip r:embed="rId15"/>
+                    <a:stretch>
+                      <a:fillRect/>
+                    </a:stretch>
+                  </pic:blipFill>
+                  <pic:spPr>
+                    <a:xfrm>
+                      <a:off x="0" y="0"/>
+                      <a:ext cx="6332220" cy="2916631"/>
+                    </a:xfrm>
+                    <a:prstGeom prst="rect"/>
+                  </pic:spPr>
+                </pic:pic>
+              </a:graphicData>
+            </a:graphic>
+          </wp:inline>
+        </w:drawing>
+      </w:r>
+    </w:p>
+    <w:p>
+      <w:pPr>
+        <w:pStyle w:val="Caption"/>
+      </w:pPr>
+      <w:r>
+        <w:t>Figura 7 — Associações reflexivas: Funcionario e Produto.</w:t>
+      </w:r>
+    </w:p>
+    <w:p>
+      <w:r>
+        <w:t>Mini-exercício (respostas no Gabarito): escrevam a cardinalidade e os papéis de (a) Usuario segue Usuario, em uma rede social; (b) Livro é a continuação de outro Livro, em uma saga; (c) Setor está dentro de outro Setor (subsetores de uma empresa).</w:t>
+      </w:r>
+    </w:p>
+    <w:p>
+      <w:pPr>
+        <w:pStyle w:val="Heading2"/>
+      </w:pPr>
+      <w:r>
+        <w:t>5.4 Classe associativa</w:t>
+      </w:r>
+    </w:p>
+    <w:p>
+      <w:r>
+        <w:t>Considerem Aluno * —— * Disciplina. Onde guardar a NOTA? Ela não é do aluno (ele tem uma nota em cada disciplina) nem da disciplina (ela tem uma nota para cada aluno). A nota pertence ao PAR aluno + disciplina — ou seja, à própria relação. A solução da UML é a classe associativa: uma classe (Matricula) ligada ao MEIO da linha por uma linha TRACEJADA. Ela tem atributos e métodos como qualquer classe: nota, frequência, aprovado().</w:t>
+      </w:r>
+    </w:p>
+    <w:p>
+      <w:pPr>
+        <w:jc w:val="center"/>
+      </w:pPr>
+      <w:r>
+        <w:drawing>
+          <wp:inline xmlns:a="http://schemas.openxmlformats.org/drawingml/2006/main" xmlns:pic="http://schemas.openxmlformats.org/drawingml/2006/picture">
+            <wp:extent cx="5382387" cy="2223690"/>
+            <wp:docPr id="8" name="Picture 8"/>
+            <wp:cNvGraphicFramePr>
+              <a:graphicFrameLocks noChangeAspect="1"/>
+            </wp:cNvGraphicFramePr>
+            <a:graphic>
+              <a:graphicData uri="http://schemas.openxmlformats.org/drawingml/2006/picture">
+                <pic:pic>
+                  <pic:nvPicPr>
+                    <pic:cNvPr id="0" name="card_classe_associativa.png"/>
+                    <pic:cNvPicPr/>
+                  </pic:nvPicPr>
+                  <pic:blipFill>
+                    <a:blip r:embed="rId16"/>
+                    <a:stretch>
+                      <a:fillRect/>
+                    </a:stretch>
+                  </pic:blipFill>
+                  <pic:spPr>
+                    <a:xfrm>
+                      <a:off x="0" y="0"/>
+                      <a:ext cx="5382387" cy="2223690"/>
+                    </a:xfrm>
+                    <a:prstGeom prst="rect"/>
+                  </pic:spPr>
+                </pic:pic>
+              </a:graphicData>
+            </a:graphic>
+          </wp:inline>
+        </w:drawing>
+      </w:r>
+    </w:p>
+    <w:p>
+      <w:pPr>
+        <w:pStyle w:val="Caption"/>
+      </w:pPr>
+      <w:r>
+        <w:t>Figura 8 — Matricula: a classe associativa entre Aluno e Disciplina.</w:t>
+      </w:r>
+    </w:p>
+    <w:p>
+      <w:r>
+        <w:t>Pista para reconhecer: se o texto faz perguntas como “quando?”, “quanto?” ou “com que resultado?” sobre a RELAÇÃO (e não sobre uma das classes), provavelmente há uma classe associativa.</w:t>
+      </w:r>
+    </w:p>
+    <w:p>
+      <w:r>
+        <w:t>E aqui vai uma surpresa: vocês já usam classes associativas desde a Aula 5! O ItemPedido guarda a quantidade e o preço de cada produto em cada pedido — é a classe associativa de Pedido * —— * Produto. O Emprestimo guarda as datas de cada livro emprestado a cada associado — é a classe associativa de Associado * —— * Livro. E a Reserva da FitLife guarda a data e o status da vaga de cada aluno em cada aula — é a classe associativa de Aluno * —— * Aula.</w:t>
+      </w:r>
+    </w:p>
+    <w:p>
+      <w:r>
+        <w:t>Na Aula 5 nós as desenhamos de outro jeito: como classes comuns, ligadas por duas linhas 1:N. As duas formas são equivalentes. A segunda (chamada de “promover” a associação a classe) é a mais usada na prática, porque é a que vira tabela no banco de dados e porque permite dar à classe do meio relacionamentos próprios (o Emprestimo, por exemplo, pode ter uma Multa).</w:t>
+      </w:r>
+    </w:p>
+    <w:p>
+      <w:pPr>
+        <w:jc w:val="center"/>
+      </w:pPr>
+      <w:r>
+        <w:drawing>
+          <wp:inline xmlns:a="http://schemas.openxmlformats.org/drawingml/2006/main" xmlns:pic="http://schemas.openxmlformats.org/drawingml/2006/picture">
+            <wp:extent cx="6332220" cy="3179970"/>
+            <wp:docPr id="9" name="Picture 9"/>
+            <wp:cNvGraphicFramePr>
+              <a:graphicFrameLocks noChangeAspect="1"/>
+            </wp:cNvGraphicFramePr>
+            <a:graphic>
+              <a:graphicData uri="http://schemas.openxmlformats.org/drawingml/2006/picture">
+                <pic:pic>
+                  <pic:nvPicPr>
+                    <pic:cNvPr id="0" name="card_associativa_equivalencia.png"/>
+                    <pic:cNvPicPr/>
+                  </pic:nvPicPr>
+                  <pic:blipFill>
+                    <a:blip r:embed="rId17"/>
+                    <a:stretch>
+                      <a:fillRect/>
+                    </a:stretch>
+                  </pic:blipFill>
+                  <pic:spPr>
+                    <a:xfrm>
+                      <a:off x="0" y="0"/>
+                      <a:ext cx="6332220" cy="3179970"/>
+                    </a:xfrm>
+                    <a:prstGeom prst="rect"/>
+                  </pic:spPr>
+                </pic:pic>
+              </a:graphicData>
+            </a:graphic>
+          </wp:inline>
+        </w:drawing>
+      </w:r>
+    </w:p>
+    <w:p>
+      <w:pPr>
+        <w:pStyle w:val="Caption"/>
+      </w:pPr>
+      <w:r>
+        <w:t>Figura 9 — Duas formas equivalentes de desenhar o ItemPedido.</w:t>
+      </w:r>
+    </w:p>
+    <w:p>
+      <w:r>
+        <w:t>Para promover um N:N: (1) criem a classe do meio, com um substantivo da relação (Item, Matricula, Reserva, Emprestimo); (2) os “muitos” das pontas originais passam para o lado da classe nova; (3) os lados das classes originais ficam “1”, porque cada ItemPedido é de exatamente um pedido e de exatamente um produto. Resultado: Pedido * —— * Produto vira Pedido 1 —— * ItemPedido * —— 1 Produto.</w:t>
+      </w:r>
+    </w:p>
+    <w:p>
+      <w:pPr>
+        <w:pStyle w:val="Heading2"/>
+      </w:pPr>
+      <w:r>
+        <w:t>5.5 Restrições e notas</w:t>
+      </w:r>
+    </w:p>
+    <w:p>
+      <w:r>
+        <w:t>Uma restrição é uma condição escrita entre chaves { } que o modelo sempre deve respeitar. Ela pode ficar junto de uma classe, de um atributo ou de uma ponta de linha. Exemplo, com a Regra 1 do TechBurger: { canal = app implica valorTotal &gt;= 15,00 }. Duas restrições prontas muito comuns nas pontas de uma linha são {ordered} (a ordem importa — ex.: os itens na ordem em que foram pedidos) e {unique} (não pode haver repetição).</w:t>
+      </w:r>
+    </w:p>
+    <w:p>
+      <w:r>
+        <w:t>Uma nota é um comentário livre: um retângulo com o canto superior direito dobrado, ligado por uma linha tracejada ao elemento que ela explica. É o lugar certo para dizer de onde veio um número (“Regra da Aula 1: no máximo 3 livros”). Usem as duas com moderação: o diagrama de classes não é o lugar de TODAS as regras de negócio, só das que ajudam a entender a estrutura.</w:t>
+      </w:r>
+    </w:p>
+    <w:p>
+      <w:pPr>
+        <w:jc w:val="center"/>
+      </w:pPr>
+      <w:r>
+        <w:drawing>
+          <wp:inline xmlns:a="http://schemas.openxmlformats.org/drawingml/2006/main" xmlns:pic="http://schemas.openxmlformats.org/drawingml/2006/picture">
+            <wp:extent cx="6332220" cy="2776934"/>
+            <wp:docPr id="10" name="Picture 10"/>
+            <wp:cNvGraphicFramePr>
+              <a:graphicFrameLocks noChangeAspect="1"/>
+            </wp:cNvGraphicFramePr>
+            <a:graphic>
+              <a:graphicData uri="http://schemas.openxmlformats.org/drawingml/2006/picture">
+                <pic:pic>
+                  <pic:nvPicPr>
+                    <pic:cNvPr id="0" name="card_restricoes.png"/>
+                    <pic:cNvPicPr/>
+                  </pic:nvPicPr>
+                  <pic:blipFill>
+                    <a:blip r:embed="rId18"/>
+                    <a:stretch>
+                      <a:fillRect/>
+                    </a:stretch>
+                  </pic:blipFill>
+                  <pic:spPr>
+                    <a:xfrm>
+                      <a:off x="0" y="0"/>
+                      <a:ext cx="6332220" cy="2776934"/>
+                    </a:xfrm>
+                    <a:prstGeom prst="rect"/>
+                  </pic:spPr>
+                </pic:pic>
+              </a:graphicData>
+            </a:graphic>
+          </wp:inline>
+        </w:drawing>
+      </w:r>
+    </w:p>
+    <w:p>
+      <w:pPr>
+        <w:pStyle w:val="Caption"/>
+      </w:pPr>
+      <w:r>
+        <w:t>Figura 10 — Restrição e notas ligadas às regras da Aula 1.</w:t>
+      </w:r>
+    </w:p>
+    <w:p>
+      <w:pPr>
+        <w:pStyle w:val="Heading2"/>
+      </w:pPr>
+      <w:r>
+        <w:t>5.6 Nem toda regra de negócio vira cardinalidade</w:t>
+      </w:r>
+    </w:p>
+    <w:p>
+      <w:r>
+        <w:t>A Regra 7 do TechBurger diz que pedidos com mais de 10 itens exigem confirmação do gerente. Isso NÃO vira “Pedido 1 —— 1..10 ItemPedido”: pedidos com 11 itens existem, eles só precisam de uma aprovação. Da mesma forma, a Regra 8 (bloqueio por 15 dias após 3 cancelamentos) não muda Cliente 1 —— * Pedido: o bloqueio impede NOVOS pedidos, não apaga os antigos.</w:t>
+      </w:r>
+    </w:p>
+    <w:p>
+      <w:r>
+        <w:t>Cardinalidade é um limite que NUNCA é ultrapassado. Regras com exceção, aprovação ou prazo são COMPORTAMENTO — viram métodos (Pedido.exigeAprovacao(), Cliente.estaBloqueado()), notas no diagrama ou decisões no diagrama de atividades da Aula 7. Pergunta-teste: “é impossível existir o 11º, ou ele só precisa de alguém autorizar?”.</w:t>
+      </w:r>
+    </w:p>
+    <w:p>
+      <w:pPr>
+        <w:pStyle w:val="Heading1"/>
+      </w:pPr>
+      <w:r>
+        <w:t>6. Da cardinalidade ao banco de dados</w:t>
+      </w:r>
+    </w:p>
+    <w:p>
+      <w:r>
+        <w:t>Quase todo sistema guarda seus dados em um banco de dados relacional, e a cardinalidade do diagrama de classes vira, quase diretamente, a estrutura das tabelas. A regra prática é:</w:t>
+      </w:r>
+    </w:p>
+    <w:tbl>
+      <w:tblPr>
+        <w:tblStyle w:val="TableGrid"/>
+        <w:tblW w:type="auto" w:w="0"/>
+        <w:tblLook w:firstColumn="1" w:firstRow="1" w:lastColumn="0" w:lastRow="0" w:noHBand="0" w:noVBand="1" w:val="04A0"/>
+      </w:tblPr>
+      <w:tblGrid>
+        <w:gridCol w:w="3324"/>
+        <w:gridCol w:w="3324"/>
+        <w:gridCol w:w="3324"/>
+      </w:tblGrid>
+      <w:tr>
+        <w:tc>
+          <w:tcPr>
+            <w:tcW w:type="dxa" w:w="1197"/>
+            <w:shd w:val="clear" w:color="auto" w:fill="1F497D"/>
+          </w:tcPr>
+          <w:p>
+            <w:pPr>
+              <w:spacing w:after="40"/>
+            </w:pPr>
+            <w:r>
+              <w:rPr>
+                <w:b/>
+                <w:color w:val="FFFFFF"/>
+                <w:sz w:val="20"/>
+              </w:rPr>
+              <w:t>Tipo</w:t>
+            </w:r>
+          </w:p>
+        </w:tc>
+        <w:tc>
+          <w:tcPr>
+            <w:tcW w:type="dxa" w:w="4787"/>
+            <w:shd w:val="clear" w:color="auto" w:fill="1F497D"/>
+          </w:tcPr>
+          <w:p>
+            <w:pPr>
+              <w:spacing w:after="40"/>
+            </w:pPr>
+            <w:r>
+              <w:rPr>
+                <w:b/>
+                <w:color w:val="FFFFFF"/>
+                <w:sz w:val="20"/>
+              </w:rPr>
+              <w:t>Como vira tabela</w:t>
+            </w:r>
+          </w:p>
+        </w:tc>
+        <w:tc>
+          <w:tcPr>
+            <w:tcW w:type="dxa" w:w="3989"/>
+            <w:shd w:val="clear" w:color="auto" w:fill="1F497D"/>
+          </w:tcPr>
+          <w:p>
+            <w:pPr>
+              <w:spacing w:after="40"/>
+            </w:pPr>
+            <w:r>
+              <w:rPr>
+                <w:b/>
+                <w:color w:val="FFFFFF"/>
+                <w:sz w:val="20"/>
+              </w:rPr>
+              <w:t>Exemplo</w:t>
+            </w:r>
+          </w:p>
+        </w:tc>
+      </w:tr>
+      <w:tr>
+        <w:tc>
+          <w:tcPr>
+            <w:tcW w:type="dxa" w:w="1197"/>
+          </w:tcPr>
+          <w:p>
+            <w:r>
+              <w:rPr>
+                <w:sz w:val="20"/>
+              </w:rPr>
+              <w:t>1:N</w:t>
+            </w:r>
+          </w:p>
+        </w:tc>
+        <w:tc>
+          <w:tcPr>
+            <w:tcW w:type="dxa" w:w="4787"/>
+          </w:tcPr>
+          <w:p>
+            <w:r>
+              <w:rPr>
+                <w:sz w:val="20"/>
+              </w:rPr>
+              <w:t>O lado “muitos” recebe uma chave estrangeira que aponta para o lado “1”</w:t>
+            </w:r>
+          </w:p>
+        </w:tc>
+        <w:tc>
+          <w:tcPr>
+            <w:tcW w:type="dxa" w:w="3989"/>
+          </w:tcPr>
+          <w:p>
+            <w:r>
+              <w:rPr>
+                <w:sz w:val="20"/>
+              </w:rPr>
+              <w:t>Cliente 1 —— * Pedido → Pedido(id, clienteId, ...)</w:t>
+            </w:r>
+          </w:p>
+        </w:tc>
+      </w:tr>
+      <w:tr>
+        <w:tc>
+          <w:tcPr>
+            <w:tcW w:type="dxa" w:w="1197"/>
+          </w:tcPr>
+          <w:p>
+            <w:r>
+              <w:rPr>
+                <w:sz w:val="20"/>
+              </w:rPr>
+              <w:t>1:1</w:t>
+            </w:r>
+          </w:p>
+        </w:tc>
+        <w:tc>
+          <w:tcPr>
+            <w:tcW w:type="dxa" w:w="4787"/>
+          </w:tcPr>
+          <w:p>
+            <w:r>
+              <w:rPr>
+                <w:sz w:val="20"/>
+              </w:rPr>
+              <w:t>Um dos lados (normalmente o opcional) recebe a chave estrangeira; o 0..1 permite existir registro do outro lado sem par</w:t>
+            </w:r>
+          </w:p>
+        </w:tc>
+        <w:tc>
+          <w:tcPr>
+            <w:tcW w:type="dxa" w:w="3989"/>
+          </w:tcPr>
+          <w:p>
+            <w:r>
+              <w:rPr>
+                <w:sz w:val="20"/>
+              </w:rPr>
+              <w:t>Pedido 1 —— 0..1 Pagamento → Pagamento(id, pedidoId, ...)</w:t>
+            </w:r>
+          </w:p>
+        </w:tc>
+      </w:tr>
+      <w:tr>
+        <w:tc>
+          <w:tcPr>
+            <w:tcW w:type="dxa" w:w="1197"/>
+          </w:tcPr>
+          <w:p>
+            <w:r>
+              <w:rPr>
+                <w:sz w:val="20"/>
+              </w:rPr>
+              <w:t>N:N</w:t>
+            </w:r>
+          </w:p>
+        </w:tc>
+        <w:tc>
+          <w:tcPr>
+            <w:tcW w:type="dxa" w:w="4787"/>
+          </w:tcPr>
+          <w:p>
+            <w:r>
+              <w:rPr>
+                <w:sz w:val="20"/>
+              </w:rPr>
+              <w:t>Precisa de uma TERCEIRA tabela, com as duas chaves estrangeiras — é a classe associativa</w:t>
+            </w:r>
+          </w:p>
+        </w:tc>
+        <w:tc>
+          <w:tcPr>
+            <w:tcW w:type="dxa" w:w="3989"/>
+          </w:tcPr>
+          <w:p>
+            <w:r>
+              <w:rPr>
+                <w:sz w:val="20"/>
+              </w:rPr>
+              <w:t>Aluno * —— * Disciplina → Matricula(alunoId, disciplinaId, nota)</w:t>
+            </w:r>
+          </w:p>
+        </w:tc>
+      </w:tr>
+    </w:tbl>
+    <w:p/>
+    <w:p>
+      <w:r>
+        <w:t>No TechBurger, a tabela ItemPedido(id, pedidoId, produtoId, quantidade, precoUnitario) é exatamente a “tabela associativa” entre Pedido e Produto. Entender cardinalidade agora facilita bastante o desenho do banco de dados mais adiante no curso.</w:t>
+      </w:r>
+    </w:p>
+    <w:p>
+      <w:r>
+        <w:t>Quiz rápido (respostas no Gabarito): (1) Em Cliente 1 —— * Pedido, qual tabela ganha a chave estrangeira? (2) Aluno * —— * Disciplina precisa de quantas tabelas, no total? (3) Em Pedido 1 —— 0..1 Pagamento, pode existir um pedido sem nenhuma linha em Pagamento? (4) Qual tabela do TechBurger funciona como a tabela associativa entre Pedido e Produto?</w:t>
+      </w:r>
+    </w:p>
+    <w:p>
+      <w:pPr>
+        <w:pStyle w:val="Heading1"/>
+      </w:pPr>
+      <w:r>
+        <w:t>7. Cardinalidade no TechBurger</w:t>
       </w:r>
     </w:p>
     <w:p>
@@ -1566,7 +2745,7 @@
       <w:tr>
         <w:tc>
           <w:tcPr>
-            <w:tcW w:type="dxa" w:w="1994"/>
+            <w:tcW w:type="dxa" w:w="2393"/>
             <w:shd w:val="clear" w:color="auto" w:fill="1F497D"/>
           </w:tcPr>
           <w:p>
@@ -1579,20 +2758,13 @@
                 <w:color w:val="FFFFFF"/>
                 <w:sz w:val="20"/>
               </w:rPr>
-            </w:r>
-            <w:r>
-              <w:rPr>
-                <w:b/>
-                <w:color w:val="FFFFFF"/>
-                <w:sz w:val="20"/>
-              </w:rPr>
               <w:t>Classe A</w:t>
             </w:r>
           </w:p>
         </w:tc>
         <w:tc>
           <w:tcPr>
-            <w:tcW w:type="dxa" w:w="1994"/>
+            <w:tcW w:type="dxa" w:w="1197"/>
             <w:shd w:val="clear" w:color="auto" w:fill="1F497D"/>
           </w:tcPr>
           <w:p>
@@ -1605,20 +2777,13 @@
                 <w:color w:val="FFFFFF"/>
                 <w:sz w:val="20"/>
               </w:rPr>
-            </w:r>
-            <w:r>
-              <w:rPr>
-                <w:b/>
-                <w:color w:val="FFFFFF"/>
-                <w:sz w:val="20"/>
-              </w:rPr>
               <w:t>Card. A</w:t>
             </w:r>
           </w:p>
         </w:tc>
         <w:tc>
           <w:tcPr>
-            <w:tcW w:type="dxa" w:w="1994"/>
+            <w:tcW w:type="dxa" w:w="2792"/>
             <w:shd w:val="clear" w:color="auto" w:fill="1F497D"/>
           </w:tcPr>
           <w:p>
@@ -1631,20 +2796,13 @@
                 <w:color w:val="FFFFFF"/>
                 <w:sz w:val="20"/>
               </w:rPr>
-            </w:r>
-            <w:r>
-              <w:rPr>
-                <w:b/>
-                <w:color w:val="FFFFFF"/>
-                <w:sz w:val="20"/>
-              </w:rPr>
               <w:t>Relacionamento</w:t>
             </w:r>
           </w:p>
         </w:tc>
         <w:tc>
           <w:tcPr>
-            <w:tcW w:type="dxa" w:w="1994"/>
+            <w:tcW w:type="dxa" w:w="1197"/>
             <w:shd w:val="clear" w:color="auto" w:fill="1F497D"/>
           </w:tcPr>
           <w:p>
@@ -1657,20 +2815,13 @@
                 <w:color w:val="FFFFFF"/>
                 <w:sz w:val="20"/>
               </w:rPr>
-            </w:r>
-            <w:r>
-              <w:rPr>
-                <w:b/>
-                <w:color w:val="FFFFFF"/>
-                <w:sz w:val="20"/>
-              </w:rPr>
               <w:t>Card. B</w:t>
             </w:r>
           </w:p>
         </w:tc>
         <w:tc>
           <w:tcPr>
-            <w:tcW w:type="dxa" w:w="1994"/>
+            <w:tcW w:type="dxa" w:w="2393"/>
             <w:shd w:val="clear" w:color="auto" w:fill="1F497D"/>
           </w:tcPr>
           <w:p>
@@ -1683,13 +2834,6 @@
                 <w:color w:val="FFFFFF"/>
                 <w:sz w:val="20"/>
               </w:rPr>
-            </w:r>
-            <w:r>
-              <w:rPr>
-                <w:b/>
-                <w:color w:val="FFFFFF"/>
-                <w:sz w:val="20"/>
-              </w:rPr>
               <w:t>Classe B</w:t>
             </w:r>
           </w:p>
@@ -1698,10 +2842,9 @@
       <w:tr>
         <w:tc>
           <w:tcPr>
-            <w:tcW w:type="dxa" w:w="1994"/>
-          </w:tcPr>
-          <w:p>
-            <w:r/>
+            <w:tcW w:type="dxa" w:w="2393"/>
+          </w:tcPr>
+          <w:p>
             <w:r>
               <w:rPr>
                 <w:sz w:val="20"/>
@@ -1712,10 +2855,9 @@
         </w:tc>
         <w:tc>
           <w:tcPr>
-            <w:tcW w:type="dxa" w:w="1994"/>
-          </w:tcPr>
-          <w:p>
-            <w:r/>
+            <w:tcW w:type="dxa" w:w="1197"/>
+          </w:tcPr>
+          <w:p>
             <w:r>
               <w:rPr>
                 <w:sz w:val="20"/>
@@ -1726,24 +2868,22 @@
         </w:tc>
         <w:tc>
           <w:tcPr>
-            <w:tcW w:type="dxa" w:w="1994"/>
-          </w:tcPr>
-          <w:p>
-            <w:r/>
-            <w:r>
-              <w:rPr>
-                <w:sz w:val="20"/>
-              </w:rPr>
-              <w:t>possui</w:t>
-            </w:r>
-          </w:p>
-        </w:tc>
-        <w:tc>
-          <w:tcPr>
-            <w:tcW w:type="dxa" w:w="1994"/>
-          </w:tcPr>
-          <w:p>
-            <w:r/>
+            <w:tcW w:type="dxa" w:w="2792"/>
+          </w:tcPr>
+          <w:p>
+            <w:r>
+              <w:rPr>
+                <w:sz w:val="20"/>
+              </w:rPr>
+              <w:t>faz</w:t>
+            </w:r>
+          </w:p>
+        </w:tc>
+        <w:tc>
+          <w:tcPr>
+            <w:tcW w:type="dxa" w:w="1197"/>
+          </w:tcPr>
+          <w:p>
             <w:r>
               <w:rPr>
                 <w:sz w:val="20"/>
@@ -1754,10 +2894,9 @@
         </w:tc>
         <w:tc>
           <w:tcPr>
-            <w:tcW w:type="dxa" w:w="1994"/>
-          </w:tcPr>
-          <w:p>
-            <w:r/>
+            <w:tcW w:type="dxa" w:w="2393"/>
+          </w:tcPr>
+          <w:p>
             <w:r>
               <w:rPr>
                 <w:sz w:val="20"/>
@@ -1770,10 +2909,9 @@
       <w:tr>
         <w:tc>
           <w:tcPr>
-            <w:tcW w:type="dxa" w:w="1994"/>
-          </w:tcPr>
-          <w:p>
-            <w:r/>
+            <w:tcW w:type="dxa" w:w="2393"/>
+          </w:tcPr>
+          <w:p>
             <w:r>
               <w:rPr>
                 <w:sz w:val="20"/>
@@ -1784,10 +2922,9 @@
         </w:tc>
         <w:tc>
           <w:tcPr>
-            <w:tcW w:type="dxa" w:w="1994"/>
-          </w:tcPr>
-          <w:p>
-            <w:r/>
+            <w:tcW w:type="dxa" w:w="1197"/>
+          </w:tcPr>
+          <w:p>
             <w:r>
               <w:rPr>
                 <w:sz w:val="20"/>
@@ -1798,24 +2935,22 @@
         </w:tc>
         <w:tc>
           <w:tcPr>
-            <w:tcW w:type="dxa" w:w="1994"/>
-          </w:tcPr>
-          <w:p>
-            <w:r/>
-            <w:r>
-              <w:rPr>
-                <w:sz w:val="20"/>
-              </w:rPr>
-              <w:t>contém (composição)</w:t>
-            </w:r>
-          </w:p>
-        </w:tc>
-        <w:tc>
-          <w:tcPr>
-            <w:tcW w:type="dxa" w:w="1994"/>
-          </w:tcPr>
-          <w:p>
-            <w:r/>
+            <w:tcW w:type="dxa" w:w="2792"/>
+          </w:tcPr>
+          <w:p>
+            <w:r>
+              <w:rPr>
+                <w:sz w:val="20"/>
+              </w:rPr>
+              <w:t>é composto por (composição)</w:t>
+            </w:r>
+          </w:p>
+        </w:tc>
+        <w:tc>
+          <w:tcPr>
+            <w:tcW w:type="dxa" w:w="1197"/>
+          </w:tcPr>
+          <w:p>
             <w:r>
               <w:rPr>
                 <w:sz w:val="20"/>
@@ -1826,10 +2961,9 @@
         </w:tc>
         <w:tc>
           <w:tcPr>
-            <w:tcW w:type="dxa" w:w="1994"/>
-          </w:tcPr>
-          <w:p>
-            <w:r/>
+            <w:tcW w:type="dxa" w:w="2393"/>
+          </w:tcPr>
+          <w:p>
             <w:r>
               <w:rPr>
                 <w:sz w:val="20"/>
@@ -1842,10 +2976,9 @@
       <w:tr>
         <w:tc>
           <w:tcPr>
-            <w:tcW w:type="dxa" w:w="1994"/>
-          </w:tcPr>
-          <w:p>
-            <w:r/>
+            <w:tcW w:type="dxa" w:w="2393"/>
+          </w:tcPr>
+          <w:p>
             <w:r>
               <w:rPr>
                 <w:sz w:val="20"/>
@@ -1856,10 +2989,9 @@
         </w:tc>
         <w:tc>
           <w:tcPr>
-            <w:tcW w:type="dxa" w:w="1994"/>
-          </w:tcPr>
-          <w:p>
-            <w:r/>
+            <w:tcW w:type="dxa" w:w="1197"/>
+          </w:tcPr>
+          <w:p>
             <w:r>
               <w:rPr>
                 <w:sz w:val="20"/>
@@ -1870,24 +3002,22 @@
         </w:tc>
         <w:tc>
           <w:tcPr>
-            <w:tcW w:type="dxa" w:w="1994"/>
-          </w:tcPr>
-          <w:p>
-            <w:r/>
-            <w:r>
-              <w:rPr>
-                <w:sz w:val="20"/>
-              </w:rPr>
-              <w:t>refere-se a</w:t>
-            </w:r>
-          </w:p>
-        </w:tc>
-        <w:tc>
-          <w:tcPr>
-            <w:tcW w:type="dxa" w:w="1994"/>
-          </w:tcPr>
-          <w:p>
-            <w:r/>
+            <w:tcW w:type="dxa" w:w="2792"/>
+          </w:tcPr>
+          <w:p>
+            <w:r>
+              <w:rPr>
+                <w:sz w:val="20"/>
+              </w:rPr>
+              <w:t>refere-se a (navegável →)</w:t>
+            </w:r>
+          </w:p>
+        </w:tc>
+        <w:tc>
+          <w:tcPr>
+            <w:tcW w:type="dxa" w:w="1197"/>
+          </w:tcPr>
+          <w:p>
             <w:r>
               <w:rPr>
                 <w:sz w:val="20"/>
@@ -1898,10 +3028,9 @@
         </w:tc>
         <w:tc>
           <w:tcPr>
-            <w:tcW w:type="dxa" w:w="1994"/>
-          </w:tcPr>
-          <w:p>
-            <w:r/>
+            <w:tcW w:type="dxa" w:w="2393"/>
+          </w:tcPr>
+          <w:p>
             <w:r>
               <w:rPr>
                 <w:sz w:val="20"/>
@@ -1914,10 +3043,9 @@
       <w:tr>
         <w:tc>
           <w:tcPr>
-            <w:tcW w:type="dxa" w:w="1994"/>
-          </w:tcPr>
-          <w:p>
-            <w:r/>
+            <w:tcW w:type="dxa" w:w="2393"/>
+          </w:tcPr>
+          <w:p>
             <w:r>
               <w:rPr>
                 <w:sz w:val="20"/>
@@ -1928,10 +3056,9 @@
         </w:tc>
         <w:tc>
           <w:tcPr>
-            <w:tcW w:type="dxa" w:w="1994"/>
-          </w:tcPr>
-          <w:p>
-            <w:r/>
+            <w:tcW w:type="dxa" w:w="1197"/>
+          </w:tcPr>
+          <w:p>
             <w:r>
               <w:rPr>
                 <w:sz w:val="20"/>
@@ -1942,10 +3069,9 @@
         </w:tc>
         <w:tc>
           <w:tcPr>
-            <w:tcW w:type="dxa" w:w="1994"/>
-          </w:tcPr>
-          <w:p>
-            <w:r/>
+            <w:tcW w:type="dxa" w:w="2792"/>
+          </w:tcPr>
+          <w:p>
             <w:r>
               <w:rPr>
                 <w:sz w:val="20"/>
@@ -1956,10 +3082,9 @@
         </w:tc>
         <w:tc>
           <w:tcPr>
-            <w:tcW w:type="dxa" w:w="1994"/>
-          </w:tcPr>
-          <w:p>
-            <w:r/>
+            <w:tcW w:type="dxa" w:w="1197"/>
+          </w:tcPr>
+          <w:p>
             <w:r>
               <w:rPr>
                 <w:sz w:val="20"/>
@@ -1970,10 +3095,9 @@
         </w:tc>
         <w:tc>
           <w:tcPr>
-            <w:tcW w:type="dxa" w:w="1994"/>
-          </w:tcPr>
-          <w:p>
-            <w:r/>
+            <w:tcW w:type="dxa" w:w="2393"/>
+          </w:tcPr>
+          <w:p>
             <w:r>
               <w:rPr>
                 <w:sz w:val="20"/>
@@ -1986,10 +3110,9 @@
       <w:tr>
         <w:tc>
           <w:tcPr>
-            <w:tcW w:type="dxa" w:w="1994"/>
-          </w:tcPr>
-          <w:p>
-            <w:r/>
+            <w:tcW w:type="dxa" w:w="2393"/>
+          </w:tcPr>
+          <w:p>
             <w:r>
               <w:rPr>
                 <w:sz w:val="20"/>
@@ -2000,10 +3123,9 @@
         </w:tc>
         <w:tc>
           <w:tcPr>
-            <w:tcW w:type="dxa" w:w="1994"/>
-          </w:tcPr>
-          <w:p>
-            <w:r/>
+            <w:tcW w:type="dxa" w:w="1197"/>
+          </w:tcPr>
+          <w:p>
             <w:r>
               <w:rPr>
                 <w:sz w:val="20"/>
@@ -2014,24 +3136,22 @@
         </w:tc>
         <w:tc>
           <w:tcPr>
-            <w:tcW w:type="dxa" w:w="1994"/>
-          </w:tcPr>
-          <w:p>
-            <w:r/>
-            <w:r>
-              <w:rPr>
-                <w:sz w:val="20"/>
-              </w:rPr>
-              <w:t>pode ter</w:t>
-            </w:r>
-          </w:p>
-        </w:tc>
-        <w:tc>
-          <w:tcPr>
-            <w:tcW w:type="dxa" w:w="1994"/>
-          </w:tcPr>
-          <w:p>
-            <w:r/>
+            <w:tcW w:type="dxa" w:w="2792"/>
+          </w:tcPr>
+          <w:p>
+            <w:r>
+              <w:rPr>
+                <w:sz w:val="20"/>
+              </w:rPr>
+              <w:t>possui</w:t>
+            </w:r>
+          </w:p>
+        </w:tc>
+        <w:tc>
+          <w:tcPr>
+            <w:tcW w:type="dxa" w:w="1197"/>
+          </w:tcPr>
+          <w:p>
             <w:r>
               <w:rPr>
                 <w:sz w:val="20"/>
@@ -2042,10 +3162,9 @@
         </w:tc>
         <w:tc>
           <w:tcPr>
-            <w:tcW w:type="dxa" w:w="1994"/>
-          </w:tcPr>
-          <w:p>
-            <w:r/>
+            <w:tcW w:type="dxa" w:w="2393"/>
+          </w:tcPr>
+          <w:p>
             <w:r>
               <w:rPr>
                 <w:sz w:val="20"/>
@@ -2058,10 +3177,210 @@
       <w:tr>
         <w:tc>
           <w:tcPr>
-            <w:tcW w:type="dxa" w:w="1994"/>
-          </w:tcPr>
-          <w:p>
-            <w:r/>
+            <w:tcW w:type="dxa" w:w="2393"/>
+          </w:tcPr>
+          <w:p>
+            <w:r>
+              <w:rPr>
+                <w:sz w:val="20"/>
+              </w:rPr>
+              <w:t>Atendente</w:t>
+            </w:r>
+          </w:p>
+        </w:tc>
+        <w:tc>
+          <w:tcPr>
+            <w:tcW w:type="dxa" w:w="1197"/>
+          </w:tcPr>
+          <w:p>
+            <w:r>
+              <w:rPr>
+                <w:sz w:val="20"/>
+              </w:rPr>
+              <w:t>0..1</w:t>
+            </w:r>
+          </w:p>
+        </w:tc>
+        <w:tc>
+          <w:tcPr>
+            <w:tcW w:type="dxa" w:w="2792"/>
+          </w:tcPr>
+          <w:p>
+            <w:r>
+              <w:rPr>
+                <w:sz w:val="20"/>
+              </w:rPr>
+              <w:t>registra</w:t>
+            </w:r>
+          </w:p>
+        </w:tc>
+        <w:tc>
+          <w:tcPr>
+            <w:tcW w:type="dxa" w:w="1197"/>
+          </w:tcPr>
+          <w:p>
+            <w:r>
+              <w:rPr>
+                <w:sz w:val="20"/>
+              </w:rPr>
+              <w:t>0..*</w:t>
+            </w:r>
+          </w:p>
+        </w:tc>
+        <w:tc>
+          <w:tcPr>
+            <w:tcW w:type="dxa" w:w="2393"/>
+          </w:tcPr>
+          <w:p>
+            <w:r>
+              <w:rPr>
+                <w:sz w:val="20"/>
+              </w:rPr>
+              <w:t>Pedido</w:t>
+            </w:r>
+          </w:p>
+        </w:tc>
+      </w:tr>
+      <w:tr>
+        <w:tc>
+          <w:tcPr>
+            <w:tcW w:type="dxa" w:w="2393"/>
+          </w:tcPr>
+          <w:p>
+            <w:r>
+              <w:rPr>
+                <w:sz w:val="20"/>
+              </w:rPr>
+              <w:t>Gerente</w:t>
+            </w:r>
+          </w:p>
+        </w:tc>
+        <w:tc>
+          <w:tcPr>
+            <w:tcW w:type="dxa" w:w="1197"/>
+          </w:tcPr>
+          <w:p>
+            <w:r>
+              <w:rPr>
+                <w:sz w:val="20"/>
+              </w:rPr>
+              <w:t>0..1</w:t>
+            </w:r>
+          </w:p>
+        </w:tc>
+        <w:tc>
+          <w:tcPr>
+            <w:tcW w:type="dxa" w:w="2792"/>
+          </w:tcPr>
+          <w:p>
+            <w:r>
+              <w:rPr>
+                <w:sz w:val="20"/>
+              </w:rPr>
+              <w:t>autoriza</w:t>
+            </w:r>
+          </w:p>
+        </w:tc>
+        <w:tc>
+          <w:tcPr>
+            <w:tcW w:type="dxa" w:w="1197"/>
+          </w:tcPr>
+          <w:p>
+            <w:r>
+              <w:rPr>
+                <w:sz w:val="20"/>
+              </w:rPr>
+              <w:t>0..*</w:t>
+            </w:r>
+          </w:p>
+        </w:tc>
+        <w:tc>
+          <w:tcPr>
+            <w:tcW w:type="dxa" w:w="2393"/>
+          </w:tcPr>
+          <w:p>
+            <w:r>
+              <w:rPr>
+                <w:sz w:val="20"/>
+              </w:rPr>
+              <w:t>Pedido</w:t>
+            </w:r>
+          </w:p>
+        </w:tc>
+      </w:tr>
+      <w:tr>
+        <w:tc>
+          <w:tcPr>
+            <w:tcW w:type="dxa" w:w="2393"/>
+          </w:tcPr>
+          <w:p>
+            <w:r>
+              <w:rPr>
+                <w:sz w:val="20"/>
+              </w:rPr>
+              <w:t>Produto (original)</w:t>
+            </w:r>
+          </w:p>
+        </w:tc>
+        <w:tc>
+          <w:tcPr>
+            <w:tcW w:type="dxa" w:w="1197"/>
+          </w:tcPr>
+          <w:p>
+            <w:r>
+              <w:rPr>
+                <w:sz w:val="20"/>
+              </w:rPr>
+              <w:t>0..*</w:t>
+            </w:r>
+          </w:p>
+        </w:tc>
+        <w:tc>
+          <w:tcPr>
+            <w:tcW w:type="dxa" w:w="2792"/>
+          </w:tcPr>
+          <w:p>
+            <w:r>
+              <w:rPr>
+                <w:sz w:val="20"/>
+              </w:rPr>
+              <w:t>é substituído por (reflexiva)</w:t>
+            </w:r>
+          </w:p>
+        </w:tc>
+        <w:tc>
+          <w:tcPr>
+            <w:tcW w:type="dxa" w:w="1197"/>
+          </w:tcPr>
+          <w:p>
+            <w:r>
+              <w:rPr>
+                <w:sz w:val="20"/>
+              </w:rPr>
+              <w:t>0..1</w:t>
+            </w:r>
+          </w:p>
+        </w:tc>
+        <w:tc>
+          <w:tcPr>
+            <w:tcW w:type="dxa" w:w="2393"/>
+          </w:tcPr>
+          <w:p>
+            <w:r>
+              <w:rPr>
+                <w:sz w:val="20"/>
+              </w:rPr>
+              <w:t>Produto (substituto)</w:t>
+            </w:r>
+          </w:p>
+        </w:tc>
+      </w:tr>
+      <w:tr>
+        <w:tc>
+          <w:tcPr>
+            <w:tcW w:type="dxa" w:w="2393"/>
+          </w:tcPr>
+          <w:p>
             <w:r>
               <w:rPr>
                 <w:sz w:val="20"/>
@@ -2072,10 +3391,9 @@
         </w:tc>
         <w:tc>
           <w:tcPr>
-            <w:tcW w:type="dxa" w:w="1994"/>
-          </w:tcPr>
-          <w:p>
-            <w:r/>
+            <w:tcW w:type="dxa" w:w="1197"/>
+          </w:tcPr>
+          <w:p>
             <w:r>
               <w:rPr>
                 <w:sz w:val="20"/>
@@ -2086,10 +3404,9 @@
         </w:tc>
         <w:tc>
           <w:tcPr>
-            <w:tcW w:type="dxa" w:w="1994"/>
-          </w:tcPr>
-          <w:p>
-            <w:r/>
+            <w:tcW w:type="dxa" w:w="2792"/>
+          </w:tcPr>
+          <w:p>
             <w:r>
               <w:rPr>
                 <w:sz w:val="20"/>
@@ -2100,10 +3417,9 @@
         </w:tc>
         <w:tc>
           <w:tcPr>
-            <w:tcW w:type="dxa" w:w="1994"/>
-          </w:tcPr>
-          <w:p>
-            <w:r/>
+            <w:tcW w:type="dxa" w:w="1197"/>
+          </w:tcPr>
+          <w:p>
             <w:r>
               <w:rPr>
                 <w:sz w:val="20"/>
@@ -2114,10 +3430,9 @@
         </w:tc>
         <w:tc>
           <w:tcPr>
-            <w:tcW w:type="dxa" w:w="1994"/>
-          </w:tcPr>
-          <w:p>
-            <w:r/>
+            <w:tcW w:type="dxa" w:w="2393"/>
+          </w:tcPr>
+          <w:p>
             <w:r>
               <w:rPr>
                 <w:sz w:val="20"/>
@@ -2134,12 +3449,12 @@
         <w:pStyle w:val="Heading2"/>
       </w:pPr>
       <w:r>
-        <w:t>4.1 Cliente —— Pedido</w:t>
+        <w:t>7.1 Cliente —— Pedido</w:t>
       </w:r>
     </w:p>
     <w:p>
       <w:r>
-        <w:t>Cliente 1 —— * Pedido. Do lado do Cliente, “1”: cada Pedido pertence a exatamente um Cliente — não existe pedido anônimo no TechBurger, sempre há um cliente identificado por trás do pedido. Do lado do Pedido, “*” (não “1..*”): um Cliente pode ter zero ou muitos Pedidos, porque um cliente recém-cadastrado ainda não fez nenhum pedido — se usássemos “1..*”, estaríamos dizendo que todo cliente é obrigado a ter pelo menos um pedido, o que é falso.</w:t>
+        <w:t>Cliente 1 —— * Pedido. Do lado do Cliente, “1”: cada Pedido pertence a exatamente um Cliente — não existe pedido anônimo no TechBurger. Do lado do Pedido, “*” (não “1..*”): um cliente recém-cadastrado ainda não fez nenhum pedido; “1..*” diria que todo cliente é obrigado a ter pelo menos um pedido, o que é falso.</w:t>
       </w:r>
     </w:p>
     <w:p>
@@ -2147,12 +3462,12 @@
         <w:pStyle w:val="Heading2"/>
       </w:pPr>
       <w:r>
-        <w:t>4.2 Pedido —— ItemPedido</w:t>
+        <w:t>7.2 Pedido —— ItemPedido</w:t>
       </w:r>
     </w:p>
     <w:p>
       <w:r>
-        <w:t>Pedido 1 —— * ItemPedido (composição, losango preenchido do lado do Pedido). Do lado do Pedido, “1”: cada ItemPedido pertence a exatamente um Pedido. Do lado do ItemPedido, o diagrama de referência usa “*” (zero ou muitos); na prática um carrinho normalmente tem pelo menos 1 item, e vale discutir com a turma se “1..*” seria mais preciso — o importante é justificar a escolha com uma regra do negócio.</w:t>
+        <w:t>Pedido 1 —— * ItemPedido (composição, losango preenchido do lado do Pedido). Do lado do Pedido, “1”: cada ItemPedido pertence a exatamente um Pedido e nunca troca de pedido. Do lado do ItemPedido, o diagrama de referência usa “*”; na prática um pedido confirmado tem pelo menos 1 item, e “1..*” também é defensável — o importante é justificar a escolha com uma regra do negócio.</w:t>
       </w:r>
     </w:p>
     <w:p>
@@ -2160,12 +3475,12 @@
         <w:pStyle w:val="Heading2"/>
       </w:pPr>
       <w:r>
-        <w:t>4.3 ItemPedido —— Produto</w:t>
+        <w:t>7.3 ItemPedido —— Produto</w:t>
       </w:r>
     </w:p>
     <w:p>
       <w:r>
-        <w:t>ItemPedido * —— 1 Produto. Do lado do ItemPedido, “*”: um Produto pode aparecer em zero ou muitos ItemPedido diferentes. Do lado do Produto, “1”: cada ItemPedido refere-se a exatamente um Produto — não existe item “genérico”.</w:t>
+        <w:t>ItemPedido * ——&gt; 1 Produto. Do lado do ItemPedido, “*”: um Produto pode aparecer em zero ou muitos itens diferentes. Do lado do Produto, “1”: cada item refere-se a exatamente um produto — não existe item “genérico”. A seta aberta mostra que o item conhece o produto, mas o produto não precisa listar os itens. E lembrem: ItemPedido é a classe associativa de Pedido * —— * Produto.</w:t>
       </w:r>
     </w:p>
     <w:p>
@@ -2173,12 +3488,12 @@
         <w:pStyle w:val="Heading2"/>
       </w:pPr>
       <w:r>
-        <w:t>4.4 Por que “0..1” e não “1..1”? (Pagamento e Entrega)</w:t>
+        <w:t>7.4 Por que “0..1” e não “1”? (Pagamento e Entrega)</w:t>
       </w:r>
     </w:p>
     <w:p>
       <w:r>
-        <w:t>Pedido 1 —— 0..1 Pagamento: o pedido pode ainda não ter pagamento confirmado no momento em que é criado. Pedido 1 —— 0..1 Entrega: só existe entrega quando o tipo do pedido é “entrega” — pedidos de retirada no balcão não têm relacionamento de Entrega nenhum. Em ambos os casos, “1” (ou “1..1”) obrigaria TODO pedido a já nascer com pagamento e entrega, o que não é verdade no TechBurger.</w:t>
+        <w:t>Pedido 1 —— 0..1 Pagamento: o pedido é criado antes de o pagamento ser confirmado. Pedido 1 —— 0..1 Entrega: só existe entrega quando o tipo do pedido é “entrega” — pedidos de retirada no balcão não têm Entrega nenhuma. Em ambos os casos, “1” obrigaria TODO pedido a já nascer com pagamento e entrega, o que não é verdade no TechBurger.</w:t>
       </w:r>
     </w:p>
     <w:p>
@@ -2186,12 +3501,12 @@
         <w:pStyle w:val="Heading2"/>
       </w:pPr>
       <w:r>
-        <w:t>4.5 Funcionario, Atendente, Gerente</w:t>
+        <w:t>7.5 Atendente e Gerente: quem registra e quem autoriza</w:t>
       </w:r>
     </w:p>
     <w:p>
       <w:r>
-        <w:t>Funcionario &lt;|-- Atendente e Funcionario &lt;|-- Gerente: herança, sem cardinalidade nenhuma nas pontas. Atendente e Gerente SÃO tipos de Funcionario — não “têm” Funcionario em alguma quantidade.</w:t>
+        <w:t>Atendente 0..1 —— 0..* Pedido (registra) e Gerente 0..1 —— 0..* Pedido (autoriza) são as duas associações que vieram dos casos de uso da Aula 4. Do lado do Pedido, “0..*”: um atendente registra muitos pedidos ao longo do dia (e um recém-contratado ainda não registrou nenhum); um gerente autoriza zero ou muitos. Do lado do funcionário, “0..1”, e não “1”: pedido feito pelo app não passa por nenhum atendente, e só os pedidos com mais de 10 itens (Regra 7) precisam da autorização do gerente. É o mesmo raciocínio do Pagamento: a pergunta-teste “no momento em que o pedido é criado, essa relação já existe?” tem resposta “nem sempre”.</w:t>
       </w:r>
     </w:p>
     <w:p>
@@ -2199,12 +3514,12 @@
         <w:pStyle w:val="Heading2"/>
       </w:pPr>
       <w:r>
-        <w:t>4.6 Cardinalidade e regras dinâmicas</w:t>
+        <w:t>7.6 Produto substituto e a herança de Funcionario</w:t>
       </w:r>
     </w:p>
     <w:p>
       <w:r>
-        <w:t>A Regra 8 (Aula 1) bloqueia o Cliente por 15 dias após 3 cancelamentos, mas isso NÃO muda a cardinalidade: Cliente 1 —— * Pedido continua valendo, porque o bloqueio impede NOVOS pedidos, não apaga os pedidos antigos. Cardinalidade descreve a ESTRUTURA do relacionamento; regras de bloqueio são um COMPORTAMENTO (um método), não uma mudança de cardinalidade.</w:t>
+        <w:t>A Regra 6 vira a associação reflexiva Produto 0..* “original” —— 0..1 “substituto” Produto (seção 5.3). Já Funcionario &lt;|-- Atendente e Funcionario &lt;|-- Gerente são herança: sem cardinalidade nenhuma nas pontas. Atendente e Gerente SÃO tipos de Funcionario — não “têm” Funcionario em alguma quantidade.</w:t>
       </w:r>
     </w:p>
     <w:p>
@@ -2212,25 +3527,12 @@
         <w:pStyle w:val="Heading2"/>
       </w:pPr>
       <w:r>
-        <w:t>4.7 Mini-exercício: cardinalidade e outra regra de negócio</w:t>
+        <w:t>7.7 Verificando a coerência com a Aula 5</w:t>
       </w:r>
     </w:p>
     <w:p>
       <w:r>
-        <w:t>A Regra 6 (Aula 1) diz que, quando um Produto está em falta, o sistema sugere um substituto. Pensem: ItemPedido * —— 1 Produto também vale para o Produto substituto sugerido? Qual cardinalidade descreveria “Produto sugere 0..1 Produto substituto”? Justifiquem (resposta no Gabarito).</w:t>
-      </w:r>
-    </w:p>
-    <w:p>
-      <w:pPr>
-        <w:pStyle w:val="Heading2"/>
-      </w:pPr>
-      <w:r>
-        <w:t>4.8 Verificando a coerência com a Aula 5</w:t>
-      </w:r>
-    </w:p>
-    <w:p>
-      <w:r>
-        <w:t>Antes de escrever qualquer número, confiram: este relacionamento já existia na Aula 5? A cardinalidade NÃO muda o tipo do relacionamento definido antes. Se algo era composição (losango preenchido), continua composição — só ganha números. Se algo era herança, continua sem nenhum número nas pontas.</w:t>
+        <w:t>Antes de escrever qualquer número, confiram: este relacionamento já existia na Aula 5? A cardinalidade NÃO muda o tipo do relacionamento definido antes, e os verbos das linhas (faz, gera, possui, é composto por, refere-se a, registra, autoriza) continuam os mesmos. Se algo era composição (losango preenchido), continua composição — só ganha números. Se algo era herança, continua sem nenhum número nas pontas.</w:t>
       </w:r>
     </w:p>
     <w:p>
@@ -2238,7 +3540,7 @@
         <w:pStyle w:val="Heading1"/>
       </w:pPr>
       <w:r>
-        <w:t>5. Cardinalidade na Biblioteca “Ler Mais”</w:t>
+        <w:t>8. Cardinalidade na Biblioteca “Ler Mais”</w:t>
       </w:r>
     </w:p>
     <w:tbl>
@@ -2257,7 +3559,7 @@
       <w:tr>
         <w:tc>
           <w:tcPr>
-            <w:tcW w:type="dxa" w:w="1994"/>
+            <w:tcW w:type="dxa" w:w="2393"/>
             <w:shd w:val="clear" w:color="auto" w:fill="1F497D"/>
           </w:tcPr>
           <w:p>
@@ -2270,20 +3572,13 @@
                 <w:color w:val="FFFFFF"/>
                 <w:sz w:val="20"/>
               </w:rPr>
-            </w:r>
-            <w:r>
-              <w:rPr>
-                <w:b/>
-                <w:color w:val="FFFFFF"/>
-                <w:sz w:val="20"/>
-              </w:rPr>
               <w:t>Classe A</w:t>
             </w:r>
           </w:p>
         </w:tc>
         <w:tc>
           <w:tcPr>
-            <w:tcW w:type="dxa" w:w="1994"/>
+            <w:tcW w:type="dxa" w:w="1197"/>
             <w:shd w:val="clear" w:color="auto" w:fill="1F497D"/>
           </w:tcPr>
           <w:p>
@@ -2296,20 +3591,13 @@
                 <w:color w:val="FFFFFF"/>
                 <w:sz w:val="20"/>
               </w:rPr>
-            </w:r>
-            <w:r>
-              <w:rPr>
-                <w:b/>
-                <w:color w:val="FFFFFF"/>
-                <w:sz w:val="20"/>
-              </w:rPr>
               <w:t>Card. A</w:t>
             </w:r>
           </w:p>
         </w:tc>
         <w:tc>
           <w:tcPr>
-            <w:tcW w:type="dxa" w:w="1994"/>
+            <w:tcW w:type="dxa" w:w="2792"/>
             <w:shd w:val="clear" w:color="auto" w:fill="1F497D"/>
           </w:tcPr>
           <w:p>
@@ -2322,20 +3610,13 @@
                 <w:color w:val="FFFFFF"/>
                 <w:sz w:val="20"/>
               </w:rPr>
-            </w:r>
-            <w:r>
-              <w:rPr>
-                <w:b/>
-                <w:color w:val="FFFFFF"/>
-                <w:sz w:val="20"/>
-              </w:rPr>
               <w:t>Relacionamento</w:t>
             </w:r>
           </w:p>
         </w:tc>
         <w:tc>
           <w:tcPr>
-            <w:tcW w:type="dxa" w:w="1994"/>
+            <w:tcW w:type="dxa" w:w="1197"/>
             <w:shd w:val="clear" w:color="auto" w:fill="1F497D"/>
           </w:tcPr>
           <w:p>
@@ -2348,20 +3629,13 @@
                 <w:color w:val="FFFFFF"/>
                 <w:sz w:val="20"/>
               </w:rPr>
-            </w:r>
-            <w:r>
-              <w:rPr>
-                <w:b/>
-                <w:color w:val="FFFFFF"/>
-                <w:sz w:val="20"/>
-              </w:rPr>
               <w:t>Card. B</w:t>
             </w:r>
           </w:p>
         </w:tc>
         <w:tc>
           <w:tcPr>
-            <w:tcW w:type="dxa" w:w="1994"/>
+            <w:tcW w:type="dxa" w:w="2393"/>
             <w:shd w:val="clear" w:color="auto" w:fill="1F497D"/>
           </w:tcPr>
           <w:p>
@@ -2374,13 +3648,6 @@
                 <w:color w:val="FFFFFF"/>
                 <w:sz w:val="20"/>
               </w:rPr>
-            </w:r>
-            <w:r>
-              <w:rPr>
-                <w:b/>
-                <w:color w:val="FFFFFF"/>
-                <w:sz w:val="20"/>
-              </w:rPr>
               <w:t>Classe B</w:t>
             </w:r>
           </w:p>
@@ -2389,10 +3656,9 @@
       <w:tr>
         <w:tc>
           <w:tcPr>
-            <w:tcW w:type="dxa" w:w="1994"/>
-          </w:tcPr>
-          <w:p>
-            <w:r/>
+            <w:tcW w:type="dxa" w:w="2393"/>
+          </w:tcPr>
+          <w:p>
             <w:r>
               <w:rPr>
                 <w:sz w:val="20"/>
@@ -2403,10 +3669,9 @@
         </w:tc>
         <w:tc>
           <w:tcPr>
-            <w:tcW w:type="dxa" w:w="1994"/>
-          </w:tcPr>
-          <w:p>
-            <w:r/>
+            <w:tcW w:type="dxa" w:w="1197"/>
+          </w:tcPr>
+          <w:p>
             <w:r>
               <w:rPr>
                 <w:sz w:val="20"/>
@@ -2417,10 +3682,9 @@
         </w:tc>
         <w:tc>
           <w:tcPr>
-            <w:tcW w:type="dxa" w:w="1994"/>
-          </w:tcPr>
-          <w:p>
-            <w:r/>
+            <w:tcW w:type="dxa" w:w="2792"/>
+          </w:tcPr>
+          <w:p>
             <w:r>
               <w:rPr>
                 <w:sz w:val="20"/>
@@ -2431,10 +3695,9 @@
         </w:tc>
         <w:tc>
           <w:tcPr>
-            <w:tcW w:type="dxa" w:w="1994"/>
-          </w:tcPr>
-          <w:p>
-            <w:r/>
+            <w:tcW w:type="dxa" w:w="1197"/>
+          </w:tcPr>
+          <w:p>
             <w:r>
               <w:rPr>
                 <w:sz w:val="20"/>
@@ -2445,10 +3708,9 @@
         </w:tc>
         <w:tc>
           <w:tcPr>
-            <w:tcW w:type="dxa" w:w="1994"/>
-          </w:tcPr>
-          <w:p>
-            <w:r/>
+            <w:tcW w:type="dxa" w:w="2393"/>
+          </w:tcPr>
+          <w:p>
             <w:r>
               <w:rPr>
                 <w:sz w:val="20"/>
@@ -2461,10 +3723,9 @@
       <w:tr>
         <w:tc>
           <w:tcPr>
-            <w:tcW w:type="dxa" w:w="1994"/>
-          </w:tcPr>
-          <w:p>
-            <w:r/>
+            <w:tcW w:type="dxa" w:w="2393"/>
+          </w:tcPr>
+          <w:p>
             <w:r>
               <w:rPr>
                 <w:sz w:val="20"/>
@@ -2475,10 +3736,9 @@
         </w:tc>
         <w:tc>
           <w:tcPr>
-            <w:tcW w:type="dxa" w:w="1994"/>
-          </w:tcPr>
-          <w:p>
-            <w:r/>
+            <w:tcW w:type="dxa" w:w="1197"/>
+          </w:tcPr>
+          <w:p>
             <w:r>
               <w:rPr>
                 <w:sz w:val="20"/>
@@ -2489,10 +3749,9 @@
         </w:tc>
         <w:tc>
           <w:tcPr>
-            <w:tcW w:type="dxa" w:w="1994"/>
-          </w:tcPr>
-          <w:p>
-            <w:r/>
+            <w:tcW w:type="dxa" w:w="2792"/>
+          </w:tcPr>
+          <w:p>
             <w:r>
               <w:rPr>
                 <w:sz w:val="20"/>
@@ -2503,10 +3762,9 @@
         </w:tc>
         <w:tc>
           <w:tcPr>
-            <w:tcW w:type="dxa" w:w="1994"/>
-          </w:tcPr>
-          <w:p>
-            <w:r/>
+            <w:tcW w:type="dxa" w:w="1197"/>
+          </w:tcPr>
+          <w:p>
             <w:r>
               <w:rPr>
                 <w:sz w:val="20"/>
@@ -2517,10 +3775,9 @@
         </w:tc>
         <w:tc>
           <w:tcPr>
-            <w:tcW w:type="dxa" w:w="1994"/>
-          </w:tcPr>
-          <w:p>
-            <w:r/>
+            <w:tcW w:type="dxa" w:w="2393"/>
+          </w:tcPr>
+          <w:p>
             <w:r>
               <w:rPr>
                 <w:sz w:val="20"/>
@@ -2533,10 +3790,9 @@
       <w:tr>
         <w:tc>
           <w:tcPr>
-            <w:tcW w:type="dxa" w:w="1994"/>
-          </w:tcPr>
-          <w:p>
-            <w:r/>
+            <w:tcW w:type="dxa" w:w="2393"/>
+          </w:tcPr>
+          <w:p>
             <w:r>
               <w:rPr>
                 <w:sz w:val="20"/>
@@ -2547,7 +3803,7 @@
         </w:tc>
         <w:tc>
           <w:tcPr>
-            <w:tcW w:type="dxa" w:w="1994"/>
+            <w:tcW w:type="dxa" w:w="1197"/>
           </w:tcPr>
           <w:p>
             <w:r>
@@ -2560,10 +3816,9 @@
         </w:tc>
         <w:tc>
           <w:tcPr>
-            <w:tcW w:type="dxa" w:w="1994"/>
-          </w:tcPr>
-          <w:p>
-            <w:r/>
+            <w:tcW w:type="dxa" w:w="2792"/>
+          </w:tcPr>
+          <w:p>
             <w:r>
               <w:rPr>
                 <w:sz w:val="20"/>
@@ -2574,10 +3829,9 @@
         </w:tc>
         <w:tc>
           <w:tcPr>
-            <w:tcW w:type="dxa" w:w="1994"/>
-          </w:tcPr>
-          <w:p>
-            <w:r/>
+            <w:tcW w:type="dxa" w:w="1197"/>
+          </w:tcPr>
+          <w:p>
             <w:r>
               <w:rPr>
                 <w:sz w:val="20"/>
@@ -2588,10 +3842,9 @@
         </w:tc>
         <w:tc>
           <w:tcPr>
-            <w:tcW w:type="dxa" w:w="1994"/>
-          </w:tcPr>
-          <w:p>
-            <w:r/>
+            <w:tcW w:type="dxa" w:w="2393"/>
+          </w:tcPr>
+          <w:p>
             <w:r>
               <w:rPr>
                 <w:sz w:val="20"/>
@@ -2604,10 +3857,9 @@
       <w:tr>
         <w:tc>
           <w:tcPr>
-            <w:tcW w:type="dxa" w:w="1994"/>
-          </w:tcPr>
-          <w:p>
-            <w:r/>
+            <w:tcW w:type="dxa" w:w="2393"/>
+          </w:tcPr>
+          <w:p>
             <w:r>
               <w:rPr>
                 <w:sz w:val="20"/>
@@ -2618,10 +3870,9 @@
         </w:tc>
         <w:tc>
           <w:tcPr>
-            <w:tcW w:type="dxa" w:w="1994"/>
-          </w:tcPr>
-          <w:p>
-            <w:r/>
+            <w:tcW w:type="dxa" w:w="1197"/>
+          </w:tcPr>
+          <w:p>
             <w:r>
               <w:rPr>
                 <w:sz w:val="20"/>
@@ -2632,10 +3883,9 @@
         </w:tc>
         <w:tc>
           <w:tcPr>
-            <w:tcW w:type="dxa" w:w="1994"/>
-          </w:tcPr>
-          <w:p>
-            <w:r/>
+            <w:tcW w:type="dxa" w:w="2792"/>
+          </w:tcPr>
+          <w:p>
             <w:r>
               <w:rPr>
                 <w:sz w:val="20"/>
@@ -2646,10 +3896,9 @@
         </w:tc>
         <w:tc>
           <w:tcPr>
-            <w:tcW w:type="dxa" w:w="1994"/>
-          </w:tcPr>
-          <w:p>
-            <w:r/>
+            <w:tcW w:type="dxa" w:w="1197"/>
+          </w:tcPr>
+          <w:p>
             <w:r>
               <w:rPr>
                 <w:sz w:val="20"/>
@@ -2660,10 +3909,9 @@
         </w:tc>
         <w:tc>
           <w:tcPr>
-            <w:tcW w:type="dxa" w:w="1994"/>
-          </w:tcPr>
-          <w:p>
-            <w:r/>
+            <w:tcW w:type="dxa" w:w="2393"/>
+          </w:tcPr>
+          <w:p>
             <w:r>
               <w:rPr>
                 <w:sz w:val="20"/>
@@ -2677,54 +3925,110 @@
     <w:p/>
     <w:p>
       <w:pPr>
-        <w:pStyle w:val="Heading2"/>
+        <w:pStyle w:val="ListBullet"/>
       </w:pPr>
       <w:r>
-        <w:t>5.1 Associado —— Emprestimo: o limite da regra de negócio</w:t>
+        <w:rPr>
+          <w:b/>
+        </w:rPr>
+        <w:t xml:space="preserve">Associado 1 —— 0..3 Emprestimo: </w:t>
+      </w:r>
+      <w:r>
+        <w:t>cada empréstimo é feito por exatamente um associado; um associado tem de zero a três empréstimos em aberto — a Regra da Aula 1 vira a faixa exata.</w:t>
+      </w:r>
+    </w:p>
+    <w:p>
+      <w:pPr>
+        <w:pStyle w:val="ListBullet"/>
+      </w:pPr>
+      <w:r>
+        <w:rPr>
+          <w:b/>
+        </w:rPr>
+        <w:t xml:space="preserve">Emprestimo * —— 1 Livro: </w:t>
+      </w:r>
+      <w:r>
+        <w:t>todo empréstimo já nasce ligado a um livro específico (não existe empréstimo “em branco”); um livro acumula zero ou muitos empréstimos ao longo do tempo (histórico).</w:t>
+      </w:r>
+    </w:p>
+    <w:p>
+      <w:pPr>
+        <w:pStyle w:val="ListBullet"/>
+      </w:pPr>
+      <w:r>
+        <w:rPr>
+          <w:b/>
+        </w:rPr>
+        <w:t xml:space="preserve">Estante 0..1 —— 0..* Livro: </w:t>
+      </w:r>
+      <w:r>
+        <w:t>cada livro está em no máximo uma estante — e pode não estar em nenhuma (emprestado, em restauração ou recém-chegado). É agregação: o “0” do lado da Estante registra que o livro existe sem ela. Comparem com a composição Pedido-ItemPedido, em que o lado do todo é sempre “1”.</w:t>
+      </w:r>
+    </w:p>
+    <w:p>
+      <w:pPr>
+        <w:pStyle w:val="ListBullet"/>
+      </w:pPr>
+      <w:r>
+        <w:rPr>
+          <w:b/>
+        </w:rPr>
+        <w:t xml:space="preserve">Professor &lt;|-- Associado: </w:t>
+      </w:r>
+      <w:r>
+        <w:t>herança, sem números. Professor herda tudo de Associado e redefine prazoEmprestimo() para 30 dias.</w:t>
       </w:r>
     </w:p>
     <w:p>
       <w:r>
-        <w:t>Associado 1 —— 0..3 Emprestimo (em aberto). Do lado do Associado, “1”: cada Emprestimo é feito por exatamente um Associado. Do lado do Emprestimo, “0..3”: um Associado pode ter de zero até três empréstimos em aberto — “0..3” não é um limite técnico aleatório, é a Regra da Aula 1 (máximo de 3 livros por associado).</w:t>
+        <w:t>E, como vimos na seção 5.4, o Emprestimo é a classe associativa “escondida” entre Associado e Livro.</w:t>
       </w:r>
     </w:p>
     <w:p>
       <w:pPr>
-        <w:pStyle w:val="Heading2"/>
+        <w:jc w:val="center"/>
       </w:pPr>
       <w:r>
-        <w:t>5.2 Emprestimo —— Livro</w:t>
-      </w:r>
-    </w:p>
-    <w:p>
-      <w:r>
-        <w:t>Emprestimo * —— 1 Livro. Do lado do Emprestimo, “*”: um Livro pode ter zero ou muitos empréstimos ao longo do tempo (histórico). Do lado do Livro, “1”: cada Emprestimo refere-se a exatamente um Livro — todo Emprestimo já nasce ligado a um Livro específico, não existe empréstimo “em branco”.</w:t>
+        <w:drawing>
+          <wp:inline xmlns:a="http://schemas.openxmlformats.org/drawingml/2006/main" xmlns:pic="http://schemas.openxmlformats.org/drawingml/2006/picture">
+            <wp:extent cx="6332220" cy="2742443"/>
+            <wp:docPr id="11" name="Picture 11"/>
+            <wp:cNvGraphicFramePr>
+              <a:graphicFrameLocks noChangeAspect="1"/>
+            </wp:cNvGraphicFramePr>
+            <a:graphic>
+              <a:graphicData uri="http://schemas.openxmlformats.org/drawingml/2006/picture">
+                <pic:pic>
+                  <pic:nvPicPr>
+                    <pic:cNvPr id="0" name="biblioteca_classes_cardinalidade.png"/>
+                    <pic:cNvPicPr/>
+                  </pic:nvPicPr>
+                  <pic:blipFill>
+                    <a:blip r:embed="rId19"/>
+                    <a:stretch>
+                      <a:fillRect/>
+                    </a:stretch>
+                  </pic:blipFill>
+                  <pic:spPr>
+                    <a:xfrm>
+                      <a:off x="0" y="0"/>
+                      <a:ext cx="6332220" cy="2742443"/>
+                    </a:xfrm>
+                    <a:prstGeom prst="rect"/>
+                  </pic:spPr>
+                </pic:pic>
+              </a:graphicData>
+            </a:graphic>
+          </wp:inline>
+        </w:drawing>
       </w:r>
     </w:p>
     <w:p>
       <w:pPr>
-        <w:pStyle w:val="Heading2"/>
+        <w:pStyle w:val="Caption"/>
       </w:pPr>
       <w:r>
-        <w:t>5.3 Estante —— Livro: agregação com cardinalidade</w:t>
-      </w:r>
-    </w:p>
-    <w:p>
-      <w:r>
-        <w:t>Estante 0..1 —— 0..* Livro. Do lado da Estante, “0..1”: cada Livro está em no máximo uma Estante — e pode não estar em nenhuma (emprestado, em restauração ou recém-chegado à biblioteca). Do lado do Livro, “0..*”: uma Estante pode reunir zero ou muitos Livros (pode até estar vazia). É agregação (losango vazado): mesmo sem estante nenhuma, o Livro continua existindo — e é justamente o “0” do lado da Estante que registra essa independência no diagrama. Compare com a composição Pedido-ItemPedido, onde o lado do todo é sempre “1”, nunca “0..1”: um ItemPedido não existe fora de um Pedido.</w:t>
-      </w:r>
-    </w:p>
-    <w:p>
-      <w:pPr>
-        <w:pStyle w:val="Heading2"/>
-      </w:pPr>
-      <w:r>
-        <w:t>5.4 Professor —— Associado: herança, sem cardinalidade</w:t>
-      </w:r>
-    </w:p>
-    <w:p>
-      <w:r>
-        <w:t>Professor é um tipo de Associado (seta com triângulo vazado apontando para Associado). Sem números nas pontas: é uma relação de classificação, não de quantidade. Professor herda tudo de Associado e redefine prazoEmprestimo() para 30 dias.</w:t>
+        <w:t>Figura 11 — Biblioteca “Ler Mais”: diagrama de classes com cardinalidade.</w:t>
       </w:r>
     </w:p>
     <w:p>
@@ -2732,78 +4036,37 @@
         <w:pStyle w:val="Heading1"/>
       </w:pPr>
       <w:r>
-        <w:t>6. Quiz — qual a cardinalidade correta?</w:t>
+        <w:t>9. Quiz — complete a cardinalidade que falta</w:t>
       </w:r>
     </w:p>
     <w:p>
       <w:r>
-        <w:t>Este quiz mistura situações do TechBurger e da Biblioteca “Ler Mais” de propósito: o objetivo é praticar o mesmo raciocínio de cardinalidade em domínios diferentes, sem depender de decorar uma tabela específica.</w:t>
+        <w:t>Este quiz mistura o TechBurger e a Biblioteca de propósito: o objetivo é praticar o mesmo raciocínio em domínios diferentes. Respostas no Gabarito.</w:t>
       </w:r>
     </w:p>
     <w:p>
       <w:r>
-        <w:t>Respondam individualmente (respostas no Gabarito):</w:t>
+        <w:t>1.  Pedido 1 —— ___ ItemPedido (não existe limite máximo de itens no diagrama de referência)</w:t>
       </w:r>
     </w:p>
     <w:p>
       <w:r>
-        <w:t>1.  Um Cliente pode fazer quantos Pedidos, no mínimo e no máximo?</w:t>
+        <w:t>2.  Cliente ___ —— * Pedido (cada pedido pertence a exatamente um cliente)</w:t>
       </w:r>
     </w:p>
     <w:p>
       <w:r>
-        <w:t>2.  Um Pedido pertence a quantos Cliente?</w:t>
+        <w:t>3.  Estante 0..1 —— ___ Livro (a estante pode estar vazia)</w:t>
       </w:r>
     </w:p>
     <w:p>
       <w:r>
-        <w:t>3.  Um Pedido pode ter no máximo quantos Pagamento?</w:t>
+        <w:t>4.  Associado 1 —— ___ Emprestimo (no máximo 3 em aberto)</w:t>
       </w:r>
     </w:p>
     <w:p>
       <w:r>
-        <w:t>4.  Um Associado pode ter quantos empréstimos em aberto, no máximo?</w:t>
-      </w:r>
-    </w:p>
-    <w:p>
-      <w:r>
-        <w:t>5.  Uma Estante pode ter quantos Livro, no mínimo?</w:t>
-      </w:r>
-    </w:p>
-    <w:p>
-      <w:r>
-        <w:t>6.  Quantos números aparecem na seta de herança Funcionario &lt;|-- Gerente?</w:t>
-      </w:r>
-    </w:p>
-    <w:p/>
-    <w:p>
-      <w:r>
-        <w:t>E, para fixar, completem a cardinalidade que falta em cada linha (respostas no Gabarito):</w:t>
-      </w:r>
-    </w:p>
-    <w:p>
-      <w:r>
-        <w:t>1.  Pedido 1 —— ___ ItemPedido</w:t>
-      </w:r>
-    </w:p>
-    <w:p>
-      <w:r>
-        <w:t>2.  Cliente ___ —— * Pedido</w:t>
-      </w:r>
-    </w:p>
-    <w:p>
-      <w:r>
-        <w:t>3.  Estante 0..1 —— ___ Livro</w:t>
-      </w:r>
-    </w:p>
-    <w:p>
-      <w:r>
-        <w:t>4.  Associado 1 —— ___ Emprestimo</w:t>
-      </w:r>
-    </w:p>
-    <w:p>
-      <w:r>
-        <w:t>5.  Pedido 1 —— ___ Pagamento (o pedido pode ainda não ter pagamento confirmado)</w:t>
+        <w:t>5.  Produto 0..* “original” —— ___ “substituto” Produto (no máximo um substituto sugerido)</w:t>
       </w:r>
     </w:p>
     <w:p>
@@ -2811,63 +4074,7 @@
         <w:pStyle w:val="Heading1"/>
       </w:pPr>
       <w:r>
-        <w:t>7. Erros comuns ao definir cardinalidade</w:t>
-      </w:r>
-    </w:p>
-    <w:p>
-      <w:pPr>
-        <w:pStyle w:val="ListBullet"/>
-      </w:pPr>
-      <w:r>
-        <w:t>Escrever cardinalidade na seta de herança: herança é classificação (“é um tipo de”), não quantidade, e por isso nunca recebe números.</w:t>
-      </w:r>
-    </w:p>
-    <w:p>
-      <w:pPr>
-        <w:pStyle w:val="ListBullet"/>
-      </w:pPr>
-      <w:r>
-        <w:t>Trocar “0..1” por “1..1” sem pensar se a relação é realmente opcional: perguntem sempre “no momento em que o objeto é criado, essa relação já existe?”</w:t>
-      </w:r>
-    </w:p>
-    <w:p>
-      <w:pPr>
-        <w:pStyle w:val="ListBullet"/>
-      </w:pPr>
-      <w:r>
-        <w:t>Esquecer a faixa superior: escrever só “0” quando o correto seria “0..1” (no máximo um) ou “0..*” (sem limite).</w:t>
-      </w:r>
-    </w:p>
-    <w:p>
-      <w:pPr>
-        <w:pStyle w:val="ListBullet"/>
-      </w:pPr>
-      <w:r>
-        <w:t>Inverter os lados: escrever a cardinalidade da classe errada em cada ponta, trocando o que “Cliente” significa pelo que “Pedido” significa.</w:t>
-      </w:r>
-    </w:p>
-    <w:p>
-      <w:pPr>
-        <w:pStyle w:val="ListBullet"/>
-      </w:pPr>
-      <w:r>
-        <w:t>Usar “1..*” quando a regra de negócio permite zero, e vice-versa: isso muda o significado da regra, não é só estética.</w:t>
-      </w:r>
-    </w:p>
-    <w:p>
-      <w:pPr>
-        <w:pStyle w:val="ListBullet"/>
-      </w:pPr>
-      <w:r>
-        <w:t>Não conferir a cardinalidade com uma regra de negócio real, ou copiar a cardinalidade de um relacionamento parecido sem checar se o cenário é realmente o mesmo.</w:t>
-      </w:r>
-    </w:p>
-    <w:p>
-      <w:pPr>
-        <w:pStyle w:val="Heading1"/>
-      </w:pPr>
-      <w:r>
-        <w:t>8. Exemplo guiado: Cliente e Pedido com cardinalidade</w:t>
+        <w:t>10. Exemplo guiado: Cliente e Pedido com cardinalidade</w:t>
       </w:r>
     </w:p>
     <w:p>
@@ -2877,38 +4084,79 @@
     </w:p>
     <w:p>
       <w:r>
-        <w:t>1.  Abram o arquivo com as classes Cliente e Pedido (Aula 5).</w:t>
+        <w:t>1.  Abram o arquivo da Aula 5 com as classes Cliente e Pedido. Quem não tem o arquivo (faltou, não salvou ou está em outro computador) abre o “Aula 6 - Exemplo Guiado (ponto de partida).drawio”, disponibilizado pelo professor, que já traz Cliente, Pedido, Associado e Emprestimo como na Aula 5. Sem computador? Desenhem no caderno só os nomes das duas classes e a linha “faz”: a cardinalidade não depende dos atributos.</w:t>
       </w:r>
     </w:p>
     <w:p>
       <w:r>
-        <w:t>2.  Cliquem na linha de associação entre Cliente e Pedido.</w:t>
+        <w:t>2.  Cardinalidade de Cliente-Pedido: cliquem duas vezes na linha “faz”, bem perto da ponta que encosta em Cliente, digitem “1” e posicionem o rótulo ACIMA da linha, colado na classe Cliente. Façam o mesmo na outra ponta: “*” acima da linha, colado na classe Pedido. (Se o draw.io colocar o rótulo no meio da linha, é só arrastá-lo até a ponta.)</w:t>
       </w:r>
     </w:p>
     <w:p>
       <w:r>
-        <w:t>3.  Adicionem um rótulo de texto perto de Cliente com o valor “1”.</w:t>
+        <w:t>3.  Leiam em voz alta os dois sentidos da frase: “um Cliente faz zero ou muitos Pedidos” e “cada Pedido é feito por exatamente um Cliente”. Reparem que cada número fica perto da classe que está sendo CONTADA.</w:t>
       </w:r>
     </w:p>
     <w:p>
       <w:r>
-        <w:t>4.  Adicionem um rótulo de texto perto de Pedido com o valor “*”.</w:t>
+        <w:t>4.  Papéis: na mesma ponta do “1”, mas ABAIXO da linha, escrevam “cliente”; na ponta do “*”, também abaixo da linha, escrevam “pedidos”. Regra de posição: o número fica em cima e o papel embaixo, os dois colados na mesma classe.</w:t>
       </w:r>
     </w:p>
     <w:p>
       <w:r>
-        <w:t>5.  Leiam em voz alta os dois sentidos da frase.</w:t>
+        <w:t>5.  Nota: arrastem a forma “Note” (retângulo com o canto dobrado) para uma área livre ABAIXO da classe Pedido e escrevam { canal = app implica valorTotal &gt;= 15,00 }. Depois liguem a nota ao Pedido com uma linha TRACEJADA e sem seta (a nota não é um relacionamento, só um comentário).</w:t>
       </w:r>
     </w:p>
     <w:p>
       <w:r>
-        <w:t>6.  Repitam o processo para Associado e Emprestimo, na Biblioteca.</w:t>
+        <w:t>6.  Biblioteca: na linha “faz” entre Associado e Emprestimo, coloquem “1” acima da linha, colado em Associado, e “0..3” acima da linha, colado em Emprestimo. Confiram lendo os dois sentidos: cada empréstimo é de 1 associado; um associado tem de 0 a 3 empréstimos em aberto.</w:t>
       </w:r>
     </w:p>
-    <w:p/>
     <w:p>
+      <w:pPr>
+        <w:jc w:val="center"/>
+      </w:pPr>
       <w:r>
-        <w:t>Resultado: Cliente 1 —— * Pedido (perto de Cliente, “1”: cada Pedido pertence a exatamente um Cliente; perto de Pedido, “*”: um Cliente pode ter zero ou muitos Pedidos) e, na Biblioteca, Associado 1 —— 0..3 Emprestimo (a Regra da Aula 1 vira a faixa exata). Reparem: a cardinalidade não muda a estrutura das classes, só documenta a regra de negócio.</w:t>
+        <w:drawing>
+          <wp:inline xmlns:a="http://schemas.openxmlformats.org/drawingml/2006/main" xmlns:pic="http://schemas.openxmlformats.org/drawingml/2006/picture">
+            <wp:extent cx="6332220" cy="3121915"/>
+            <wp:docPr id="12" name="Picture 12"/>
+            <wp:cNvGraphicFramePr>
+              <a:graphicFrameLocks noChangeAspect="1"/>
+            </wp:cNvGraphicFramePr>
+            <a:graphic>
+              <a:graphicData uri="http://schemas.openxmlformats.org/drawingml/2006/picture">
+                <pic:pic>
+                  <pic:nvPicPr>
+                    <pic:cNvPr id="0" name="exemplo_guiado_resultado.png"/>
+                    <pic:cNvPicPr/>
+                  </pic:nvPicPr>
+                  <pic:blipFill>
+                    <a:blip r:embed="rId20"/>
+                    <a:stretch>
+                      <a:fillRect/>
+                    </a:stretch>
+                  </pic:blipFill>
+                  <pic:spPr>
+                    <a:xfrm>
+                      <a:off x="0" y="0"/>
+                      <a:ext cx="6332220" cy="3121915"/>
+                    </a:xfrm>
+                    <a:prstGeom prst="rect"/>
+                  </pic:spPr>
+                </pic:pic>
+              </a:graphicData>
+            </a:graphic>
+          </wp:inline>
+        </w:drawing>
+      </w:r>
+    </w:p>
+    <w:p>
+      <w:pPr>
+        <w:pStyle w:val="Caption"/>
+      </w:pPr>
+      <w:r>
+        <w:t>Figura 12 — Resultado esperado do exemplo guiado: cardinalidade, papéis e a nota da Regra 1.</w:t>
       </w:r>
     </w:p>
     <w:p>
@@ -2950,10 +4198,23 @@
     </w:p>
     <w:p>
       <w:pPr>
+        <w:pStyle w:val="ListBullet"/>
+      </w:pPr>
+      <w:r>
+        <w:t>A cardinalidade não mudou o tipo de nenhum relacionamento da Aula 5?</w:t>
+      </w:r>
+    </w:p>
+    <w:p>
+      <w:pPr>
         <w:pStyle w:val="Heading1"/>
       </w:pPr>
       <w:r>
-        <w:t>9. Atividade prática 1 — TechBurger completo (em grupo)</w:t>
+        <w:t>11. Atividade prática 1 — TechBurger completo (em grupo)</w:t>
+      </w:r>
+    </w:p>
+    <w:p>
+      <w:r>
+        <w:t>Em grupo, retomem o diagrama de classes do TechBurger feito na Aula 5. Quem não tem o arquivo (faltou, não salvou ou está em outro computador) abre o “Aula 6 - Atividade 1 TechBurger (ponto de partida).drawio”, disponibilizado pelo professor: ele traz o diagrama da Aula 5 completo, com as linhas ainda sem cardinalidade. Tempo: 25 minutos. Tentem preencher a tabela de memória, sem reabrir a seção 7, e só consultem depois para conferir. Um representante do grupo apresenta o resultado à turma.</w:t>
       </w:r>
     </w:p>
     <w:p>
@@ -2961,7 +4222,13 @@
         <w:pStyle w:val="ListBullet"/>
       </w:pPr>
       <w:r>
-        <w:t>Em grupo, retomem o diagrama de classes da Aula 5 e adicionem a cardinalidade em TODOS os relacionamentos que faltam.</w:t>
+        <w:rPr>
+          <w:b/>
+        </w:rPr>
+        <w:t xml:space="preserve">Parte A: </w:t>
+      </w:r>
+      <w:r>
+        <w:t>adicionem a cardinalidade em TODOS os relacionamentos, preenchendo a tabela abaixo antes de desenhar.</w:t>
       </w:r>
     </w:p>
     <w:p>
@@ -2969,7 +4236,13 @@
         <w:pStyle w:val="ListBullet"/>
       </w:pPr>
       <w:r>
-        <w:t>A herança (Funcionario &lt;|-- Atendente/Gerente) continua SEM números.</w:t>
+        <w:rPr>
+          <w:b/>
+        </w:rPr>
+        <w:t xml:space="preserve">Parte B: </w:t>
+      </w:r>
+      <w:r>
+        <w:t>acrescentem a associação reflexiva da Regra 6 (Produto substituto), com papéis e cardinalidade nas duas pontas.</w:t>
       </w:r>
     </w:p>
     <w:p>
@@ -2977,7 +4250,27 @@
         <w:pStyle w:val="ListBullet"/>
       </w:pPr>
       <w:r>
-        <w:t>Preencham a tabela abaixo antes de desenhar:</w:t>
+        <w:rPr>
+          <w:b/>
+        </w:rPr>
+        <w:t xml:space="preserve">Parte C: </w:t>
+      </w:r>
+      <w:r>
+        <w:t>marquem a navegabilidade ItemPedido → Produto e acrescentem uma nota (ou restrição) para a Regra 1.</w:t>
+      </w:r>
+    </w:p>
+    <w:p>
+      <w:pPr>
+        <w:pStyle w:val="ListBullet"/>
+      </w:pPr>
+      <w:r>
+        <w:rPr>
+          <w:b/>
+        </w:rPr>
+        <w:t xml:space="preserve">Parte D: </w:t>
+      </w:r>
+      <w:r>
+        <w:t>respondam por escrito: de qual relacionamento N:N o ItemPedido é a classe associativa? A Regra 7 (mais de 10 itens) vira cardinalidade? Por quê?</w:t>
       </w:r>
     </w:p>
     <w:tbl>
@@ -2996,7 +4289,7 @@
       <w:tr>
         <w:tc>
           <w:tcPr>
-            <w:tcW w:type="dxa" w:w="1994"/>
+            <w:tcW w:type="dxa" w:w="2393"/>
             <w:shd w:val="clear" w:color="auto" w:fill="1F497D"/>
           </w:tcPr>
           <w:p>
@@ -3009,20 +4302,13 @@
                 <w:color w:val="FFFFFF"/>
                 <w:sz w:val="20"/>
               </w:rPr>
-            </w:r>
-            <w:r>
-              <w:rPr>
-                <w:b/>
-                <w:color w:val="FFFFFF"/>
-                <w:sz w:val="20"/>
-              </w:rPr>
               <w:t>Classe A</w:t>
             </w:r>
           </w:p>
         </w:tc>
         <w:tc>
           <w:tcPr>
-            <w:tcW w:type="dxa" w:w="1994"/>
+            <w:tcW w:type="dxa" w:w="1197"/>
             <w:shd w:val="clear" w:color="auto" w:fill="1F497D"/>
           </w:tcPr>
           <w:p>
@@ -3035,20 +4321,13 @@
                 <w:color w:val="FFFFFF"/>
                 <w:sz w:val="20"/>
               </w:rPr>
-            </w:r>
-            <w:r>
-              <w:rPr>
-                <w:b/>
-                <w:color w:val="FFFFFF"/>
-                <w:sz w:val="20"/>
-              </w:rPr>
               <w:t>Card. A</w:t>
             </w:r>
           </w:p>
         </w:tc>
         <w:tc>
           <w:tcPr>
-            <w:tcW w:type="dxa" w:w="1994"/>
+            <w:tcW w:type="dxa" w:w="2792"/>
             <w:shd w:val="clear" w:color="auto" w:fill="1F497D"/>
           </w:tcPr>
           <w:p>
@@ -3061,20 +4340,13 @@
                 <w:color w:val="FFFFFF"/>
                 <w:sz w:val="20"/>
               </w:rPr>
-            </w:r>
-            <w:r>
-              <w:rPr>
-                <w:b/>
-                <w:color w:val="FFFFFF"/>
-                <w:sz w:val="20"/>
-              </w:rPr>
               <w:t>Relacionamento</w:t>
             </w:r>
           </w:p>
         </w:tc>
         <w:tc>
           <w:tcPr>
-            <w:tcW w:type="dxa" w:w="1994"/>
+            <w:tcW w:type="dxa" w:w="1197"/>
             <w:shd w:val="clear" w:color="auto" w:fill="1F497D"/>
           </w:tcPr>
           <w:p>
@@ -3087,20 +4359,13 @@
                 <w:color w:val="FFFFFF"/>
                 <w:sz w:val="20"/>
               </w:rPr>
-            </w:r>
-            <w:r>
-              <w:rPr>
-                <w:b/>
-                <w:color w:val="FFFFFF"/>
-                <w:sz w:val="20"/>
-              </w:rPr>
               <w:t>Card. B</w:t>
             </w:r>
           </w:p>
         </w:tc>
         <w:tc>
           <w:tcPr>
-            <w:tcW w:type="dxa" w:w="1994"/>
+            <w:tcW w:type="dxa" w:w="2393"/>
             <w:shd w:val="clear" w:color="auto" w:fill="1F497D"/>
           </w:tcPr>
           <w:p>
@@ -3113,13 +4378,6 @@
                 <w:color w:val="FFFFFF"/>
                 <w:sz w:val="20"/>
               </w:rPr>
-            </w:r>
-            <w:r>
-              <w:rPr>
-                <w:b/>
-                <w:color w:val="FFFFFF"/>
-                <w:sz w:val="20"/>
-              </w:rPr>
               <w:t>Classe B</w:t>
             </w:r>
           </w:p>
@@ -3128,10 +4386,9 @@
       <w:tr>
         <w:tc>
           <w:tcPr>
-            <w:tcW w:type="dxa" w:w="1994"/>
-          </w:tcPr>
-          <w:p>
-            <w:r/>
+            <w:tcW w:type="dxa" w:w="2393"/>
+          </w:tcPr>
+          <w:p>
             <w:r>
               <w:rPr>
                 <w:sz w:val="20"/>
@@ -3142,50 +4399,46 @@
         </w:tc>
         <w:tc>
           <w:tcPr>
-            <w:tcW w:type="dxa" w:w="1994"/>
-          </w:tcPr>
-          <w:p>
-            <w:r/>
-            <w:r>
-              <w:rPr>
-                <w:sz w:val="20"/>
-              </w:rPr>
-            </w:r>
-          </w:p>
-        </w:tc>
-        <w:tc>
-          <w:tcPr>
-            <w:tcW w:type="dxa" w:w="1994"/>
-          </w:tcPr>
-          <w:p>
-            <w:r/>
-            <w:r>
-              <w:rPr>
-                <w:sz w:val="20"/>
-              </w:rPr>
-              <w:t>possui</w:t>
-            </w:r>
-          </w:p>
-        </w:tc>
-        <w:tc>
-          <w:tcPr>
-            <w:tcW w:type="dxa" w:w="1994"/>
-          </w:tcPr>
-          <w:p>
-            <w:r/>
-            <w:r>
-              <w:rPr>
-                <w:sz w:val="20"/>
-              </w:rPr>
-            </w:r>
-          </w:p>
-        </w:tc>
-        <w:tc>
-          <w:tcPr>
-            <w:tcW w:type="dxa" w:w="1994"/>
-          </w:tcPr>
-          <w:p>
-            <w:r/>
+            <w:tcW w:type="dxa" w:w="1197"/>
+          </w:tcPr>
+          <w:p>
+            <w:r>
+              <w:rPr>
+                <w:sz w:val="20"/>
+              </w:rPr>
+            </w:r>
+          </w:p>
+        </w:tc>
+        <w:tc>
+          <w:tcPr>
+            <w:tcW w:type="dxa" w:w="2792"/>
+          </w:tcPr>
+          <w:p>
+            <w:r>
+              <w:rPr>
+                <w:sz w:val="20"/>
+              </w:rPr>
+              <w:t>faz</w:t>
+            </w:r>
+          </w:p>
+        </w:tc>
+        <w:tc>
+          <w:tcPr>
+            <w:tcW w:type="dxa" w:w="1197"/>
+          </w:tcPr>
+          <w:p>
+            <w:r>
+              <w:rPr>
+                <w:sz w:val="20"/>
+              </w:rPr>
+            </w:r>
+          </w:p>
+        </w:tc>
+        <w:tc>
+          <w:tcPr>
+            <w:tcW w:type="dxa" w:w="2393"/>
+          </w:tcPr>
+          <w:p>
             <w:r>
               <w:rPr>
                 <w:sz w:val="20"/>
@@ -3198,10 +4451,9 @@
       <w:tr>
         <w:tc>
           <w:tcPr>
-            <w:tcW w:type="dxa" w:w="1994"/>
-          </w:tcPr>
-          <w:p>
-            <w:r/>
+            <w:tcW w:type="dxa" w:w="2393"/>
+          </w:tcPr>
+          <w:p>
             <w:r>
               <w:rPr>
                 <w:sz w:val="20"/>
@@ -3212,50 +4464,46 @@
         </w:tc>
         <w:tc>
           <w:tcPr>
-            <w:tcW w:type="dxa" w:w="1994"/>
-          </w:tcPr>
-          <w:p>
-            <w:r/>
-            <w:r>
-              <w:rPr>
-                <w:sz w:val="20"/>
-              </w:rPr>
-            </w:r>
-          </w:p>
-        </w:tc>
-        <w:tc>
-          <w:tcPr>
-            <w:tcW w:type="dxa" w:w="1994"/>
-          </w:tcPr>
-          <w:p>
-            <w:r/>
-            <w:r>
-              <w:rPr>
-                <w:sz w:val="20"/>
-              </w:rPr>
-              <w:t>contém</w:t>
-            </w:r>
-          </w:p>
-        </w:tc>
-        <w:tc>
-          <w:tcPr>
-            <w:tcW w:type="dxa" w:w="1994"/>
-          </w:tcPr>
-          <w:p>
-            <w:r/>
-            <w:r>
-              <w:rPr>
-                <w:sz w:val="20"/>
-              </w:rPr>
-            </w:r>
-          </w:p>
-        </w:tc>
-        <w:tc>
-          <w:tcPr>
-            <w:tcW w:type="dxa" w:w="1994"/>
-          </w:tcPr>
-          <w:p>
-            <w:r/>
+            <w:tcW w:type="dxa" w:w="1197"/>
+          </w:tcPr>
+          <w:p>
+            <w:r>
+              <w:rPr>
+                <w:sz w:val="20"/>
+              </w:rPr>
+            </w:r>
+          </w:p>
+        </w:tc>
+        <w:tc>
+          <w:tcPr>
+            <w:tcW w:type="dxa" w:w="2792"/>
+          </w:tcPr>
+          <w:p>
+            <w:r>
+              <w:rPr>
+                <w:sz w:val="20"/>
+              </w:rPr>
+              <w:t>é composto por</w:t>
+            </w:r>
+          </w:p>
+        </w:tc>
+        <w:tc>
+          <w:tcPr>
+            <w:tcW w:type="dxa" w:w="1197"/>
+          </w:tcPr>
+          <w:p>
+            <w:r>
+              <w:rPr>
+                <w:sz w:val="20"/>
+              </w:rPr>
+            </w:r>
+          </w:p>
+        </w:tc>
+        <w:tc>
+          <w:tcPr>
+            <w:tcW w:type="dxa" w:w="2393"/>
+          </w:tcPr>
+          <w:p>
             <w:r>
               <w:rPr>
                 <w:sz w:val="20"/>
@@ -3268,10 +4516,9 @@
       <w:tr>
         <w:tc>
           <w:tcPr>
-            <w:tcW w:type="dxa" w:w="1994"/>
-          </w:tcPr>
-          <w:p>
-            <w:r/>
+            <w:tcW w:type="dxa" w:w="2393"/>
+          </w:tcPr>
+          <w:p>
             <w:r>
               <w:rPr>
                 <w:sz w:val="20"/>
@@ -3282,23 +4529,21 @@
         </w:tc>
         <w:tc>
           <w:tcPr>
-            <w:tcW w:type="dxa" w:w="1994"/>
-          </w:tcPr>
-          <w:p>
-            <w:r/>
-            <w:r>
-              <w:rPr>
-                <w:sz w:val="20"/>
-              </w:rPr>
-            </w:r>
-          </w:p>
-        </w:tc>
-        <w:tc>
-          <w:tcPr>
-            <w:tcW w:type="dxa" w:w="1994"/>
-          </w:tcPr>
-          <w:p>
-            <w:r/>
+            <w:tcW w:type="dxa" w:w="1197"/>
+          </w:tcPr>
+          <w:p>
+            <w:r>
+              <w:rPr>
+                <w:sz w:val="20"/>
+              </w:rPr>
+            </w:r>
+          </w:p>
+        </w:tc>
+        <w:tc>
+          <w:tcPr>
+            <w:tcW w:type="dxa" w:w="2792"/>
+          </w:tcPr>
+          <w:p>
             <w:r>
               <w:rPr>
                 <w:sz w:val="20"/>
@@ -3309,23 +4554,21 @@
         </w:tc>
         <w:tc>
           <w:tcPr>
-            <w:tcW w:type="dxa" w:w="1994"/>
-          </w:tcPr>
-          <w:p>
-            <w:r/>
-            <w:r>
-              <w:rPr>
-                <w:sz w:val="20"/>
-              </w:rPr>
-            </w:r>
-          </w:p>
-        </w:tc>
-        <w:tc>
-          <w:tcPr>
-            <w:tcW w:type="dxa" w:w="1994"/>
-          </w:tcPr>
-          <w:p>
-            <w:r/>
+            <w:tcW w:type="dxa" w:w="1197"/>
+          </w:tcPr>
+          <w:p>
+            <w:r>
+              <w:rPr>
+                <w:sz w:val="20"/>
+              </w:rPr>
+            </w:r>
+          </w:p>
+        </w:tc>
+        <w:tc>
+          <w:tcPr>
+            <w:tcW w:type="dxa" w:w="2393"/>
+          </w:tcPr>
+          <w:p>
             <w:r>
               <w:rPr>
                 <w:sz w:val="20"/>
@@ -3338,10 +4581,9 @@
       <w:tr>
         <w:tc>
           <w:tcPr>
-            <w:tcW w:type="dxa" w:w="1994"/>
-          </w:tcPr>
-          <w:p>
-            <w:r/>
+            <w:tcW w:type="dxa" w:w="2393"/>
+          </w:tcPr>
+          <w:p>
             <w:r>
               <w:rPr>
                 <w:sz w:val="20"/>
@@ -3352,23 +4594,21 @@
         </w:tc>
         <w:tc>
           <w:tcPr>
-            <w:tcW w:type="dxa" w:w="1994"/>
-          </w:tcPr>
-          <w:p>
-            <w:r/>
-            <w:r>
-              <w:rPr>
-                <w:sz w:val="20"/>
-              </w:rPr>
-            </w:r>
-          </w:p>
-        </w:tc>
-        <w:tc>
-          <w:tcPr>
-            <w:tcW w:type="dxa" w:w="1994"/>
-          </w:tcPr>
-          <w:p>
-            <w:r/>
+            <w:tcW w:type="dxa" w:w="1197"/>
+          </w:tcPr>
+          <w:p>
+            <w:r>
+              <w:rPr>
+                <w:sz w:val="20"/>
+              </w:rPr>
+            </w:r>
+          </w:p>
+        </w:tc>
+        <w:tc>
+          <w:tcPr>
+            <w:tcW w:type="dxa" w:w="2792"/>
+          </w:tcPr>
+          <w:p>
             <w:r>
               <w:rPr>
                 <w:sz w:val="20"/>
@@ -3379,23 +4619,21 @@
         </w:tc>
         <w:tc>
           <w:tcPr>
-            <w:tcW w:type="dxa" w:w="1994"/>
-          </w:tcPr>
-          <w:p>
-            <w:r/>
-            <w:r>
-              <w:rPr>
-                <w:sz w:val="20"/>
-              </w:rPr>
-            </w:r>
-          </w:p>
-        </w:tc>
-        <w:tc>
-          <w:tcPr>
-            <w:tcW w:type="dxa" w:w="1994"/>
-          </w:tcPr>
-          <w:p>
-            <w:r/>
+            <w:tcW w:type="dxa" w:w="1197"/>
+          </w:tcPr>
+          <w:p>
+            <w:r>
+              <w:rPr>
+                <w:sz w:val="20"/>
+              </w:rPr>
+            </w:r>
+          </w:p>
+        </w:tc>
+        <w:tc>
+          <w:tcPr>
+            <w:tcW w:type="dxa" w:w="2393"/>
+          </w:tcPr>
+          <w:p>
             <w:r>
               <w:rPr>
                 <w:sz w:val="20"/>
@@ -3408,10 +4646,9 @@
       <w:tr>
         <w:tc>
           <w:tcPr>
-            <w:tcW w:type="dxa" w:w="1994"/>
-          </w:tcPr>
-          <w:p>
-            <w:r/>
+            <w:tcW w:type="dxa" w:w="2393"/>
+          </w:tcPr>
+          <w:p>
             <w:r>
               <w:rPr>
                 <w:sz w:val="20"/>
@@ -3422,50 +4659,46 @@
         </w:tc>
         <w:tc>
           <w:tcPr>
-            <w:tcW w:type="dxa" w:w="1994"/>
-          </w:tcPr>
-          <w:p>
-            <w:r/>
-            <w:r>
-              <w:rPr>
-                <w:sz w:val="20"/>
-              </w:rPr>
-            </w:r>
-          </w:p>
-        </w:tc>
-        <w:tc>
-          <w:tcPr>
-            <w:tcW w:type="dxa" w:w="1994"/>
-          </w:tcPr>
-          <w:p>
-            <w:r/>
-            <w:r>
-              <w:rPr>
-                <w:sz w:val="20"/>
-              </w:rPr>
-              <w:t>pode ter</w:t>
-            </w:r>
-          </w:p>
-        </w:tc>
-        <w:tc>
-          <w:tcPr>
-            <w:tcW w:type="dxa" w:w="1994"/>
-          </w:tcPr>
-          <w:p>
-            <w:r/>
-            <w:r>
-              <w:rPr>
-                <w:sz w:val="20"/>
-              </w:rPr>
-            </w:r>
-          </w:p>
-        </w:tc>
-        <w:tc>
-          <w:tcPr>
-            <w:tcW w:type="dxa" w:w="1994"/>
-          </w:tcPr>
-          <w:p>
-            <w:r/>
+            <w:tcW w:type="dxa" w:w="1197"/>
+          </w:tcPr>
+          <w:p>
+            <w:r>
+              <w:rPr>
+                <w:sz w:val="20"/>
+              </w:rPr>
+            </w:r>
+          </w:p>
+        </w:tc>
+        <w:tc>
+          <w:tcPr>
+            <w:tcW w:type="dxa" w:w="2792"/>
+          </w:tcPr>
+          <w:p>
+            <w:r>
+              <w:rPr>
+                <w:sz w:val="20"/>
+              </w:rPr>
+              <w:t>possui</w:t>
+            </w:r>
+          </w:p>
+        </w:tc>
+        <w:tc>
+          <w:tcPr>
+            <w:tcW w:type="dxa" w:w="1197"/>
+          </w:tcPr>
+          <w:p>
+            <w:r>
+              <w:rPr>
+                <w:sz w:val="20"/>
+              </w:rPr>
+            </w:r>
+          </w:p>
+        </w:tc>
+        <w:tc>
+          <w:tcPr>
+            <w:tcW w:type="dxa" w:w="2393"/>
+          </w:tcPr>
+          <w:p>
             <w:r>
               <w:rPr>
                 <w:sz w:val="20"/>
@@ -3478,10 +4711,204 @@
       <w:tr>
         <w:tc>
           <w:tcPr>
-            <w:tcW w:type="dxa" w:w="1994"/>
-          </w:tcPr>
-          <w:p>
-            <w:r/>
+            <w:tcW w:type="dxa" w:w="2393"/>
+          </w:tcPr>
+          <w:p>
+            <w:r>
+              <w:rPr>
+                <w:sz w:val="20"/>
+              </w:rPr>
+              <w:t>Atendente</w:t>
+            </w:r>
+          </w:p>
+        </w:tc>
+        <w:tc>
+          <w:tcPr>
+            <w:tcW w:type="dxa" w:w="1197"/>
+          </w:tcPr>
+          <w:p>
+            <w:r>
+              <w:rPr>
+                <w:sz w:val="20"/>
+              </w:rPr>
+            </w:r>
+          </w:p>
+        </w:tc>
+        <w:tc>
+          <w:tcPr>
+            <w:tcW w:type="dxa" w:w="2792"/>
+          </w:tcPr>
+          <w:p>
+            <w:r>
+              <w:rPr>
+                <w:sz w:val="20"/>
+              </w:rPr>
+              <w:t>registra</w:t>
+            </w:r>
+          </w:p>
+        </w:tc>
+        <w:tc>
+          <w:tcPr>
+            <w:tcW w:type="dxa" w:w="1197"/>
+          </w:tcPr>
+          <w:p>
+            <w:r>
+              <w:rPr>
+                <w:sz w:val="20"/>
+              </w:rPr>
+            </w:r>
+          </w:p>
+        </w:tc>
+        <w:tc>
+          <w:tcPr>
+            <w:tcW w:type="dxa" w:w="2393"/>
+          </w:tcPr>
+          <w:p>
+            <w:r>
+              <w:rPr>
+                <w:sz w:val="20"/>
+              </w:rPr>
+              <w:t>Pedido</w:t>
+            </w:r>
+          </w:p>
+        </w:tc>
+      </w:tr>
+      <w:tr>
+        <w:tc>
+          <w:tcPr>
+            <w:tcW w:type="dxa" w:w="2393"/>
+          </w:tcPr>
+          <w:p>
+            <w:r>
+              <w:rPr>
+                <w:sz w:val="20"/>
+              </w:rPr>
+              <w:t>Gerente</w:t>
+            </w:r>
+          </w:p>
+        </w:tc>
+        <w:tc>
+          <w:tcPr>
+            <w:tcW w:type="dxa" w:w="1197"/>
+          </w:tcPr>
+          <w:p>
+            <w:r>
+              <w:rPr>
+                <w:sz w:val="20"/>
+              </w:rPr>
+            </w:r>
+          </w:p>
+        </w:tc>
+        <w:tc>
+          <w:tcPr>
+            <w:tcW w:type="dxa" w:w="2792"/>
+          </w:tcPr>
+          <w:p>
+            <w:r>
+              <w:rPr>
+                <w:sz w:val="20"/>
+              </w:rPr>
+              <w:t>autoriza</w:t>
+            </w:r>
+          </w:p>
+        </w:tc>
+        <w:tc>
+          <w:tcPr>
+            <w:tcW w:type="dxa" w:w="1197"/>
+          </w:tcPr>
+          <w:p>
+            <w:r>
+              <w:rPr>
+                <w:sz w:val="20"/>
+              </w:rPr>
+            </w:r>
+          </w:p>
+        </w:tc>
+        <w:tc>
+          <w:tcPr>
+            <w:tcW w:type="dxa" w:w="2393"/>
+          </w:tcPr>
+          <w:p>
+            <w:r>
+              <w:rPr>
+                <w:sz w:val="20"/>
+              </w:rPr>
+              <w:t>Pedido</w:t>
+            </w:r>
+          </w:p>
+        </w:tc>
+      </w:tr>
+      <w:tr>
+        <w:tc>
+          <w:tcPr>
+            <w:tcW w:type="dxa" w:w="2393"/>
+          </w:tcPr>
+          <w:p>
+            <w:r>
+              <w:rPr>
+                <w:sz w:val="20"/>
+              </w:rPr>
+              <w:t>Produto (original)</w:t>
+            </w:r>
+          </w:p>
+        </w:tc>
+        <w:tc>
+          <w:tcPr>
+            <w:tcW w:type="dxa" w:w="1197"/>
+          </w:tcPr>
+          <w:p>
+            <w:r>
+              <w:rPr>
+                <w:sz w:val="20"/>
+              </w:rPr>
+            </w:r>
+          </w:p>
+        </w:tc>
+        <w:tc>
+          <w:tcPr>
+            <w:tcW w:type="dxa" w:w="2792"/>
+          </w:tcPr>
+          <w:p>
+            <w:r>
+              <w:rPr>
+                <w:sz w:val="20"/>
+              </w:rPr>
+              <w:t>é substituído por</w:t>
+            </w:r>
+          </w:p>
+        </w:tc>
+        <w:tc>
+          <w:tcPr>
+            <w:tcW w:type="dxa" w:w="1197"/>
+          </w:tcPr>
+          <w:p>
+            <w:r>
+              <w:rPr>
+                <w:sz w:val="20"/>
+              </w:rPr>
+            </w:r>
+          </w:p>
+        </w:tc>
+        <w:tc>
+          <w:tcPr>
+            <w:tcW w:type="dxa" w:w="2393"/>
+          </w:tcPr>
+          <w:p>
+            <w:r>
+              <w:rPr>
+                <w:sz w:val="20"/>
+              </w:rPr>
+              <w:t>Produto (substituto)</w:t>
+            </w:r>
+          </w:p>
+        </w:tc>
+      </w:tr>
+      <w:tr>
+        <w:tc>
+          <w:tcPr>
+            <w:tcW w:type="dxa" w:w="2393"/>
+          </w:tcPr>
+          <w:p>
             <w:r>
               <w:rPr>
                 <w:sz w:val="20"/>
@@ -3492,10 +4919,9 @@
         </w:tc>
         <w:tc>
           <w:tcPr>
-            <w:tcW w:type="dxa" w:w="1994"/>
-          </w:tcPr>
-          <w:p>
-            <w:r/>
+            <w:tcW w:type="dxa" w:w="1197"/>
+          </w:tcPr>
+          <w:p>
             <w:r>
               <w:rPr>
                 <w:sz w:val="20"/>
@@ -3506,10 +4932,9 @@
         </w:tc>
         <w:tc>
           <w:tcPr>
-            <w:tcW w:type="dxa" w:w="1994"/>
-          </w:tcPr>
-          <w:p>
-            <w:r/>
+            <w:tcW w:type="dxa" w:w="2792"/>
+          </w:tcPr>
+          <w:p>
             <w:r>
               <w:rPr>
                 <w:sz w:val="20"/>
@@ -3520,10 +4945,9 @@
         </w:tc>
         <w:tc>
           <w:tcPr>
-            <w:tcW w:type="dxa" w:w="1994"/>
-          </w:tcPr>
-          <w:p>
-            <w:r/>
+            <w:tcW w:type="dxa" w:w="1197"/>
+          </w:tcPr>
+          <w:p>
             <w:r>
               <w:rPr>
                 <w:sz w:val="20"/>
@@ -3534,10 +4958,9 @@
         </w:tc>
         <w:tc>
           <w:tcPr>
-            <w:tcW w:type="dxa" w:w="1994"/>
-          </w:tcPr>
-          <w:p>
-            <w:r/>
+            <w:tcW w:type="dxa" w:w="2393"/>
+          </w:tcPr>
+          <w:p>
             <w:r>
               <w:rPr>
                 <w:sz w:val="20"/>
@@ -3549,28 +4972,12 @@
       </w:tr>
     </w:tbl>
     <w:p/>
-    <w:p>
-      <w:pPr>
-        <w:pStyle w:val="ListBullet"/>
-      </w:pPr>
-      <w:r>
-        <w:t>Tempo: 25 a 30 minutos. Um representante do grupo apresenta o resultado à turma.</w:t>
-      </w:r>
-    </w:p>
     <w:p>
       <w:pPr>
         <w:pStyle w:val="Heading2"/>
       </w:pPr>
       <w:r>
         <w:t>Checklist da atividade 1</w:t>
-      </w:r>
-    </w:p>
-    <w:p>
-      <w:pPr>
-        <w:pStyle w:val="ListBullet"/>
-      </w:pPr>
-      <w:r>
-        <w:t>Todos os relacionamentos da “bíblia” do TechBurger estão presentes?</w:t>
       </w:r>
     </w:p>
     <w:p>
@@ -3594,7 +5001,7 @@
         <w:pStyle w:val="ListBullet"/>
       </w:pPr>
       <w:r>
-        <w:t>As cardinalidades fazem sentido com o negócio (pensem em casos reais)?</w:t>
+        <w:t>A reflexiva tem papéis nas duas pontas (original / substituto)?</w:t>
       </w:r>
     </w:p>
     <w:p>
@@ -3602,7 +5009,15 @@
         <w:pStyle w:val="ListBullet"/>
       </w:pPr>
       <w:r>
-        <w:t>O grupo consegue justificar cada cardinalidade escolhida?</w:t>
+        <w:t>A nota da Regra 1 está ligada ao Pedido por linha tracejada?</w:t>
+      </w:r>
+    </w:p>
+    <w:p>
+      <w:pPr>
+        <w:pStyle w:val="ListBullet"/>
+      </w:pPr>
+      <w:r>
+        <w:t>O grupo consegue justificar cada número com uma regra ou um caso real?</w:t>
       </w:r>
     </w:p>
     <w:p>
@@ -3610,12 +5025,12 @@
         <w:pStyle w:val="Heading2"/>
       </w:pPr>
       <w:r>
-        <w:t>Diferenças plausíveis entre grupos</w:t>
+        <w:t>O que pode variar (e o que nunca vale)</w:t>
       </w:r>
     </w:p>
     <w:p>
       <w:r>
-        <w:t>Grupos que escreverem “1..*” em Pedido-ItemPedido podem ser aceitos, desde que justifiquem que nenhum pedido é criado vazio. Trocar “0..1” por “1” em Pagamento ou Entrega é o erro mais comum — nesse caso, peçam a justificativa antes de considerar certo. Cardinalidades extras coerentes com o cenário (por exemplo, um limite máximo de itens por pedido) também podem ser aceitas. O que NÃO pode: números na seta de herança, ou uma faixa sem sentido (como “5..2”, em que o mínimo é maior que o máximo).</w:t>
+        <w:t>Algumas escolhas admitem variação, desde que o grupo saiba justificar: “1..*” em Pedido-ItemPedido (se o grupo considerar que nenhum pedido confirmado é vazio) e navegabilidade em outras linhas (explicando quem precisa conhecer quem). Cuidado com o erro mais comum: trocar “0..1” por “1” em Pagamento, Entrega, Atendente ou Gerente. Antes de escrever “1”, façam a pergunta-teste: “no momento em que o pedido é criado, essa relação já existe?”. E o que nunca vale: números na seta de herança, “1..10” por causa da Regra 7 ou uma faixa sem sentido (como “5..2”).</w:t>
       </w:r>
     </w:p>
     <w:p>
@@ -3623,7 +5038,12 @@
         <w:pStyle w:val="Heading1"/>
       </w:pPr>
       <w:r>
-        <w:t>10. Atividade prática 2 — Academia FitLife (individual)</w:t>
+        <w:t>12. Atividade prática 2 — Academia FitLife (individual)</w:t>
+      </w:r>
+    </w:p>
+    <w:p>
+      <w:r>
+        <w:t>Sozinho(a), retomem as classes e relacionamentos da FitLife que vocês identificaram no mini-exercício da Aula 5 (Aluno, Plano, Aula, Instrutor, Reserva, Pagamento). Como na Aula 5 elas foram só listadas, e não desenhadas, o professor disponibiliza o “Aula 6 - Atividade 2 FitLife (ponto de partida).drawio”, com as classes e os relacionamentos já desenhados e ainda sem cardinalidade. Sem computador? Desenhem no papel só os nomes das classes e as linhas. Tempo: 17 minutos. Considerem também duas regras novas da academia:</w:t>
       </w:r>
     </w:p>
     <w:p>
@@ -3631,7 +5051,7 @@
         <w:pStyle w:val="ListBullet"/>
       </w:pPr>
       <w:r>
-        <w:t>Sozinho(a): retomem as classes e relacionamentos da Aula 5 (Aluno, Plano, Aula, Instrutor, Reserva, Pagamento).</w:t>
+        <w:t>Nenhuma aula coletiva passa de 20 vagas.</w:t>
       </w:r>
     </w:p>
     <w:p>
@@ -3639,15 +5059,12 @@
         <w:pStyle w:val="ListBullet"/>
       </w:pPr>
       <w:r>
-        <w:t>Adicionem a cardinalidade em TODOS os relacionamentos já identificados. Esta atividade não tem herança.</w:t>
+        <w:t>Programa “indique um amigo”: um aluno pode indicar vários amigos, mas cada aluno é indicado por no máximo uma pessoa.</w:t>
       </w:r>
     </w:p>
     <w:p>
-      <w:pPr>
-        <w:pStyle w:val="ListBullet"/>
-      </w:pPr>
       <w:r>
-        <w:t>Preencham a tabela abaixo antes de decidir os números:</w:t>
+        <w:t>Tarefas: (1) adicionem a cardinalidade em TODOS os relacionamentos, preenchendo a tabela abaixo; (2) modelem a indicação como associação reflexiva, com papéis; (3) respondam: a Reserva é a classe associativa de qual relacionamento N:N? Esta atividade não tem herança.</w:t>
       </w:r>
     </w:p>
     <w:tbl>
@@ -3666,7 +5083,7 @@
       <w:tr>
         <w:tc>
           <w:tcPr>
-            <w:tcW w:type="dxa" w:w="1994"/>
+            <w:tcW w:type="dxa" w:w="2393"/>
             <w:shd w:val="clear" w:color="auto" w:fill="1F497D"/>
           </w:tcPr>
           <w:p>
@@ -3679,20 +5096,13 @@
                 <w:color w:val="FFFFFF"/>
                 <w:sz w:val="20"/>
               </w:rPr>
-            </w:r>
-            <w:r>
-              <w:rPr>
-                <w:b/>
-                <w:color w:val="FFFFFF"/>
-                <w:sz w:val="20"/>
-              </w:rPr>
               <w:t>Classe A</w:t>
             </w:r>
           </w:p>
         </w:tc>
         <w:tc>
           <w:tcPr>
-            <w:tcW w:type="dxa" w:w="1994"/>
+            <w:tcW w:type="dxa" w:w="1197"/>
             <w:shd w:val="clear" w:color="auto" w:fill="1F497D"/>
           </w:tcPr>
           <w:p>
@@ -3705,20 +5115,13 @@
                 <w:color w:val="FFFFFF"/>
                 <w:sz w:val="20"/>
               </w:rPr>
-            </w:r>
-            <w:r>
-              <w:rPr>
-                <w:b/>
-                <w:color w:val="FFFFFF"/>
-                <w:sz w:val="20"/>
-              </w:rPr>
               <w:t>Card. A</w:t>
             </w:r>
           </w:p>
         </w:tc>
         <w:tc>
           <w:tcPr>
-            <w:tcW w:type="dxa" w:w="1994"/>
+            <w:tcW w:type="dxa" w:w="2792"/>
             <w:shd w:val="clear" w:color="auto" w:fill="1F497D"/>
           </w:tcPr>
           <w:p>
@@ -3731,20 +5134,13 @@
                 <w:color w:val="FFFFFF"/>
                 <w:sz w:val="20"/>
               </w:rPr>
-            </w:r>
-            <w:r>
-              <w:rPr>
-                <w:b/>
-                <w:color w:val="FFFFFF"/>
-                <w:sz w:val="20"/>
-              </w:rPr>
               <w:t>Relacionamento</w:t>
             </w:r>
           </w:p>
         </w:tc>
         <w:tc>
           <w:tcPr>
-            <w:tcW w:type="dxa" w:w="1994"/>
+            <w:tcW w:type="dxa" w:w="1197"/>
             <w:shd w:val="clear" w:color="auto" w:fill="1F497D"/>
           </w:tcPr>
           <w:p>
@@ -3757,20 +5153,13 @@
                 <w:color w:val="FFFFFF"/>
                 <w:sz w:val="20"/>
               </w:rPr>
-            </w:r>
-            <w:r>
-              <w:rPr>
-                <w:b/>
-                <w:color w:val="FFFFFF"/>
-                <w:sz w:val="20"/>
-              </w:rPr>
               <w:t>Card. B</w:t>
             </w:r>
           </w:p>
         </w:tc>
         <w:tc>
           <w:tcPr>
-            <w:tcW w:type="dxa" w:w="1994"/>
+            <w:tcW w:type="dxa" w:w="2393"/>
             <w:shd w:val="clear" w:color="auto" w:fill="1F497D"/>
           </w:tcPr>
           <w:p>
@@ -3783,13 +5172,6 @@
                 <w:color w:val="FFFFFF"/>
                 <w:sz w:val="20"/>
               </w:rPr>
-            </w:r>
-            <w:r>
-              <w:rPr>
-                <w:b/>
-                <w:color w:val="FFFFFF"/>
-                <w:sz w:val="20"/>
-              </w:rPr>
               <w:t>Classe B</w:t>
             </w:r>
           </w:p>
@@ -3798,10 +5180,9 @@
       <w:tr>
         <w:tc>
           <w:tcPr>
-            <w:tcW w:type="dxa" w:w="1994"/>
-          </w:tcPr>
-          <w:p>
-            <w:r/>
+            <w:tcW w:type="dxa" w:w="2393"/>
+          </w:tcPr>
+          <w:p>
             <w:r>
               <w:rPr>
                 <w:sz w:val="20"/>
@@ -3812,23 +5193,21 @@
         </w:tc>
         <w:tc>
           <w:tcPr>
-            <w:tcW w:type="dxa" w:w="1994"/>
-          </w:tcPr>
-          <w:p>
-            <w:r/>
-            <w:r>
-              <w:rPr>
-                <w:sz w:val="20"/>
-              </w:rPr>
-            </w:r>
-          </w:p>
-        </w:tc>
-        <w:tc>
-          <w:tcPr>
-            <w:tcW w:type="dxa" w:w="1994"/>
-          </w:tcPr>
-          <w:p>
-            <w:r/>
+            <w:tcW w:type="dxa" w:w="1197"/>
+          </w:tcPr>
+          <w:p>
+            <w:r>
+              <w:rPr>
+                <w:sz w:val="20"/>
+              </w:rPr>
+            </w:r>
+          </w:p>
+        </w:tc>
+        <w:tc>
+          <w:tcPr>
+            <w:tcW w:type="dxa" w:w="2792"/>
+          </w:tcPr>
+          <w:p>
             <w:r>
               <w:rPr>
                 <w:sz w:val="20"/>
@@ -3839,23 +5218,21 @@
         </w:tc>
         <w:tc>
           <w:tcPr>
-            <w:tcW w:type="dxa" w:w="1994"/>
-          </w:tcPr>
-          <w:p>
-            <w:r/>
-            <w:r>
-              <w:rPr>
-                <w:sz w:val="20"/>
-              </w:rPr>
-            </w:r>
-          </w:p>
-        </w:tc>
-        <w:tc>
-          <w:tcPr>
-            <w:tcW w:type="dxa" w:w="1994"/>
-          </w:tcPr>
-          <w:p>
-            <w:r/>
+            <w:tcW w:type="dxa" w:w="1197"/>
+          </w:tcPr>
+          <w:p>
+            <w:r>
+              <w:rPr>
+                <w:sz w:val="20"/>
+              </w:rPr>
+            </w:r>
+          </w:p>
+        </w:tc>
+        <w:tc>
+          <w:tcPr>
+            <w:tcW w:type="dxa" w:w="2393"/>
+          </w:tcPr>
+          <w:p>
             <w:r>
               <w:rPr>
                 <w:sz w:val="20"/>
@@ -3868,10 +5245,9 @@
       <w:tr>
         <w:tc>
           <w:tcPr>
-            <w:tcW w:type="dxa" w:w="1994"/>
-          </w:tcPr>
-          <w:p>
-            <w:r/>
+            <w:tcW w:type="dxa" w:w="2393"/>
+          </w:tcPr>
+          <w:p>
             <w:r>
               <w:rPr>
                 <w:sz w:val="20"/>
@@ -3882,23 +5258,21 @@
         </w:tc>
         <w:tc>
           <w:tcPr>
-            <w:tcW w:type="dxa" w:w="1994"/>
-          </w:tcPr>
-          <w:p>
-            <w:r/>
-            <w:r>
-              <w:rPr>
-                <w:sz w:val="20"/>
-              </w:rPr>
-            </w:r>
-          </w:p>
-        </w:tc>
-        <w:tc>
-          <w:tcPr>
-            <w:tcW w:type="dxa" w:w="1994"/>
-          </w:tcPr>
-          <w:p>
-            <w:r/>
+            <w:tcW w:type="dxa" w:w="1197"/>
+          </w:tcPr>
+          <w:p>
+            <w:r>
+              <w:rPr>
+                <w:sz w:val="20"/>
+              </w:rPr>
+            </w:r>
+          </w:p>
+        </w:tc>
+        <w:tc>
+          <w:tcPr>
+            <w:tcW w:type="dxa" w:w="2792"/>
+          </w:tcPr>
+          <w:p>
             <w:r>
               <w:rPr>
                 <w:sz w:val="20"/>
@@ -3909,23 +5283,21 @@
         </w:tc>
         <w:tc>
           <w:tcPr>
-            <w:tcW w:type="dxa" w:w="1994"/>
-          </w:tcPr>
-          <w:p>
-            <w:r/>
-            <w:r>
-              <w:rPr>
-                <w:sz w:val="20"/>
-              </w:rPr>
-            </w:r>
-          </w:p>
-        </w:tc>
-        <w:tc>
-          <w:tcPr>
-            <w:tcW w:type="dxa" w:w="1994"/>
-          </w:tcPr>
-          <w:p>
-            <w:r/>
+            <w:tcW w:type="dxa" w:w="1197"/>
+          </w:tcPr>
+          <w:p>
+            <w:r>
+              <w:rPr>
+                <w:sz w:val="20"/>
+              </w:rPr>
+            </w:r>
+          </w:p>
+        </w:tc>
+        <w:tc>
+          <w:tcPr>
+            <w:tcW w:type="dxa" w:w="2393"/>
+          </w:tcPr>
+          <w:p>
             <w:r>
               <w:rPr>
                 <w:sz w:val="20"/>
@@ -3938,69 +5310,64 @@
       <w:tr>
         <w:tc>
           <w:tcPr>
-            <w:tcW w:type="dxa" w:w="1994"/>
-          </w:tcPr>
-          <w:p>
-            <w:r/>
+            <w:tcW w:type="dxa" w:w="2393"/>
+          </w:tcPr>
+          <w:p>
+            <w:r>
+              <w:rPr>
+                <w:sz w:val="20"/>
+              </w:rPr>
+              <w:t>Aula</w:t>
+            </w:r>
+          </w:p>
+        </w:tc>
+        <w:tc>
+          <w:tcPr>
+            <w:tcW w:type="dxa" w:w="1197"/>
+          </w:tcPr>
+          <w:p>
+            <w:r>
+              <w:rPr>
+                <w:sz w:val="20"/>
+              </w:rPr>
+            </w:r>
+          </w:p>
+        </w:tc>
+        <w:tc>
+          <w:tcPr>
+            <w:tcW w:type="dxa" w:w="2792"/>
+          </w:tcPr>
+          <w:p>
+            <w:r>
+              <w:rPr>
+                <w:sz w:val="20"/>
+              </w:rPr>
+              <w:t>contém (composição)</w:t>
+            </w:r>
+          </w:p>
+        </w:tc>
+        <w:tc>
+          <w:tcPr>
+            <w:tcW w:type="dxa" w:w="1197"/>
+          </w:tcPr>
+          <w:p>
+            <w:r>
+              <w:rPr>
+                <w:sz w:val="20"/>
+              </w:rPr>
+            </w:r>
+          </w:p>
+        </w:tc>
+        <w:tc>
+          <w:tcPr>
+            <w:tcW w:type="dxa" w:w="2393"/>
+          </w:tcPr>
+          <w:p>
             <w:r>
               <w:rPr>
                 <w:sz w:val="20"/>
               </w:rPr>
               <w:t>Reserva</w:t>
-            </w:r>
-          </w:p>
-        </w:tc>
-        <w:tc>
-          <w:tcPr>
-            <w:tcW w:type="dxa" w:w="1994"/>
-          </w:tcPr>
-          <w:p>
-            <w:r/>
-            <w:r>
-              <w:rPr>
-                <w:sz w:val="20"/>
-              </w:rPr>
-            </w:r>
-          </w:p>
-        </w:tc>
-        <w:tc>
-          <w:tcPr>
-            <w:tcW w:type="dxa" w:w="1994"/>
-          </w:tcPr>
-          <w:p>
-            <w:r/>
-            <w:r>
-              <w:rPr>
-                <w:sz w:val="20"/>
-              </w:rPr>
-              <w:t>composição</w:t>
-            </w:r>
-          </w:p>
-        </w:tc>
-        <w:tc>
-          <w:tcPr>
-            <w:tcW w:type="dxa" w:w="1994"/>
-          </w:tcPr>
-          <w:p>
-            <w:r/>
-            <w:r>
-              <w:rPr>
-                <w:sz w:val="20"/>
-              </w:rPr>
-            </w:r>
-          </w:p>
-        </w:tc>
-        <w:tc>
-          <w:tcPr>
-            <w:tcW w:type="dxa" w:w="1994"/>
-          </w:tcPr>
-          <w:p>
-            <w:r/>
-            <w:r>
-              <w:rPr>
-                <w:sz w:val="20"/>
-              </w:rPr>
-              <w:t>Aula</w:t>
             </w:r>
           </w:p>
         </w:tc>
@@ -4008,10 +5375,9 @@
       <w:tr>
         <w:tc>
           <w:tcPr>
-            <w:tcW w:type="dxa" w:w="1994"/>
-          </w:tcPr>
-          <w:p>
-            <w:r/>
+            <w:tcW w:type="dxa" w:w="2393"/>
+          </w:tcPr>
+          <w:p>
             <w:r>
               <w:rPr>
                 <w:sz w:val="20"/>
@@ -4022,23 +5388,21 @@
         </w:tc>
         <w:tc>
           <w:tcPr>
-            <w:tcW w:type="dxa" w:w="1994"/>
-          </w:tcPr>
-          <w:p>
-            <w:r/>
-            <w:r>
-              <w:rPr>
-                <w:sz w:val="20"/>
-              </w:rPr>
-            </w:r>
-          </w:p>
-        </w:tc>
-        <w:tc>
-          <w:tcPr>
-            <w:tcW w:type="dxa" w:w="1994"/>
-          </w:tcPr>
-          <w:p>
-            <w:r/>
+            <w:tcW w:type="dxa" w:w="1197"/>
+          </w:tcPr>
+          <w:p>
+            <w:r>
+              <w:rPr>
+                <w:sz w:val="20"/>
+              </w:rPr>
+            </w:r>
+          </w:p>
+        </w:tc>
+        <w:tc>
+          <w:tcPr>
+            <w:tcW w:type="dxa" w:w="2792"/>
+          </w:tcPr>
+          <w:p>
             <w:r>
               <w:rPr>
                 <w:sz w:val="20"/>
@@ -4049,23 +5413,21 @@
         </w:tc>
         <w:tc>
           <w:tcPr>
-            <w:tcW w:type="dxa" w:w="1994"/>
-          </w:tcPr>
-          <w:p>
-            <w:r/>
-            <w:r>
-              <w:rPr>
-                <w:sz w:val="20"/>
-              </w:rPr>
-            </w:r>
-          </w:p>
-        </w:tc>
-        <w:tc>
-          <w:tcPr>
-            <w:tcW w:type="dxa" w:w="1994"/>
-          </w:tcPr>
-          <w:p>
-            <w:r/>
+            <w:tcW w:type="dxa" w:w="1197"/>
+          </w:tcPr>
+          <w:p>
+            <w:r>
+              <w:rPr>
+                <w:sz w:val="20"/>
+              </w:rPr>
+            </w:r>
+          </w:p>
+        </w:tc>
+        <w:tc>
+          <w:tcPr>
+            <w:tcW w:type="dxa" w:w="2393"/>
+          </w:tcPr>
+          <w:p>
             <w:r>
               <w:rPr>
                 <w:sz w:val="20"/>
@@ -4078,10 +5440,9 @@
       <w:tr>
         <w:tc>
           <w:tcPr>
-            <w:tcW w:type="dxa" w:w="1994"/>
-          </w:tcPr>
-          <w:p>
-            <w:r/>
+            <w:tcW w:type="dxa" w:w="2393"/>
+          </w:tcPr>
+          <w:p>
             <w:r>
               <w:rPr>
                 <w:sz w:val="20"/>
@@ -4092,23 +5453,21 @@
         </w:tc>
         <w:tc>
           <w:tcPr>
-            <w:tcW w:type="dxa" w:w="1994"/>
-          </w:tcPr>
-          <w:p>
-            <w:r/>
-            <w:r>
-              <w:rPr>
-                <w:sz w:val="20"/>
-              </w:rPr>
-            </w:r>
-          </w:p>
-        </w:tc>
-        <w:tc>
-          <w:tcPr>
-            <w:tcW w:type="dxa" w:w="1994"/>
-          </w:tcPr>
-          <w:p>
-            <w:r/>
+            <w:tcW w:type="dxa" w:w="1197"/>
+          </w:tcPr>
+          <w:p>
+            <w:r>
+              <w:rPr>
+                <w:sz w:val="20"/>
+              </w:rPr>
+            </w:r>
+          </w:p>
+        </w:tc>
+        <w:tc>
+          <w:tcPr>
+            <w:tcW w:type="dxa" w:w="2792"/>
+          </w:tcPr>
+          <w:p>
             <w:r>
               <w:rPr>
                 <w:sz w:val="20"/>
@@ -4119,42 +5478,97 @@
         </w:tc>
         <w:tc>
           <w:tcPr>
-            <w:tcW w:type="dxa" w:w="1994"/>
-          </w:tcPr>
-          <w:p>
-            <w:r/>
-            <w:r>
-              <w:rPr>
-                <w:sz w:val="20"/>
-              </w:rPr>
-            </w:r>
-          </w:p>
-        </w:tc>
-        <w:tc>
-          <w:tcPr>
-            <w:tcW w:type="dxa" w:w="1994"/>
-          </w:tcPr>
-          <w:p>
-            <w:r/>
+            <w:tcW w:type="dxa" w:w="1197"/>
+          </w:tcPr>
+          <w:p>
+            <w:r>
+              <w:rPr>
+                <w:sz w:val="20"/>
+              </w:rPr>
+            </w:r>
+          </w:p>
+        </w:tc>
+        <w:tc>
+          <w:tcPr>
+            <w:tcW w:type="dxa" w:w="2393"/>
+          </w:tcPr>
+          <w:p>
             <w:r>
               <w:rPr>
                 <w:sz w:val="20"/>
               </w:rPr>
               <w:t>Pagamento</w:t>
+            </w:r>
+          </w:p>
+        </w:tc>
+      </w:tr>
+      <w:tr>
+        <w:tc>
+          <w:tcPr>
+            <w:tcW w:type="dxa" w:w="2393"/>
+          </w:tcPr>
+          <w:p>
+            <w:r>
+              <w:rPr>
+                <w:sz w:val="20"/>
+              </w:rPr>
+              <w:t>Aluno (indicador)</w:t>
+            </w:r>
+          </w:p>
+        </w:tc>
+        <w:tc>
+          <w:tcPr>
+            <w:tcW w:type="dxa" w:w="1197"/>
+          </w:tcPr>
+          <w:p>
+            <w:r>
+              <w:rPr>
+                <w:sz w:val="20"/>
+              </w:rPr>
+            </w:r>
+          </w:p>
+        </w:tc>
+        <w:tc>
+          <w:tcPr>
+            <w:tcW w:type="dxa" w:w="2792"/>
+          </w:tcPr>
+          <w:p>
+            <w:r>
+              <w:rPr>
+                <w:sz w:val="20"/>
+              </w:rPr>
+              <w:t>indica</w:t>
+            </w:r>
+          </w:p>
+        </w:tc>
+        <w:tc>
+          <w:tcPr>
+            <w:tcW w:type="dxa" w:w="1197"/>
+          </w:tcPr>
+          <w:p>
+            <w:r>
+              <w:rPr>
+                <w:sz w:val="20"/>
+              </w:rPr>
+            </w:r>
+          </w:p>
+        </w:tc>
+        <w:tc>
+          <w:tcPr>
+            <w:tcW w:type="dxa" w:w="2393"/>
+          </w:tcPr>
+          <w:p>
+            <w:r>
+              <w:rPr>
+                <w:sz w:val="20"/>
+              </w:rPr>
+              <w:t>Aluno (indicado)</w:t>
             </w:r>
           </w:p>
         </w:tc>
       </w:tr>
     </w:tbl>
     <w:p/>
-    <w:p>
-      <w:pPr>
-        <w:pStyle w:val="ListBullet"/>
-      </w:pPr>
-      <w:r>
-        <w:t>Tempo: 20 minutos, individual. Ao final, comparem com um colega antes da correção.</w:t>
-      </w:r>
-    </w:p>
     <w:p>
       <w:pPr>
         <w:pStyle w:val="Heading2"/>
@@ -4168,7 +5582,7 @@
         <w:pStyle w:val="ListBullet"/>
       </w:pPr>
       <w:r>
-        <w:t>Todos os 5 relacionamentos têm cardinalidade nas duas pontas?</w:t>
+        <w:t>Todos os 6 relacionamentos têm cardinalidade nas duas pontas?</w:t>
       </w:r>
     </w:p>
     <w:p>
@@ -4176,7 +5590,7 @@
         <w:pStyle w:val="ListBullet"/>
       </w:pPr>
       <w:r>
-        <w:t>A composição Reserva-Aula está com o losango preenchido do lado da Aula?</w:t>
+        <w:t>A regra das 20 vagas virou uma faixa concreta?</w:t>
       </w:r>
     </w:p>
     <w:p>
@@ -4184,7 +5598,7 @@
         <w:pStyle w:val="ListBullet"/>
       </w:pPr>
       <w:r>
-        <w:t>Pensei em cada regra: é obrigatório? tem limite máximo?</w:t>
+        <w:t>A composição Aula-Reserva tem “1” do lado da Aula (losango preenchido na Aula)?</w:t>
       </w:r>
     </w:p>
     <w:p>
@@ -4192,15 +5606,7 @@
         <w:pStyle w:val="ListBullet"/>
       </w:pPr>
       <w:r>
-        <w:t>Não usei cardinalidade em nenhuma seta de herança (esta atividade não tem herança)?</w:t>
-      </w:r>
-    </w:p>
-    <w:p>
-      <w:pPr>
-        <w:pStyle w:val="Heading2"/>
-      </w:pPr>
-      <w:r>
-        <w:t>Resposta-modelo — FitLife com cardinalidade (comparem depois de tentar sozinhos)</w:t>
+        <w:t>A reflexiva tem papéis (indicador / indicado)?</w:t>
       </w:r>
     </w:p>
     <w:p>
@@ -4208,44 +5614,7 @@
         <w:pStyle w:val="ListBullet"/>
       </w:pPr>
       <w:r>
-        <w:t>Plano 1 —— 0..* Aluno — cada Aluno está em exatamente 1 Plano; um Plano pode ainda não ter nenhum Aluno matriculado.</w:t>
-      </w:r>
-    </w:p>
-    <w:p>
-      <w:pPr>
-        <w:pStyle w:val="ListBullet"/>
-      </w:pPr>
-      <w:r>
-        <w:t>Aluno 1 —— 0..* Reserva — um aluno pode não ter reserva nenhuma, ou várias.</w:t>
-      </w:r>
-    </w:p>
-    <w:p>
-      <w:pPr>
-        <w:pStyle w:val="ListBullet"/>
-      </w:pPr>
-      <w:r>
-        <w:t>Reserva 0..* —— 1 Aula (composição) — cada reserva pertence a exatamente uma aula.</w:t>
-      </w:r>
-    </w:p>
-    <w:p>
-      <w:pPr>
-        <w:pStyle w:val="ListBullet"/>
-      </w:pPr>
-      <w:r>
-        <w:t>Aula 0..* —— 1 Instrutor — uma aula tem exatamente um instrutor; um instrutor pode não ter aula ainda.</w:t>
-      </w:r>
-    </w:p>
-    <w:p>
-      <w:pPr>
-        <w:pStyle w:val="ListBullet"/>
-      </w:pPr>
-      <w:r>
-        <w:t>Aluno 1 —— 0..* Pagamento — um aluno pode não ter pago nada ainda, ou ter vários pagamentos.</w:t>
-      </w:r>
-    </w:p>
-    <w:p>
-      <w:r>
-        <w:t>Leitura da resposta: todo aluno matriculado PRECISA ter um plano ativo, por isso o lado do Plano (visto a partir do Aluno) é “1”; já um Plano novo pode ter zero Alunos, por isso “0..*” do outro lado. O mesmo raciocínio vale para Aula-Instrutor: toda Aula já nasce com um Instrutor definido (“1” obrigatório), mas um Instrutor recém-contratado pode ainda não ter nenhuma Aula (“0..*”). Reserva depende de Aula (composição): por isso o lado da Aula é sempre “1”, nunca “0..1”. Aluno-Pagamento segue o mesmo padrão de Cliente-Pedido: o lado “opcional” é sempre o que pode legitimamente estar vazio no início. Diferenças plausíveis: se alguém considerar que um aluno pode ficar temporariamente sem plano, “0..1” também é aceitável com justificativa.</w:t>
+        <w:t>Não usei número em nenhuma seta de herança (esta atividade não tem herança)?</w:t>
       </w:r>
     </w:p>
     <w:p>
@@ -4253,12 +5622,12 @@
         <w:pStyle w:val="Heading1"/>
       </w:pPr>
       <w:r>
-        <w:t>11. Exercício: encontre o erro de cardinalidade</w:t>
+        <w:t>13. Exercício: encontre o erro de cardinalidade</w:t>
       </w:r>
     </w:p>
     <w:p>
       <w:r>
-        <w:t>Em duplas, analisem a lista de relacionamentos abaixo. Ela tem 6 erros propositais de cardinalidade. Para cada um: (1) marquem onde está, (2) expliquem POR QUE é um erro — qual conceito da aula foi violado — e (3) escrevam como ficaria a correção. Não consultem a Apostila nos primeiros 5 minutos. Respostas no Gabarito.</w:t>
+        <w:t>Em duplas, analisem a lista de relacionamentos abaixo. Ela tem 6 erros propositais. Para cada um: (1) marquem onde está, (2) expliquem POR QUE é um erro — qual conceito da aula foi violado — e (3) escrevam como ficaria a correção. Não consultem a Apostila nos primeiros 5 minutos. Respostas no Gabarito.</w:t>
       </w:r>
     </w:p>
     <w:p>
@@ -4288,13 +5657,1679 @@
     </w:p>
     <w:p>
       <w:r>
-        <w:t>6.  Pedido 1..* —— * ItemPedido</w:t>
+        <w:t>6.  Pedido 1..* ◆—— * ItemPedido (composição)</w:t>
       </w:r>
     </w:p>
+    <w:p>
+      <w:r>
+        <w:t>Dica: para cada linha, primeiro decidam se o relacionamento é associação/agregação/composição ou herança — se for herança, qualquer número já está errado. Depois perguntem: falta o mínimo? falta o máximo? os lados estão trocados? o tipo (1:1, 1:N, N:N) faz sentido para o negócio?</w:t>
+      </w:r>
+    </w:p>
+    <w:p>
+      <w:pPr>
+        <w:pStyle w:val="Heading1"/>
+      </w:pPr>
+      <w:r>
+        <w:t>14. Atividade prática 3 — Revisão geral das Aulas 1 a 6 (AutoCerto, em duplas)</w:t>
+      </w:r>
+    </w:p>
+    <w:p>
+      <w:r>
+        <w:t>Na prática profissional, tudo o que vimos até aqui é feito em sequência, sobre o mesmo sistema: primeiro entendemos o negócio (regras), depois dizemos o que o sistema deve fazer (requisitos e critérios de aceite), e só então desenhamos os modelos UML (casos de uso e classes). Nesta atividade vocês vão fazer esse caminho completo em um domínio novo. Tempo: 30 minutos, em duplas.</w:t>
+      </w:r>
+    </w:p>
+    <w:p>
+      <w:pPr>
+        <w:pStyle w:val="Heading2"/>
+      </w:pPr>
+      <w:r>
+        <w:t>14.1 O cenário AutoCerto</w:t>
+      </w:r>
+    </w:p>
+    <w:p>
+      <w:r>
+        <w:t>A oficina mecânica AutoCerto quer um sistema para controlar suas ordens de serviço (OS). O cliente se cadastra com nome, CPF e telefone e cadastra um ou mais veículos (placa, modelo e ano). Cada OS é aberta para exatamente um veículo e fica sob a responsabilidade de um mecânico. Uma OS inclui um ou mais serviços do catálogo da oficina (troca de óleo, alinhamento, revisão...); para cada serviço incluído na OS, guarda-se o valor cobrado e o tempo gasto. O serviço só começa depois que o cliente aprova o orçamento. Cada mecânico pode ter no máximo 4 OS em andamento ao mesmo tempo. Os serviços têm garantia de 90 dias: se o mesmo defeito voltar dentro desse prazo, a nova OS não é cobrada. Alguns mecânicos são chefes e supervisionam outros mecânicos; cada mecânico tem no máximo um chefe. O orçamento deve chegar ao cliente por WhatsApp em até 1 minuto depois que o mecânico o fecha, e só funcionários com login e senha podem acessar o sistema.</w:t>
+      </w:r>
+    </w:p>
+    <w:p>
+      <w:pPr>
+        <w:pStyle w:val="Heading2"/>
+      </w:pPr>
+      <w:r>
+        <w:t>14.2 Relembrando rapidamente cada aula</w:t>
+      </w:r>
+    </w:p>
+    <w:tbl>
+      <w:tblPr>
+        <w:tblStyle w:val="TableGrid"/>
+        <w:tblW w:type="auto" w:w="0"/>
+        <w:tblLook w:firstColumn="1" w:firstRow="1" w:lastColumn="0" w:lastRow="0" w:noHBand="0" w:noVBand="1" w:val="04A0"/>
+      </w:tblPr>
+      <w:tblGrid>
+        <w:gridCol w:w="3324"/>
+        <w:gridCol w:w="3324"/>
+        <w:gridCol w:w="3324"/>
+      </w:tblGrid>
+      <w:tr>
+        <w:tc>
+          <w:tcPr>
+            <w:tcW w:type="dxa" w:w="798"/>
+            <w:shd w:val="clear" w:color="auto" w:fill="1F497D"/>
+          </w:tcPr>
+          <w:p>
+            <w:pPr>
+              <w:spacing w:after="40"/>
+            </w:pPr>
+            <w:r>
+              <w:rPr>
+                <w:b/>
+                <w:color w:val="FFFFFF"/>
+                <w:sz w:val="20"/>
+              </w:rPr>
+              <w:t>Aula</w:t>
+            </w:r>
+          </w:p>
+        </w:tc>
+        <w:tc>
+          <w:tcPr>
+            <w:tcW w:type="dxa" w:w="2992"/>
+            <w:shd w:val="clear" w:color="auto" w:fill="1F497D"/>
+          </w:tcPr>
+          <w:p>
+            <w:pPr>
+              <w:spacing w:after="40"/>
+            </w:pPr>
+            <w:r>
+              <w:rPr>
+                <w:b/>
+                <w:color w:val="FFFFFF"/>
+                <w:sz w:val="20"/>
+              </w:rPr>
+              <w:t>Conceito</w:t>
+            </w:r>
+          </w:p>
+        </w:tc>
+        <w:tc>
+          <w:tcPr>
+            <w:tcW w:type="dxa" w:w="6183"/>
+            <w:shd w:val="clear" w:color="auto" w:fill="1F497D"/>
+          </w:tcPr>
+          <w:p>
+            <w:pPr>
+              <w:spacing w:after="40"/>
+            </w:pPr>
+            <w:r>
+              <w:rPr>
+                <w:b/>
+                <w:color w:val="FFFFFF"/>
+                <w:sz w:val="20"/>
+              </w:rPr>
+              <w:t>Formato que vamos usar hoje</w:t>
+            </w:r>
+          </w:p>
+        </w:tc>
+      </w:tr>
+      <w:tr>
+        <w:tc>
+          <w:tcPr>
+            <w:tcW w:type="dxa" w:w="798"/>
+          </w:tcPr>
+          <w:p>
+            <w:r>
+              <w:rPr>
+                <w:sz w:val="20"/>
+              </w:rPr>
+              <w:t>1</w:t>
+            </w:r>
+          </w:p>
+        </w:tc>
+        <w:tc>
+          <w:tcPr>
+            <w:tcW w:type="dxa" w:w="2992"/>
+          </w:tcPr>
+          <w:p>
+            <w:r>
+              <w:rPr>
+                <w:sz w:val="20"/>
+              </w:rPr>
+              <w:t>Regra de negócio</w:t>
+            </w:r>
+          </w:p>
+        </w:tc>
+        <w:tc>
+          <w:tcPr>
+            <w:tcW w:type="dxa" w:w="6183"/>
+          </w:tcPr>
+          <w:p>
+            <w:r>
+              <w:rPr>
+                <w:sz w:val="20"/>
+              </w:rPr>
+              <w:t>Condição (o “se”) / Ação (o “então”) / Exceção (quando não vale)</w:t>
+            </w:r>
+          </w:p>
+        </w:tc>
+      </w:tr>
+      <w:tr>
+        <w:tc>
+          <w:tcPr>
+            <w:tcW w:type="dxa" w:w="798"/>
+          </w:tcPr>
+          <w:p>
+            <w:r>
+              <w:rPr>
+                <w:sz w:val="20"/>
+              </w:rPr>
+              <w:t>2</w:t>
+            </w:r>
+          </w:p>
+        </w:tc>
+        <w:tc>
+          <w:tcPr>
+            <w:tcW w:type="dxa" w:w="2992"/>
+          </w:tcPr>
+          <w:p>
+            <w:r>
+              <w:rPr>
+                <w:sz w:val="20"/>
+              </w:rPr>
+              <w:t>Requisito funcional e não funcional</w:t>
+            </w:r>
+          </w:p>
+        </w:tc>
+        <w:tc>
+          <w:tcPr>
+            <w:tcW w:type="dxa" w:w="6183"/>
+          </w:tcPr>
+          <w:p>
+            <w:r>
+              <w:rPr>
+                <w:sz w:val="20"/>
+              </w:rPr>
+              <w:t>RF: “O sistema deve [verbo]...” (o que faz). RNF: qualidade mensurável — desempenho, segurança, plataforma (como se comporta)</w:t>
+            </w:r>
+          </w:p>
+        </w:tc>
+      </w:tr>
+      <w:tr>
+        <w:tc>
+          <w:tcPr>
+            <w:tcW w:type="dxa" w:w="798"/>
+          </w:tcPr>
+          <w:p>
+            <w:r>
+              <w:rPr>
+                <w:sz w:val="20"/>
+              </w:rPr>
+              <w:t>3</w:t>
+            </w:r>
+          </w:p>
+        </w:tc>
+        <w:tc>
+          <w:tcPr>
+            <w:tcW w:type="dxa" w:w="2992"/>
+          </w:tcPr>
+          <w:p>
+            <w:r>
+              <w:rPr>
+                <w:sz w:val="20"/>
+              </w:rPr>
+              <w:t>Critério de aceite</w:t>
+            </w:r>
+          </w:p>
+        </w:tc>
+        <w:tc>
+          <w:tcPr>
+            <w:tcW w:type="dxa" w:w="6183"/>
+          </w:tcPr>
+          <w:p>
+            <w:r>
+              <w:rPr>
+                <w:sz w:val="20"/>
+              </w:rPr>
+              <w:t>Dado [contexto] / Quando [ação] / Então [resultado esperado]</w:t>
+            </w:r>
+          </w:p>
+        </w:tc>
+      </w:tr>
+      <w:tr>
+        <w:tc>
+          <w:tcPr>
+            <w:tcW w:type="dxa" w:w="798"/>
+          </w:tcPr>
+          <w:p>
+            <w:r>
+              <w:rPr>
+                <w:sz w:val="20"/>
+              </w:rPr>
+              <w:t>4</w:t>
+            </w:r>
+          </w:p>
+        </w:tc>
+        <w:tc>
+          <w:tcPr>
+            <w:tcW w:type="dxa" w:w="2992"/>
+          </w:tcPr>
+          <w:p>
+            <w:r>
+              <w:rPr>
+                <w:sz w:val="20"/>
+              </w:rPr>
+              <w:t>Casos de uso</w:t>
+            </w:r>
+          </w:p>
+        </w:tc>
+        <w:tc>
+          <w:tcPr>
+            <w:tcW w:type="dxa" w:w="6183"/>
+          </w:tcPr>
+          <w:p>
+            <w:r>
+              <w:rPr>
+                <w:sz w:val="20"/>
+              </w:rPr>
+              <w:t>Atores fora da fronteira; casos de uso com verbo no infinitivo; «include» = sempre; «extend» = só às vezes</w:t>
+            </w:r>
+          </w:p>
+        </w:tc>
+      </w:tr>
+      <w:tr>
+        <w:tc>
+          <w:tcPr>
+            <w:tcW w:type="dxa" w:w="798"/>
+          </w:tcPr>
+          <w:p>
+            <w:r>
+              <w:rPr>
+                <w:sz w:val="20"/>
+              </w:rPr>
+              <w:t>5</w:t>
+            </w:r>
+          </w:p>
+        </w:tc>
+        <w:tc>
+          <w:tcPr>
+            <w:tcW w:type="dxa" w:w="2992"/>
+          </w:tcPr>
+          <w:p>
+            <w:r>
+              <w:rPr>
+                <w:sz w:val="20"/>
+              </w:rPr>
+              <w:t>Classes</w:t>
+            </w:r>
+          </w:p>
+        </w:tc>
+        <w:tc>
+          <w:tcPr>
+            <w:tcW w:type="dxa" w:w="6183"/>
+          </w:tcPr>
+          <w:p>
+            <w:r>
+              <w:rPr>
+                <w:sz w:val="20"/>
+              </w:rPr>
+              <w:t>Nome / atributos (- nome: tipo) / métodos (+ nome()); associação, agregação, composição, herança</w:t>
+            </w:r>
+          </w:p>
+        </w:tc>
+      </w:tr>
+      <w:tr>
+        <w:tc>
+          <w:tcPr>
+            <w:tcW w:type="dxa" w:w="798"/>
+          </w:tcPr>
+          <w:p>
+            <w:r>
+              <w:rPr>
+                <w:sz w:val="20"/>
+              </w:rPr>
+              <w:t>6</w:t>
+            </w:r>
+          </w:p>
+        </w:tc>
+        <w:tc>
+          <w:tcPr>
+            <w:tcW w:type="dxa" w:w="2992"/>
+          </w:tcPr>
+          <w:p>
+            <w:r>
+              <w:rPr>
+                <w:sz w:val="20"/>
+              </w:rPr>
+              <w:t>Cardinalidade e além</w:t>
+            </w:r>
+          </w:p>
+        </w:tc>
+        <w:tc>
+          <w:tcPr>
+            <w:tcW w:type="dxa" w:w="6183"/>
+          </w:tcPr>
+          <w:p>
+            <w:r>
+              <w:rPr>
+                <w:sz w:val="20"/>
+              </w:rPr>
+              <w:t>1, 0..1, 0..* (*), 1..* e faixas nas duas pontas; herança sem números; reflexiva com papéis; classe associativa</w:t>
+            </w:r>
+          </w:p>
+        </w:tc>
+      </w:tr>
+    </w:tbl>
+    <w:p/>
+    <w:p>
+      <w:pPr>
+        <w:pStyle w:val="Heading2"/>
+      </w:pPr>
+      <w:r>
+        <w:t>14.3 Tarefas</w:t>
+      </w:r>
+    </w:p>
+    <w:p>
+      <w:pPr>
+        <w:pStyle w:val="ListBullet"/>
+      </w:pPr>
+      <w:r>
+        <w:rPr>
+          <w:b/>
+        </w:rPr>
+        <w:t xml:space="preserve">Parte A (Aula 1): </w:t>
+      </w:r>
+      <w:r>
+        <w:t>identifiquem 3 regras de negócio e escrevam cada uma como Condição / Ação / Exceção.</w:t>
+      </w:r>
+    </w:p>
+    <w:p>
+      <w:pPr>
+        <w:pStyle w:val="ListBullet"/>
+      </w:pPr>
+      <w:r>
+        <w:rPr>
+          <w:b/>
+        </w:rPr>
+        <w:t xml:space="preserve">Parte B (Aula 2): </w:t>
+      </w:r>
+      <w:r>
+        <w:t>escrevam 3 requisitos funcionais e 2 requisitos não funcionais.</w:t>
+      </w:r>
+    </w:p>
+    <w:p>
+      <w:pPr>
+        <w:pStyle w:val="ListBullet"/>
+      </w:pPr>
+      <w:r>
+        <w:rPr>
+          <w:b/>
+        </w:rPr>
+        <w:t xml:space="preserve">Parte C (Aula 3): </w:t>
+      </w:r>
+      <w:r>
+        <w:t>escrevam 1 critério de aceite (Dado / Quando / Então) para a regra da garantia.</w:t>
+      </w:r>
+    </w:p>
+    <w:p>
+      <w:pPr>
+        <w:pStyle w:val="ListBullet"/>
+      </w:pPr>
+      <w:r>
+        <w:rPr>
+          <w:b/>
+        </w:rPr>
+        <w:t xml:space="preserve">Parte D (Aula 4): </w:t>
+      </w:r>
+      <w:r>
+        <w:t>listem os atores e pelo menos 4 casos de uso, com 1 «include» ou «extend».</w:t>
+      </w:r>
+    </w:p>
+    <w:p>
+      <w:pPr>
+        <w:pStyle w:val="ListBullet"/>
+      </w:pPr>
+      <w:r>
+        <w:rPr>
+          <w:b/>
+        </w:rPr>
+        <w:t xml:space="preserve">Parte E (Aula 5): </w:t>
+      </w:r>
+      <w:r>
+        <w:t>definam 5 classes com 2 atributos (com visibilidade e tipo) e 1 método cada.</w:t>
+      </w:r>
+    </w:p>
+    <w:p>
+      <w:pPr>
+        <w:pStyle w:val="ListBullet"/>
+      </w:pPr>
+      <w:r>
+        <w:rPr>
+          <w:b/>
+        </w:rPr>
+        <w:t xml:space="preserve">Parte F (Aula 6): </w:t>
+      </w:r>
+      <w:r>
+        <w:t>desenhem os relacionamentos COM cardinalidade, incluindo pelo menos: 1 faixa concreta, 1 classe associativa e 1 associação reflexiva.</w:t>
+      </w:r>
+    </w:p>
+    <w:p>
+      <w:r>
+        <w:t>A atividade anda em 3 etapas: Etapa 1, no caderno (8 minutos) — partes A, B e C; Etapa 2, no caderno (7 minutos) — parte D; Etapa 3, no draw.io (12 minutos) — partes E e F. Os minutos finais são da correção coletiva. Cada parte usa o formato de uma aula; a tabela abaixo mostra um exemplo pronto do TechBurger para cada uma. Copiem o FORMATO, não o conteúdo: a resposta de vocês é sobre a oficina.</w:t>
+      </w:r>
+    </w:p>
+    <w:tbl>
+      <w:tblPr>
+        <w:tblStyle w:val="TableGrid"/>
+        <w:tblW w:type="auto" w:w="0"/>
+        <w:tblLook w:firstColumn="1" w:firstRow="1" w:lastColumn="0" w:lastRow="0" w:noHBand="0" w:noVBand="1" w:val="04A0"/>
+      </w:tblPr>
+      <w:tblGrid>
+        <w:gridCol w:w="3324"/>
+        <w:gridCol w:w="3324"/>
+        <w:gridCol w:w="3324"/>
+      </w:tblGrid>
+      <w:tr>
+        <w:tc>
+          <w:tcPr>
+            <w:tcW w:type="dxa" w:w="2393"/>
+            <w:shd w:val="clear" w:color="auto" w:fill="1F497D"/>
+          </w:tcPr>
+          <w:p>
+            <w:pPr>
+              <w:spacing w:after="40"/>
+            </w:pPr>
+            <w:r>
+              <w:rPr>
+                <w:b/>
+                <w:color w:val="FFFFFF"/>
+                <w:sz w:val="20"/>
+              </w:rPr>
+              <w:t>Parte</w:t>
+            </w:r>
+          </w:p>
+        </w:tc>
+        <w:tc>
+          <w:tcPr>
+            <w:tcW w:type="dxa" w:w="2593"/>
+            <w:shd w:val="clear" w:color="auto" w:fill="1F497D"/>
+          </w:tcPr>
+          <w:p>
+            <w:pPr>
+              <w:spacing w:after="40"/>
+            </w:pPr>
+            <w:r>
+              <w:rPr>
+                <w:b/>
+                <w:color w:val="FFFFFF"/>
+                <w:sz w:val="20"/>
+              </w:rPr>
+              <w:t>Formato</w:t>
+            </w:r>
+          </w:p>
+        </w:tc>
+        <w:tc>
+          <w:tcPr>
+            <w:tcW w:type="dxa" w:w="4986"/>
+            <w:shd w:val="clear" w:color="auto" w:fill="1F497D"/>
+          </w:tcPr>
+          <w:p>
+            <w:pPr>
+              <w:spacing w:after="40"/>
+            </w:pPr>
+            <w:r>
+              <w:rPr>
+                <w:b/>
+                <w:color w:val="FFFFFF"/>
+                <w:sz w:val="20"/>
+              </w:rPr>
+              <w:t>Exemplo pronto (TechBurger)</w:t>
+            </w:r>
+          </w:p>
+        </w:tc>
+      </w:tr>
+      <w:tr>
+        <w:tc>
+          <w:tcPr>
+            <w:tcW w:type="dxa" w:w="2393"/>
+          </w:tcPr>
+          <w:p>
+            <w:r>
+              <w:rPr>
+                <w:sz w:val="20"/>
+              </w:rPr>
+              <w:t>A — Regra (Aula 1)</w:t>
+            </w:r>
+          </w:p>
+        </w:tc>
+        <w:tc>
+          <w:tcPr>
+            <w:tcW w:type="dxa" w:w="2593"/>
+          </w:tcPr>
+          <w:p>
+            <w:r>
+              <w:rPr>
+                <w:sz w:val="20"/>
+              </w:rPr>
+              <w:t>Condição / Ação / Exceção</w:t>
+            </w:r>
+          </w:p>
+        </w:tc>
+        <w:tc>
+          <w:tcPr>
+            <w:tcW w:type="dxa" w:w="4986"/>
+          </w:tcPr>
+          <w:p>
+            <w:r>
+              <w:rPr>
+                <w:sz w:val="20"/>
+              </w:rPr>
+              <w:t>Condição: pedido com endereço de entrega. Ação: validar se está a até 5 km. Exceção: fora do raio, só retirada no balcão.</w:t>
+            </w:r>
+          </w:p>
+        </w:tc>
+      </w:tr>
+      <w:tr>
+        <w:tc>
+          <w:tcPr>
+            <w:tcW w:type="dxa" w:w="2393"/>
+          </w:tcPr>
+          <w:p>
+            <w:r>
+              <w:rPr>
+                <w:sz w:val="20"/>
+              </w:rPr>
+              <w:t>B — RF (Aula 2)</w:t>
+            </w:r>
+          </w:p>
+        </w:tc>
+        <w:tc>
+          <w:tcPr>
+            <w:tcW w:type="dxa" w:w="2593"/>
+          </w:tcPr>
+          <w:p>
+            <w:r>
+              <w:rPr>
+                <w:sz w:val="20"/>
+              </w:rPr>
+              <w:t>“O sistema deve [verbo]...”</w:t>
+            </w:r>
+          </w:p>
+        </w:tc>
+        <w:tc>
+          <w:tcPr>
+            <w:tcW w:type="dxa" w:w="4986"/>
+          </w:tcPr>
+          <w:p>
+            <w:r>
+              <w:rPr>
+                <w:sz w:val="20"/>
+              </w:rPr>
+              <w:t>“O sistema deve creditar 1 ponto de fidelidade a cada R$ 10,00 gastos.”</w:t>
+            </w:r>
+          </w:p>
+        </w:tc>
+      </w:tr>
+      <w:tr>
+        <w:tc>
+          <w:tcPr>
+            <w:tcW w:type="dxa" w:w="2393"/>
+          </w:tcPr>
+          <w:p>
+            <w:r>
+              <w:rPr>
+                <w:sz w:val="20"/>
+              </w:rPr>
+              <w:t>B — RNF (Aula 2)</w:t>
+            </w:r>
+          </w:p>
+        </w:tc>
+        <w:tc>
+          <w:tcPr>
+            <w:tcW w:type="dxa" w:w="2593"/>
+          </w:tcPr>
+          <w:p>
+            <w:r>
+              <w:rPr>
+                <w:sz w:val="20"/>
+              </w:rPr>
+              <w:t>Qualidade com medida</w:t>
+            </w:r>
+          </w:p>
+        </w:tc>
+        <w:tc>
+          <w:tcPr>
+            <w:tcW w:type="dxa" w:w="4986"/>
+          </w:tcPr>
+          <w:p>
+            <w:r>
+              <w:rPr>
+                <w:sz w:val="20"/>
+              </w:rPr>
+              <w:t>“O sistema deve confirmar o pagamento em até 3 segundos.” (desempenho)</w:t>
+            </w:r>
+          </w:p>
+        </w:tc>
+      </w:tr>
+      <w:tr>
+        <w:tc>
+          <w:tcPr>
+            <w:tcW w:type="dxa" w:w="2393"/>
+          </w:tcPr>
+          <w:p>
+            <w:r>
+              <w:rPr>
+                <w:sz w:val="20"/>
+              </w:rPr>
+              <w:t>C — Critério de aceite (Aula 3)</w:t>
+            </w:r>
+          </w:p>
+        </w:tc>
+        <w:tc>
+          <w:tcPr>
+            <w:tcW w:type="dxa" w:w="2593"/>
+          </w:tcPr>
+          <w:p>
+            <w:r>
+              <w:rPr>
+                <w:sz w:val="20"/>
+              </w:rPr>
+              <w:t>Dado / Quando / Então</w:t>
+            </w:r>
+          </w:p>
+        </w:tc>
+        <w:tc>
+          <w:tcPr>
+            <w:tcW w:type="dxa" w:w="4986"/>
+          </w:tcPr>
+          <w:p>
+            <w:r>
+              <w:rPr>
+                <w:sz w:val="20"/>
+              </w:rPr>
+              <w:t>Dado um pedido com mais de 10 itens, Quando o atendente tentar enviá-lo à cozinha, Então o sistema bloqueia o envio até um gerente confirmar.</w:t>
+            </w:r>
+          </w:p>
+        </w:tc>
+      </w:tr>
+      <w:tr>
+        <w:tc>
+          <w:tcPr>
+            <w:tcW w:type="dxa" w:w="2393"/>
+          </w:tcPr>
+          <w:p>
+            <w:r>
+              <w:rPr>
+                <w:sz w:val="20"/>
+              </w:rPr>
+              <w:t>D — Casos de uso (Aula 4)</w:t>
+            </w:r>
+          </w:p>
+        </w:tc>
+        <w:tc>
+          <w:tcPr>
+            <w:tcW w:type="dxa" w:w="2593"/>
+          </w:tcPr>
+          <w:p>
+            <w:r>
+              <w:rPr>
+                <w:sz w:val="20"/>
+              </w:rPr>
+              <w:t>Ator → caso de uso; «include» / «extend»</w:t>
+            </w:r>
+          </w:p>
+        </w:tc>
+        <w:tc>
+          <w:tcPr>
+            <w:tcW w:type="dxa" w:w="4986"/>
+          </w:tcPr>
+          <w:p>
+            <w:r>
+              <w:rPr>
+                <w:sz w:val="20"/>
+              </w:rPr>
+              <w:t>Cliente → Fazer Pedido pelo App. Fazer Pedido pelo App «include» Confirmar Pagamento; Aplicar Desconto PIX «extend» Confirmar Pagamento.</w:t>
+            </w:r>
+          </w:p>
+        </w:tc>
+      </w:tr>
+      <w:tr>
+        <w:tc>
+          <w:tcPr>
+            <w:tcW w:type="dxa" w:w="2393"/>
+          </w:tcPr>
+          <w:p>
+            <w:r>
+              <w:rPr>
+                <w:sz w:val="20"/>
+              </w:rPr>
+              <w:t>E — Classe (Aula 5)</w:t>
+            </w:r>
+          </w:p>
+        </w:tc>
+        <w:tc>
+          <w:tcPr>
+            <w:tcW w:type="dxa" w:w="2593"/>
+          </w:tcPr>
+          <w:p>
+            <w:r>
+              <w:rPr>
+                <w:sz w:val="20"/>
+              </w:rPr>
+              <w:t>Nome / - atributo: tipo / + método()</w:t>
+            </w:r>
+          </w:p>
+        </w:tc>
+        <w:tc>
+          <w:tcPr>
+            <w:tcW w:type="dxa" w:w="4986"/>
+          </w:tcPr>
+          <w:p>
+            <w:r>
+              <w:rPr>
+                <w:sz w:val="20"/>
+              </w:rPr>
+              <w:t>Pedido: - numero: Inteiro; - status: String; + confirmar()</w:t>
+            </w:r>
+          </w:p>
+        </w:tc>
+      </w:tr>
+      <w:tr>
+        <w:tc>
+          <w:tcPr>
+            <w:tcW w:type="dxa" w:w="2393"/>
+          </w:tcPr>
+          <w:p>
+            <w:r>
+              <w:rPr>
+                <w:sz w:val="20"/>
+              </w:rPr>
+              <w:t>F — Cardinalidade (Aula 6)</w:t>
+            </w:r>
+          </w:p>
+        </w:tc>
+        <w:tc>
+          <w:tcPr>
+            <w:tcW w:type="dxa" w:w="2593"/>
+          </w:tcPr>
+          <w:p>
+            <w:r>
+              <w:rPr>
+                <w:sz w:val="20"/>
+              </w:rPr>
+              <w:t>Números nas duas pontas</w:t>
+            </w:r>
+          </w:p>
+        </w:tc>
+        <w:tc>
+          <w:tcPr>
+            <w:tcW w:type="dxa" w:w="4986"/>
+          </w:tcPr>
+          <w:p>
+            <w:r>
+              <w:rPr>
+                <w:sz w:val="20"/>
+              </w:rPr>
+              <w:t>Faixa: Associado 1 —— 0..3 Emprestimo. Associativa: ItemPedido. Reflexiva: Produto substituto.</w:t>
+            </w:r>
+          </w:p>
+        </w:tc>
+      </w:tr>
+    </w:tbl>
     <w:p/>
     <w:p>
       <w:r>
-        <w:t>Dica: para cada linha, primeiro decidam se o relacionamento é associação/agregação/composição ou herança — se for herança, qualquer número já está errado. Depois, para os demais, perguntem: falta o mínimo? falta o máximo? os lados estão trocados?</w:t>
+        <w:t>Usem as tabelas abaixo para as partes A e F:</w:t>
+      </w:r>
+    </w:p>
+    <w:tbl>
+      <w:tblPr>
+        <w:tblStyle w:val="TableGrid"/>
+        <w:tblW w:type="auto" w:w="0"/>
+        <w:tblLook w:firstColumn="1" w:firstRow="1" w:lastColumn="0" w:lastRow="0" w:noHBand="0" w:noVBand="1" w:val="04A0"/>
+      </w:tblPr>
+      <w:tblGrid>
+        <w:gridCol w:w="2493"/>
+        <w:gridCol w:w="2493"/>
+        <w:gridCol w:w="2493"/>
+        <w:gridCol w:w="2493"/>
+      </w:tblGrid>
+      <w:tr>
+        <w:tc>
+          <w:tcPr>
+            <w:tcW w:type="dxa" w:w="2493"/>
+            <w:shd w:val="clear" w:color="auto" w:fill="1F497D"/>
+          </w:tcPr>
+          <w:p>
+            <w:pPr>
+              <w:spacing w:after="40"/>
+            </w:pPr>
+            <w:r>
+              <w:rPr>
+                <w:b/>
+                <w:color w:val="FFFFFF"/>
+                <w:sz w:val="20"/>
+              </w:rPr>
+              <w:t>Regra (resumo)</w:t>
+            </w:r>
+          </w:p>
+        </w:tc>
+        <w:tc>
+          <w:tcPr>
+            <w:tcW w:type="dxa" w:w="2493"/>
+            <w:shd w:val="clear" w:color="auto" w:fill="1F497D"/>
+          </w:tcPr>
+          <w:p>
+            <w:pPr>
+              <w:spacing w:after="40"/>
+            </w:pPr>
+            <w:r>
+              <w:rPr>
+                <w:b/>
+                <w:color w:val="FFFFFF"/>
+                <w:sz w:val="20"/>
+              </w:rPr>
+              <w:t>Condição</w:t>
+            </w:r>
+          </w:p>
+        </w:tc>
+        <w:tc>
+          <w:tcPr>
+            <w:tcW w:type="dxa" w:w="2493"/>
+            <w:shd w:val="clear" w:color="auto" w:fill="1F497D"/>
+          </w:tcPr>
+          <w:p>
+            <w:pPr>
+              <w:spacing w:after="40"/>
+            </w:pPr>
+            <w:r>
+              <w:rPr>
+                <w:b/>
+                <w:color w:val="FFFFFF"/>
+                <w:sz w:val="20"/>
+              </w:rPr>
+              <w:t>Ação</w:t>
+            </w:r>
+          </w:p>
+        </w:tc>
+        <w:tc>
+          <w:tcPr>
+            <w:tcW w:type="dxa" w:w="2493"/>
+            <w:shd w:val="clear" w:color="auto" w:fill="1F497D"/>
+          </w:tcPr>
+          <w:p>
+            <w:pPr>
+              <w:spacing w:after="40"/>
+            </w:pPr>
+            <w:r>
+              <w:rPr>
+                <w:b/>
+                <w:color w:val="FFFFFF"/>
+                <w:sz w:val="20"/>
+              </w:rPr>
+              <w:t>Exceção</w:t>
+            </w:r>
+          </w:p>
+        </w:tc>
+      </w:tr>
+      <w:tr>
+        <w:tc>
+          <w:tcPr>
+            <w:tcW w:type="dxa" w:w="2493"/>
+          </w:tcPr>
+          <w:p>
+            <w:r>
+              <w:rPr>
+                <w:sz w:val="20"/>
+              </w:rPr>
+            </w:r>
+          </w:p>
+        </w:tc>
+        <w:tc>
+          <w:tcPr>
+            <w:tcW w:type="dxa" w:w="2493"/>
+          </w:tcPr>
+          <w:p>
+            <w:r>
+              <w:rPr>
+                <w:sz w:val="20"/>
+              </w:rPr>
+            </w:r>
+          </w:p>
+        </w:tc>
+        <w:tc>
+          <w:tcPr>
+            <w:tcW w:type="dxa" w:w="2493"/>
+          </w:tcPr>
+          <w:p>
+            <w:r>
+              <w:rPr>
+                <w:sz w:val="20"/>
+              </w:rPr>
+            </w:r>
+          </w:p>
+        </w:tc>
+        <w:tc>
+          <w:tcPr>
+            <w:tcW w:type="dxa" w:w="2493"/>
+          </w:tcPr>
+          <w:p>
+            <w:r>
+              <w:rPr>
+                <w:sz w:val="20"/>
+              </w:rPr>
+            </w:r>
+          </w:p>
+        </w:tc>
+      </w:tr>
+      <w:tr>
+        <w:tc>
+          <w:tcPr>
+            <w:tcW w:type="dxa" w:w="2493"/>
+          </w:tcPr>
+          <w:p>
+            <w:r>
+              <w:rPr>
+                <w:sz w:val="20"/>
+              </w:rPr>
+            </w:r>
+          </w:p>
+        </w:tc>
+        <w:tc>
+          <w:tcPr>
+            <w:tcW w:type="dxa" w:w="2493"/>
+          </w:tcPr>
+          <w:p>
+            <w:r>
+              <w:rPr>
+                <w:sz w:val="20"/>
+              </w:rPr>
+            </w:r>
+          </w:p>
+        </w:tc>
+        <w:tc>
+          <w:tcPr>
+            <w:tcW w:type="dxa" w:w="2493"/>
+          </w:tcPr>
+          <w:p>
+            <w:r>
+              <w:rPr>
+                <w:sz w:val="20"/>
+              </w:rPr>
+            </w:r>
+          </w:p>
+        </w:tc>
+        <w:tc>
+          <w:tcPr>
+            <w:tcW w:type="dxa" w:w="2493"/>
+          </w:tcPr>
+          <w:p>
+            <w:r>
+              <w:rPr>
+                <w:sz w:val="20"/>
+              </w:rPr>
+            </w:r>
+          </w:p>
+        </w:tc>
+      </w:tr>
+      <w:tr>
+        <w:tc>
+          <w:tcPr>
+            <w:tcW w:type="dxa" w:w="2493"/>
+          </w:tcPr>
+          <w:p>
+            <w:r>
+              <w:rPr>
+                <w:sz w:val="20"/>
+              </w:rPr>
+            </w:r>
+          </w:p>
+        </w:tc>
+        <w:tc>
+          <w:tcPr>
+            <w:tcW w:type="dxa" w:w="2493"/>
+          </w:tcPr>
+          <w:p>
+            <w:r>
+              <w:rPr>
+                <w:sz w:val="20"/>
+              </w:rPr>
+            </w:r>
+          </w:p>
+        </w:tc>
+        <w:tc>
+          <w:tcPr>
+            <w:tcW w:type="dxa" w:w="2493"/>
+          </w:tcPr>
+          <w:p>
+            <w:r>
+              <w:rPr>
+                <w:sz w:val="20"/>
+              </w:rPr>
+            </w:r>
+          </w:p>
+        </w:tc>
+        <w:tc>
+          <w:tcPr>
+            <w:tcW w:type="dxa" w:w="2493"/>
+          </w:tcPr>
+          <w:p>
+            <w:r>
+              <w:rPr>
+                <w:sz w:val="20"/>
+              </w:rPr>
+            </w:r>
+          </w:p>
+        </w:tc>
+      </w:tr>
+    </w:tbl>
+    <w:p/>
+    <w:tbl>
+      <w:tblPr>
+        <w:tblStyle w:val="TableGrid"/>
+        <w:tblW w:type="auto" w:w="0"/>
+        <w:tblLook w:firstColumn="1" w:firstRow="1" w:lastColumn="0" w:lastRow="0" w:noHBand="0" w:noVBand="1" w:val="04A0"/>
+      </w:tblPr>
+      <w:tblGrid>
+        <w:gridCol w:w="1994"/>
+        <w:gridCol w:w="1994"/>
+        <w:gridCol w:w="1994"/>
+        <w:gridCol w:w="1994"/>
+        <w:gridCol w:w="1994"/>
+      </w:tblGrid>
+      <w:tr>
+        <w:tc>
+          <w:tcPr>
+            <w:tcW w:type="dxa" w:w="2393"/>
+            <w:shd w:val="clear" w:color="auto" w:fill="1F497D"/>
+          </w:tcPr>
+          <w:p>
+            <w:pPr>
+              <w:spacing w:after="40"/>
+            </w:pPr>
+            <w:r>
+              <w:rPr>
+                <w:b/>
+                <w:color w:val="FFFFFF"/>
+                <w:sz w:val="20"/>
+              </w:rPr>
+              <w:t>Classe A</w:t>
+            </w:r>
+          </w:p>
+        </w:tc>
+        <w:tc>
+          <w:tcPr>
+            <w:tcW w:type="dxa" w:w="1197"/>
+            <w:shd w:val="clear" w:color="auto" w:fill="1F497D"/>
+          </w:tcPr>
+          <w:p>
+            <w:pPr>
+              <w:spacing w:after="40"/>
+            </w:pPr>
+            <w:r>
+              <w:rPr>
+                <w:b/>
+                <w:color w:val="FFFFFF"/>
+                <w:sz w:val="20"/>
+              </w:rPr>
+              <w:t>Card. A</w:t>
+            </w:r>
+          </w:p>
+        </w:tc>
+        <w:tc>
+          <w:tcPr>
+            <w:tcW w:type="dxa" w:w="2792"/>
+            <w:shd w:val="clear" w:color="auto" w:fill="1F497D"/>
+          </w:tcPr>
+          <w:p>
+            <w:pPr>
+              <w:spacing w:after="40"/>
+            </w:pPr>
+            <w:r>
+              <w:rPr>
+                <w:b/>
+                <w:color w:val="FFFFFF"/>
+                <w:sz w:val="20"/>
+              </w:rPr>
+              <w:t>Relacionamento</w:t>
+            </w:r>
+          </w:p>
+        </w:tc>
+        <w:tc>
+          <w:tcPr>
+            <w:tcW w:type="dxa" w:w="1197"/>
+            <w:shd w:val="clear" w:color="auto" w:fill="1F497D"/>
+          </w:tcPr>
+          <w:p>
+            <w:pPr>
+              <w:spacing w:after="40"/>
+            </w:pPr>
+            <w:r>
+              <w:rPr>
+                <w:b/>
+                <w:color w:val="FFFFFF"/>
+                <w:sz w:val="20"/>
+              </w:rPr>
+              <w:t>Card. B</w:t>
+            </w:r>
+          </w:p>
+        </w:tc>
+        <w:tc>
+          <w:tcPr>
+            <w:tcW w:type="dxa" w:w="2393"/>
+            <w:shd w:val="clear" w:color="auto" w:fill="1F497D"/>
+          </w:tcPr>
+          <w:p>
+            <w:pPr>
+              <w:spacing w:after="40"/>
+            </w:pPr>
+            <w:r>
+              <w:rPr>
+                <w:b/>
+                <w:color w:val="FFFFFF"/>
+                <w:sz w:val="20"/>
+              </w:rPr>
+              <w:t>Classe B</w:t>
+            </w:r>
+          </w:p>
+        </w:tc>
+      </w:tr>
+      <w:tr>
+        <w:tc>
+          <w:tcPr>
+            <w:tcW w:type="dxa" w:w="2393"/>
+          </w:tcPr>
+          <w:p>
+            <w:r>
+              <w:rPr>
+                <w:sz w:val="20"/>
+              </w:rPr>
+            </w:r>
+          </w:p>
+        </w:tc>
+        <w:tc>
+          <w:tcPr>
+            <w:tcW w:type="dxa" w:w="1197"/>
+          </w:tcPr>
+          <w:p>
+            <w:r>
+              <w:rPr>
+                <w:sz w:val="20"/>
+              </w:rPr>
+            </w:r>
+          </w:p>
+        </w:tc>
+        <w:tc>
+          <w:tcPr>
+            <w:tcW w:type="dxa" w:w="2792"/>
+          </w:tcPr>
+          <w:p>
+            <w:r>
+              <w:rPr>
+                <w:sz w:val="20"/>
+              </w:rPr>
+            </w:r>
+          </w:p>
+        </w:tc>
+        <w:tc>
+          <w:tcPr>
+            <w:tcW w:type="dxa" w:w="1197"/>
+          </w:tcPr>
+          <w:p>
+            <w:r>
+              <w:rPr>
+                <w:sz w:val="20"/>
+              </w:rPr>
+            </w:r>
+          </w:p>
+        </w:tc>
+        <w:tc>
+          <w:tcPr>
+            <w:tcW w:type="dxa" w:w="2393"/>
+          </w:tcPr>
+          <w:p>
+            <w:r>
+              <w:rPr>
+                <w:sz w:val="20"/>
+              </w:rPr>
+            </w:r>
+          </w:p>
+        </w:tc>
+      </w:tr>
+      <w:tr>
+        <w:tc>
+          <w:tcPr>
+            <w:tcW w:type="dxa" w:w="2393"/>
+          </w:tcPr>
+          <w:p>
+            <w:r>
+              <w:rPr>
+                <w:sz w:val="20"/>
+              </w:rPr>
+            </w:r>
+          </w:p>
+        </w:tc>
+        <w:tc>
+          <w:tcPr>
+            <w:tcW w:type="dxa" w:w="1197"/>
+          </w:tcPr>
+          <w:p>
+            <w:r>
+              <w:rPr>
+                <w:sz w:val="20"/>
+              </w:rPr>
+            </w:r>
+          </w:p>
+        </w:tc>
+        <w:tc>
+          <w:tcPr>
+            <w:tcW w:type="dxa" w:w="2792"/>
+          </w:tcPr>
+          <w:p>
+            <w:r>
+              <w:rPr>
+                <w:sz w:val="20"/>
+              </w:rPr>
+            </w:r>
+          </w:p>
+        </w:tc>
+        <w:tc>
+          <w:tcPr>
+            <w:tcW w:type="dxa" w:w="1197"/>
+          </w:tcPr>
+          <w:p>
+            <w:r>
+              <w:rPr>
+                <w:sz w:val="20"/>
+              </w:rPr>
+            </w:r>
+          </w:p>
+        </w:tc>
+        <w:tc>
+          <w:tcPr>
+            <w:tcW w:type="dxa" w:w="2393"/>
+          </w:tcPr>
+          <w:p>
+            <w:r>
+              <w:rPr>
+                <w:sz w:val="20"/>
+              </w:rPr>
+            </w:r>
+          </w:p>
+        </w:tc>
+      </w:tr>
+      <w:tr>
+        <w:tc>
+          <w:tcPr>
+            <w:tcW w:type="dxa" w:w="2393"/>
+          </w:tcPr>
+          <w:p>
+            <w:r>
+              <w:rPr>
+                <w:sz w:val="20"/>
+              </w:rPr>
+            </w:r>
+          </w:p>
+        </w:tc>
+        <w:tc>
+          <w:tcPr>
+            <w:tcW w:type="dxa" w:w="1197"/>
+          </w:tcPr>
+          <w:p>
+            <w:r>
+              <w:rPr>
+                <w:sz w:val="20"/>
+              </w:rPr>
+            </w:r>
+          </w:p>
+        </w:tc>
+        <w:tc>
+          <w:tcPr>
+            <w:tcW w:type="dxa" w:w="2792"/>
+          </w:tcPr>
+          <w:p>
+            <w:r>
+              <w:rPr>
+                <w:sz w:val="20"/>
+              </w:rPr>
+            </w:r>
+          </w:p>
+        </w:tc>
+        <w:tc>
+          <w:tcPr>
+            <w:tcW w:type="dxa" w:w="1197"/>
+          </w:tcPr>
+          <w:p>
+            <w:r>
+              <w:rPr>
+                <w:sz w:val="20"/>
+              </w:rPr>
+            </w:r>
+          </w:p>
+        </w:tc>
+        <w:tc>
+          <w:tcPr>
+            <w:tcW w:type="dxa" w:w="2393"/>
+          </w:tcPr>
+          <w:p>
+            <w:r>
+              <w:rPr>
+                <w:sz w:val="20"/>
+              </w:rPr>
+            </w:r>
+          </w:p>
+        </w:tc>
+      </w:tr>
+      <w:tr>
+        <w:tc>
+          <w:tcPr>
+            <w:tcW w:type="dxa" w:w="2393"/>
+          </w:tcPr>
+          <w:p>
+            <w:r>
+              <w:rPr>
+                <w:sz w:val="20"/>
+              </w:rPr>
+            </w:r>
+          </w:p>
+        </w:tc>
+        <w:tc>
+          <w:tcPr>
+            <w:tcW w:type="dxa" w:w="1197"/>
+          </w:tcPr>
+          <w:p>
+            <w:r>
+              <w:rPr>
+                <w:sz w:val="20"/>
+              </w:rPr>
+            </w:r>
+          </w:p>
+        </w:tc>
+        <w:tc>
+          <w:tcPr>
+            <w:tcW w:type="dxa" w:w="2792"/>
+          </w:tcPr>
+          <w:p>
+            <w:r>
+              <w:rPr>
+                <w:sz w:val="20"/>
+              </w:rPr>
+            </w:r>
+          </w:p>
+        </w:tc>
+        <w:tc>
+          <w:tcPr>
+            <w:tcW w:type="dxa" w:w="1197"/>
+          </w:tcPr>
+          <w:p>
+            <w:r>
+              <w:rPr>
+                <w:sz w:val="20"/>
+              </w:rPr>
+            </w:r>
+          </w:p>
+        </w:tc>
+        <w:tc>
+          <w:tcPr>
+            <w:tcW w:type="dxa" w:w="2393"/>
+          </w:tcPr>
+          <w:p>
+            <w:r>
+              <w:rPr>
+                <w:sz w:val="20"/>
+              </w:rPr>
+            </w:r>
+          </w:p>
+        </w:tc>
+      </w:tr>
+      <w:tr>
+        <w:tc>
+          <w:tcPr>
+            <w:tcW w:type="dxa" w:w="2393"/>
+          </w:tcPr>
+          <w:p>
+            <w:r>
+              <w:rPr>
+                <w:sz w:val="20"/>
+              </w:rPr>
+            </w:r>
+          </w:p>
+        </w:tc>
+        <w:tc>
+          <w:tcPr>
+            <w:tcW w:type="dxa" w:w="1197"/>
+          </w:tcPr>
+          <w:p>
+            <w:r>
+              <w:rPr>
+                <w:sz w:val="20"/>
+              </w:rPr>
+            </w:r>
+          </w:p>
+        </w:tc>
+        <w:tc>
+          <w:tcPr>
+            <w:tcW w:type="dxa" w:w="2792"/>
+          </w:tcPr>
+          <w:p>
+            <w:r>
+              <w:rPr>
+                <w:sz w:val="20"/>
+              </w:rPr>
+            </w:r>
+          </w:p>
+        </w:tc>
+        <w:tc>
+          <w:tcPr>
+            <w:tcW w:type="dxa" w:w="1197"/>
+          </w:tcPr>
+          <w:p>
+            <w:r>
+              <w:rPr>
+                <w:sz w:val="20"/>
+              </w:rPr>
+            </w:r>
+          </w:p>
+        </w:tc>
+        <w:tc>
+          <w:tcPr>
+            <w:tcW w:type="dxa" w:w="2393"/>
+          </w:tcPr>
+          <w:p>
+            <w:r>
+              <w:rPr>
+                <w:sz w:val="20"/>
+              </w:rPr>
+            </w:r>
+          </w:p>
+        </w:tc>
+      </w:tr>
+      <w:tr>
+        <w:tc>
+          <w:tcPr>
+            <w:tcW w:type="dxa" w:w="2393"/>
+          </w:tcPr>
+          <w:p>
+            <w:r>
+              <w:rPr>
+                <w:sz w:val="20"/>
+              </w:rPr>
+            </w:r>
+          </w:p>
+        </w:tc>
+        <w:tc>
+          <w:tcPr>
+            <w:tcW w:type="dxa" w:w="1197"/>
+          </w:tcPr>
+          <w:p>
+            <w:r>
+              <w:rPr>
+                <w:sz w:val="20"/>
+              </w:rPr>
+            </w:r>
+          </w:p>
+        </w:tc>
+        <w:tc>
+          <w:tcPr>
+            <w:tcW w:type="dxa" w:w="2792"/>
+          </w:tcPr>
+          <w:p>
+            <w:r>
+              <w:rPr>
+                <w:sz w:val="20"/>
+              </w:rPr>
+            </w:r>
+          </w:p>
+        </w:tc>
+        <w:tc>
+          <w:tcPr>
+            <w:tcW w:type="dxa" w:w="1197"/>
+          </w:tcPr>
+          <w:p>
+            <w:r>
+              <w:rPr>
+                <w:sz w:val="20"/>
+              </w:rPr>
+            </w:r>
+          </w:p>
+        </w:tc>
+        <w:tc>
+          <w:tcPr>
+            <w:tcW w:type="dxa" w:w="2393"/>
+          </w:tcPr>
+          <w:p>
+            <w:r>
+              <w:rPr>
+                <w:sz w:val="20"/>
+              </w:rPr>
+            </w:r>
+          </w:p>
+        </w:tc>
+      </w:tr>
+    </w:tbl>
+    <w:p/>
+    <w:p>
+      <w:pPr>
+        <w:pStyle w:val="Heading2"/>
+      </w:pPr>
+      <w:r>
+        <w:t>Checklist da atividade 3</w:t>
+      </w:r>
+    </w:p>
+    <w:p>
+      <w:pPr>
+        <w:pStyle w:val="ListBullet"/>
+      </w:pPr>
+      <w:r>
+        <w:t>Cada regra tem condição e ação claras (e exceção, quando existir)?</w:t>
+      </w:r>
+    </w:p>
+    <w:p>
+      <w:pPr>
+        <w:pStyle w:val="ListBullet"/>
+      </w:pPr>
+      <w:r>
+        <w:t>Os RF dizem O QUE o sistema faz; os RNF dizem COMO ele se comporta (tempo, segurança)?</w:t>
+      </w:r>
+    </w:p>
+    <w:p>
+      <w:pPr>
+        <w:pStyle w:val="ListBullet"/>
+      </w:pPr>
+      <w:r>
+        <w:t>Os casos de uso começam com verbo e os atores ficam fora da fronteira?</w:t>
+      </w:r>
+    </w:p>
+    <w:p>
+      <w:pPr>
+        <w:pStyle w:val="ListBullet"/>
+      </w:pPr>
+      <w:r>
+        <w:t>Toda associação tem cardinalidade nas duas pontas, justificada pelo texto?</w:t>
+      </w:r>
+    </w:p>
+    <w:p>
+      <w:pPr>
+        <w:pStyle w:val="ListBullet"/>
+      </w:pPr>
+      <w:r>
+        <w:t>O “no máximo 4” e o “um ou mais” do texto apareceram nas cardinalidades?</w:t>
+      </w:r>
+    </w:p>
+    <w:p>
+      <w:pPr>
+        <w:pStyle w:val="ListBullet"/>
+      </w:pPr>
+      <w:r>
+        <w:t>O valor cobrado e o tempo gasto ficaram em uma classe associativa, e não em OrdemServico ou em Servico?</w:t>
+      </w:r>
+    </w:p>
+    <w:p>
+      <w:pPr>
+        <w:pStyle w:val="Heading1"/>
+      </w:pPr>
+      <w:r>
+        <w:t>15. Erros comuns ao definir cardinalidade</w:t>
+      </w:r>
+    </w:p>
+    <w:p>
+      <w:pPr>
+        <w:pStyle w:val="ListBullet"/>
+      </w:pPr>
+      <w:r>
+        <w:t>Escrever cardinalidade na seta de herança: herança é classificação (“é um tipo de”), não quantidade.</w:t>
+      </w:r>
+    </w:p>
+    <w:p>
+      <w:pPr>
+        <w:pStyle w:val="ListBullet"/>
+      </w:pPr>
+      <w:r>
+        <w:t>Trocar “0..1” por “1” sem pensar se a relação é realmente opcional: perguntem sempre “no momento em que o objeto é criado, essa relação já existe?”.</w:t>
+      </w:r>
+    </w:p>
+    <w:p>
+      <w:pPr>
+        <w:pStyle w:val="ListBullet"/>
+      </w:pPr>
+      <w:r>
+        <w:t>Esquecer a faixa: escrever só “0” (em vez de “0..1” ou “0..*”) ou só “3” (que significa EXATAMENTE três) quando a regra diz “no máximo 3”.</w:t>
+      </w:r>
+    </w:p>
+    <w:p>
+      <w:pPr>
+        <w:pStyle w:val="ListBullet"/>
+      </w:pPr>
+      <w:r>
+        <w:t>Inverter os lados: escrever o número perto da classe errada. Lembrem: o número fica perto da classe que está sendo CONTADA.</w:t>
+      </w:r>
+    </w:p>
+    <w:p>
+      <w:pPr>
+        <w:pStyle w:val="ListBullet"/>
+      </w:pPr>
+      <w:r>
+        <w:t>Usar “1..*” quando a regra de negócio permite zero, e vice-versa: isso muda o significado da regra, não é só estética.</w:t>
+      </w:r>
+    </w:p>
+    <w:p>
+      <w:pPr>
+        <w:pStyle w:val="ListBullet"/>
+      </w:pPr>
+      <w:r>
+        <w:t>Transformar uma regra com exceção ou aprovação em limite de cardinalidade (como “1..10” por causa da Regra 7).</w:t>
+      </w:r>
+    </w:p>
+    <w:p>
+      <w:pPr>
+        <w:pStyle w:val="ListBullet"/>
+      </w:pPr>
+      <w:r>
+        <w:t>Desenhar associação reflexiva sem papéis, ou deixar dados de uma relação N:N (nota, quantidade, data) “soltos” em uma das classes em vez de criar a classe associativa.</w:t>
+      </w:r>
+    </w:p>
+    <w:p>
+      <w:pPr>
+        <w:pStyle w:val="ListBullet"/>
+      </w:pPr>
+      <w:r>
+        <w:t>Copiar a cardinalidade de um relacionamento parecido sem checar se o cenário é realmente o mesmo.</w:t>
       </w:r>
     </w:p>
     <w:p>
@@ -4318,7 +7353,7 @@
       <w:tr>
         <w:tc>
           <w:tcPr>
-            <w:tcW w:type="dxa" w:w="4986"/>
+            <w:tcW w:type="dxa" w:w="2992"/>
             <w:shd w:val="clear" w:color="auto" w:fill="1F497D"/>
           </w:tcPr>
           <w:p>
@@ -4331,20 +7366,13 @@
                 <w:color w:val="FFFFFF"/>
                 <w:sz w:val="20"/>
               </w:rPr>
-            </w:r>
-            <w:r>
-              <w:rPr>
-                <w:b/>
-                <w:color w:val="FFFFFF"/>
-                <w:sz w:val="20"/>
-              </w:rPr>
               <w:t>Termo</w:t>
             </w:r>
           </w:p>
         </w:tc>
         <w:tc>
           <w:tcPr>
-            <w:tcW w:type="dxa" w:w="4986"/>
+            <w:tcW w:type="dxa" w:w="6980"/>
             <w:shd w:val="clear" w:color="auto" w:fill="1F497D"/>
           </w:tcPr>
           <w:p>
@@ -4357,13 +7385,6 @@
                 <w:color w:val="FFFFFF"/>
                 <w:sz w:val="20"/>
               </w:rPr>
-            </w:r>
-            <w:r>
-              <w:rPr>
-                <w:b/>
-                <w:color w:val="FFFFFF"/>
-                <w:sz w:val="20"/>
-              </w:rPr>
               <w:t>Significado</w:t>
             </w:r>
           </w:p>
@@ -4372,10 +7393,9 @@
       <w:tr>
         <w:tc>
           <w:tcPr>
-            <w:tcW w:type="dxa" w:w="4986"/>
-          </w:tcPr>
-          <w:p>
-            <w:r/>
+            <w:tcW w:type="dxa" w:w="2992"/>
+          </w:tcPr>
+          <w:p>
             <w:r>
               <w:rPr>
                 <w:sz w:val="20"/>
@@ -4386,10 +7406,9 @@
         </w:tc>
         <w:tc>
           <w:tcPr>
-            <w:tcW w:type="dxa" w:w="4986"/>
-          </w:tcPr>
-          <w:p>
-            <w:r/>
+            <w:tcW w:type="dxa" w:w="6980"/>
+          </w:tcPr>
+          <w:p>
             <w:r>
               <w:rPr>
                 <w:sz w:val="20"/>
@@ -4402,29 +7421,27 @@
       <w:tr>
         <w:tc>
           <w:tcPr>
-            <w:tcW w:type="dxa" w:w="4986"/>
-          </w:tcPr>
-          <w:p>
-            <w:r/>
-            <w:r>
-              <w:rPr>
-                <w:sz w:val="20"/>
-              </w:rPr>
-              <w:t>1</w:t>
-            </w:r>
-          </w:p>
-        </w:tc>
-        <w:tc>
-          <w:tcPr>
-            <w:tcW w:type="dxa" w:w="4986"/>
-          </w:tcPr>
-          <w:p>
-            <w:r/>
-            <w:r>
-              <w:rPr>
-                <w:sz w:val="20"/>
-              </w:rPr>
-              <w:t>Exatamente um.</w:t>
+            <w:tcW w:type="dxa" w:w="2992"/>
+          </w:tcPr>
+          <w:p>
+            <w:r>
+              <w:rPr>
+                <w:sz w:val="20"/>
+              </w:rPr>
+              <w:t>1 / 0..1 / 0..* (ou *) / 1..*</w:t>
+            </w:r>
+          </w:p>
+        </w:tc>
+        <w:tc>
+          <w:tcPr>
+            <w:tcW w:type="dxa" w:w="6980"/>
+          </w:tcPr>
+          <w:p>
+            <w:r>
+              <w:rPr>
+                <w:sz w:val="20"/>
+              </w:rPr>
+              <w:t>Exatamente um / zero ou um / zero ou muitos / um ou muitos.</w:t>
             </w:r>
           </w:p>
         </w:tc>
@@ -4432,29 +7449,27 @@
       <w:tr>
         <w:tc>
           <w:tcPr>
-            <w:tcW w:type="dxa" w:w="4986"/>
-          </w:tcPr>
-          <w:p>
-            <w:r/>
-            <w:r>
-              <w:rPr>
-                <w:sz w:val="20"/>
-              </w:rPr>
-              <w:t>0..1</w:t>
-            </w:r>
-          </w:p>
-        </w:tc>
-        <w:tc>
-          <w:tcPr>
-            <w:tcW w:type="dxa" w:w="4986"/>
-          </w:tcPr>
-          <w:p>
-            <w:r/>
-            <w:r>
-              <w:rPr>
-                <w:sz w:val="20"/>
-              </w:rPr>
-              <w:t>Zero ou um.</w:t>
+            <w:tcW w:type="dxa" w:w="2992"/>
+          </w:tcPr>
+          <w:p>
+            <w:r>
+              <w:rPr>
+                <w:sz w:val="20"/>
+              </w:rPr>
+              <w:t>Faixa numérica (ex.: 0..3)</w:t>
+            </w:r>
+          </w:p>
+        </w:tc>
+        <w:tc>
+          <w:tcPr>
+            <w:tcW w:type="dxa" w:w="6980"/>
+          </w:tcPr>
+          <w:p>
+            <w:r>
+              <w:rPr>
+                <w:sz w:val="20"/>
+              </w:rPr>
+              <w:t>Um limite concreto vindo de uma regra de negócio.</w:t>
             </w:r>
           </w:p>
         </w:tc>
@@ -4462,29 +7477,27 @@
       <w:tr>
         <w:tc>
           <w:tcPr>
-            <w:tcW w:type="dxa" w:w="4986"/>
-          </w:tcPr>
-          <w:p>
-            <w:r/>
-            <w:r>
-              <w:rPr>
-                <w:sz w:val="20"/>
-              </w:rPr>
-              <w:t>0..* (ou *)</w:t>
-            </w:r>
-          </w:p>
-        </w:tc>
-        <w:tc>
-          <w:tcPr>
-            <w:tcW w:type="dxa" w:w="4986"/>
-          </w:tcPr>
-          <w:p>
-            <w:r/>
-            <w:r>
-              <w:rPr>
-                <w:sz w:val="20"/>
-              </w:rPr>
-              <w:t>Zero ou muitos.</w:t>
+            <w:tcW w:type="dxa" w:w="2992"/>
+          </w:tcPr>
+          <w:p>
+            <w:r>
+              <w:rPr>
+                <w:sz w:val="20"/>
+              </w:rPr>
+              <w:t>1:1, 1:N, N:N</w:t>
+            </w:r>
+          </w:p>
+        </w:tc>
+        <w:tc>
+          <w:tcPr>
+            <w:tcW w:type="dxa" w:w="6980"/>
+          </w:tcPr>
+          <w:p>
+            <w:r>
+              <w:rPr>
+                <w:sz w:val="20"/>
+              </w:rPr>
+              <w:t>Classificação do relacionamento pelos máximos das duas pontas.</w:t>
             </w:r>
           </w:p>
         </w:tc>
@@ -4492,29 +7505,27 @@
       <w:tr>
         <w:tc>
           <w:tcPr>
-            <w:tcW w:type="dxa" w:w="4986"/>
-          </w:tcPr>
-          <w:p>
-            <w:r/>
-            <w:r>
-              <w:rPr>
-                <w:sz w:val="20"/>
-              </w:rPr>
-              <w:t>1..*</w:t>
-            </w:r>
-          </w:p>
-        </w:tc>
-        <w:tc>
-          <w:tcPr>
-            <w:tcW w:type="dxa" w:w="4986"/>
-          </w:tcPr>
-          <w:p>
-            <w:r/>
-            <w:r>
-              <w:rPr>
-                <w:sz w:val="20"/>
-              </w:rPr>
-              <w:t>Um ou muitos.</w:t>
+            <w:tcW w:type="dxa" w:w="2992"/>
+          </w:tcPr>
+          <w:p>
+            <w:r>
+              <w:rPr>
+                <w:sz w:val="20"/>
+              </w:rPr>
+              <w:t>Papel (role)</w:t>
+            </w:r>
+          </w:p>
+        </w:tc>
+        <w:tc>
+          <w:tcPr>
+            <w:tcW w:type="dxa" w:w="6980"/>
+          </w:tcPr>
+          <w:p>
+            <w:r>
+              <w:rPr>
+                <w:sz w:val="20"/>
+              </w:rPr>
+              <w:t>Nome de uma ponta da associação (ex.: supervisor, subordinado); costuma virar o nome do atributo no código.</w:t>
             </w:r>
           </w:p>
         </w:tc>
@@ -4522,29 +7533,27 @@
       <w:tr>
         <w:tc>
           <w:tcPr>
-            <w:tcW w:type="dxa" w:w="4986"/>
-          </w:tcPr>
-          <w:p>
-            <w:r/>
-            <w:r>
-              <w:rPr>
-                <w:sz w:val="20"/>
-              </w:rPr>
-              <w:t>Faixa numérica (ex.: 0..3)</w:t>
-            </w:r>
-          </w:p>
-        </w:tc>
-        <w:tc>
-          <w:tcPr>
-            <w:tcW w:type="dxa" w:w="4986"/>
-          </w:tcPr>
-          <w:p>
-            <w:r/>
-            <w:r>
-              <w:rPr>
-                <w:sz w:val="20"/>
-              </w:rPr>
-              <w:t>Um limite concreto vindo de uma regra de negócio.</w:t>
+            <w:tcW w:type="dxa" w:w="2992"/>
+          </w:tcPr>
+          <w:p>
+            <w:r>
+              <w:rPr>
+                <w:sz w:val="20"/>
+              </w:rPr>
+              <w:t>Navegabilidade</w:t>
+            </w:r>
+          </w:p>
+        </w:tc>
+        <w:tc>
+          <w:tcPr>
+            <w:tcW w:type="dxa" w:w="6980"/>
+          </w:tcPr>
+          <w:p>
+            <w:r>
+              <w:rPr>
+                <w:sz w:val="20"/>
+              </w:rPr>
+              <w:t>Seta aberta na ponta da linha: indica quem conhece quem.</w:t>
             </w:r>
           </w:p>
         </w:tc>
@@ -4552,10 +7561,149 @@
       <w:tr>
         <w:tc>
           <w:tcPr>
-            <w:tcW w:type="dxa" w:w="4986"/>
-          </w:tcPr>
-          <w:p>
-            <w:r/>
+            <w:tcW w:type="dxa" w:w="2992"/>
+          </w:tcPr>
+          <w:p>
+            <w:r>
+              <w:rPr>
+                <w:sz w:val="20"/>
+              </w:rPr>
+              <w:t>Associação reflexiva</w:t>
+            </w:r>
+          </w:p>
+        </w:tc>
+        <w:tc>
+          <w:tcPr>
+            <w:tcW w:type="dxa" w:w="6980"/>
+          </w:tcPr>
+          <w:p>
+            <w:r>
+              <w:rPr>
+                <w:sz w:val="20"/>
+              </w:rPr>
+              <w:t>Relacionamento de uma classe com ela mesma (ex.: Funcionario supervisiona Funcionario).</w:t>
+            </w:r>
+          </w:p>
+        </w:tc>
+      </w:tr>
+      <w:tr>
+        <w:tc>
+          <w:tcPr>
+            <w:tcW w:type="dxa" w:w="2992"/>
+          </w:tcPr>
+          <w:p>
+            <w:r>
+              <w:rPr>
+                <w:sz w:val="20"/>
+              </w:rPr>
+              <w:t>Classe associativa</w:t>
+            </w:r>
+          </w:p>
+        </w:tc>
+        <w:tc>
+          <w:tcPr>
+            <w:tcW w:type="dxa" w:w="6980"/>
+          </w:tcPr>
+          <w:p>
+            <w:r>
+              <w:rPr>
+                <w:sz w:val="20"/>
+              </w:rPr>
+              <w:t>Classe que guarda os dados de uma relação, ligada à linha por uma linha tracejada (ex.: Matricula, ItemPedido).</w:t>
+            </w:r>
+          </w:p>
+        </w:tc>
+      </w:tr>
+      <w:tr>
+        <w:tc>
+          <w:tcPr>
+            <w:tcW w:type="dxa" w:w="2992"/>
+          </w:tcPr>
+          <w:p>
+            <w:r>
+              <w:rPr>
+                <w:sz w:val="20"/>
+              </w:rPr>
+              <w:t>Restrição { }</w:t>
+            </w:r>
+          </w:p>
+        </w:tc>
+        <w:tc>
+          <w:tcPr>
+            <w:tcW w:type="dxa" w:w="6980"/>
+          </w:tcPr>
+          <w:p>
+            <w:r>
+              <w:rPr>
+                <w:sz w:val="20"/>
+              </w:rPr>
+              <w:t>Condição que o modelo sempre deve respeitar (ex.: {ordered}, { valorTotal &gt;= 15,00 }).</w:t>
+            </w:r>
+          </w:p>
+        </w:tc>
+      </w:tr>
+      <w:tr>
+        <w:tc>
+          <w:tcPr>
+            <w:tcW w:type="dxa" w:w="2992"/>
+          </w:tcPr>
+          <w:p>
+            <w:r>
+              <w:rPr>
+                <w:sz w:val="20"/>
+              </w:rPr>
+              <w:t>Nota</w:t>
+            </w:r>
+          </w:p>
+        </w:tc>
+        <w:tc>
+          <w:tcPr>
+            <w:tcW w:type="dxa" w:w="6980"/>
+          </w:tcPr>
+          <w:p>
+            <w:r>
+              <w:rPr>
+                <w:sz w:val="20"/>
+              </w:rPr>
+              <w:t>Comentário em um retângulo com o canto dobrado, ligado por linha tracejada.</w:t>
+            </w:r>
+          </w:p>
+        </w:tc>
+      </w:tr>
+      <w:tr>
+        <w:tc>
+          <w:tcPr>
+            <w:tcW w:type="dxa" w:w="2992"/>
+          </w:tcPr>
+          <w:p>
+            <w:r>
+              <w:rPr>
+                <w:sz w:val="20"/>
+              </w:rPr>
+              <w:t>Chave estrangeira</w:t>
+            </w:r>
+          </w:p>
+        </w:tc>
+        <w:tc>
+          <w:tcPr>
+            <w:tcW w:type="dxa" w:w="6980"/>
+          </w:tcPr>
+          <w:p>
+            <w:r>
+              <w:rPr>
+                <w:sz w:val="20"/>
+              </w:rPr>
+              <w:t>Coluna de uma tabela que aponta para o registro de outra tabela; nasce do lado “muitos” de um 1:N.</w:t>
+            </w:r>
+          </w:p>
+        </w:tc>
+      </w:tr>
+      <w:tr>
+        <w:tc>
+          <w:tcPr>
+            <w:tcW w:type="dxa" w:w="2992"/>
+          </w:tcPr>
+          <w:p>
             <w:r>
               <w:rPr>
                 <w:sz w:val="20"/>
@@ -4566,10 +7714,9 @@
         </w:tc>
         <w:tc>
           <w:tcPr>
-            <w:tcW w:type="dxa" w:w="4986"/>
-          </w:tcPr>
-          <w:p>
-            <w:r/>
+            <w:tcW w:type="dxa" w:w="6980"/>
+          </w:tcPr>
+          <w:p>
             <w:r>
               <w:rPr>
                 <w:sz w:val="20"/>
@@ -4591,7 +7738,7 @@
     </w:p>
     <w:p>
       <w:r>
-        <w:t>1.  O que significa a notação “0..*” em um relacionamento?</w:t>
+        <w:t>1.  O que significa a notação “0..*” em um relacionamento? Qual a diferença para “1..*”?</w:t>
       </w:r>
     </w:p>
     <w:p>
@@ -4601,37 +7748,47 @@
     </w:p>
     <w:p>
       <w:r>
-        <w:t>3.  Qual a diferença entre “0..1” e “1..1”? Dê um exemplo do TechBurger.</w:t>
+        <w:t>3.  Por que “Pedido 1 —— 0..1 Pagamento” faz sentido, mas “Pedido 1 —— 1 Pagamento” não?</w:t>
       </w:r>
     </w:p>
     <w:p>
       <w:r>
-        <w:t>4.  Por que “Pedido 1 —— 0..1 Pagamento” faz sentido, mas “Pedido 1 —— 1 Pagamento” não?</w:t>
+        <w:t>4.  O que significa “0..3” em “Associado 1 —— 0..3 Emprestimo”? De onde vem esse limite?</w:t>
       </w:r>
     </w:p>
     <w:p>
       <w:r>
-        <w:t>5.  O que significa “0..3” em “Associado 1 —— 0..3 Emprestimo”? De onde vem esse limite?</w:t>
+        <w:t>5.  Como se classifica um relacionamento em 1:1, 1:N ou N:N? Os mínimos influenciam?</w:t>
       </w:r>
     </w:p>
     <w:p>
       <w:r>
-        <w:t>6.  Nos dois lados de “Cliente 1 —— * Pedido”, o que representa cada número?</w:t>
+        <w:t>6.  Quando é obrigatório escrever papéis nas pontas de uma associação?</w:t>
       </w:r>
     </w:p>
     <w:p>
       <w:r>
-        <w:t>7.  Dê um exemplo de “1..*” e explique por que o mínimo não pode ser zero nesse caso.</w:t>
+        <w:t>7.  O que a seta aberta indica? Como não confundi-la com a herança?</w:t>
       </w:r>
     </w:p>
     <w:p>
       <w:r>
-        <w:t>8.  Na Biblioteca, por que “Estante 0..1 —— 0..* Livro” é agregação, e o que a cardinalidade tem a ver com isso?</w:t>
+        <w:t>8.  Quando um relacionamento N:N precisa de uma classe associativa? Dê um exemplo do curso.</w:t>
       </w:r>
     </w:p>
     <w:p>
       <w:r>
-        <w:t>9.  Cite dois erros comuns ao definir cardinalidade.</w:t>
+        <w:t>9.  Por que a Regra 7 do TechBurger (mais de 10 itens exige o gerente) não vira cardinalidade?</w:t>
+      </w:r>
+    </w:p>
+    <w:p>
+      <w:r>
+        <w:t>10.  Como um relacionamento N:N aparece no banco de dados?</w:t>
+      </w:r>
+    </w:p>
+    <w:p>
+      <w:r>
+        <w:t>11.  Na Biblioteca, por que “Estante 0..1 —— 0..* Livro” é agregação, e o que a cardinalidade tem a ver com isso?</w:t>
       </w:r>
     </w:p>
     <w:p>
@@ -4654,22 +7811,22 @@
     </w:p>
     <w:p>
       <w:r>
-        <w:t>2.  O que significa “1..*”?</w:t>
+        <w:t>2.  Herança recebe cardinalidade? Por quê?</w:t>
       </w:r>
     </w:p>
     <w:p>
       <w:r>
-        <w:t>3.  Herança recebe cardinalidade? Por quê?</w:t>
+        <w:t>3.  Pessoa 1 —— 0..1 CNH é 1:1, 1:N ou N:N?</w:t>
       </w:r>
     </w:p>
     <w:p>
       <w:r>
-        <w:t>4.  Em “Reserva 0..* —— 1 Aula”, o que garante o lado da Aula ser “1”?</w:t>
+        <w:t>4.  Que classe do TechBurger é a classe associativa entre Pedido e Produto?</w:t>
       </w:r>
     </w:p>
     <w:p>
       <w:r>
-        <w:t>5.  Dê um exemplo de cardinalidade com faixa numérica concreta (ex.: 0..3) usado na aula de hoje.</w:t>
+        <w:t>5.  Dê um exemplo de associação reflexiva visto na aula de hoje.</w:t>
       </w:r>
     </w:p>
     <w:sectPr>
